--- a/output/content_prediction_report.docx
+++ b/output/content_prediction_report.docx
@@ -72,25 +72,6 @@
       </w:pPr>
       <w:r>
         <w:t>하드 필터(type×channel) 통과 후보: 13건</w:t>
-      </w:r>
-    </w:p>
-    <w:p>
-      <w:pPr>
-        <w:pStyle w:val="ListBullet"/>
-      </w:pPr>
-      <w:r>
-        <w:rPr>
-          <w:b/>
-        </w:rPr>
-        <w:t>예상 CTR 범위: 3.5% ~ 5.2%</w:t>
-      </w:r>
-    </w:p>
-    <w:p>
-      <w:pPr>
-        <w:pStyle w:val="ListBullet2"/>
-      </w:pPr>
-      <w:r>
-        <w:t>근거: 유사도 점수 상위 3건(C066, C002, C069)의 실제 CTR 최소~최대. 점수는 topic_category·has_emoji·posting_hour 일치 여부(0~7점)로 산출.</w:t>
       </w:r>
     </w:p>
     <w:p>
@@ -409,6 +390,25 @@
     </w:tbl>
     <w:p/>
     <w:p>
+      <w:pPr>
+        <w:pStyle w:val="ListBullet"/>
+      </w:pPr>
+      <w:r>
+        <w:rPr>
+          <w:b/>
+        </w:rPr>
+        <w:t>예상 CTR 범위: 3.5% ~ 5.2%</w:t>
+      </w:r>
+    </w:p>
+    <w:p>
+      <w:pPr>
+        <w:pStyle w:val="ListBullet2"/>
+      </w:pPr>
+      <w:r>
+        <w:t>근거: 위 유사도 점수 상위 3건(C066, C002, C069)의 실제 CTR 최소~최대. 점수는 topic_category·has_emoji·posting_hour 일치 여부(0~7점)로 산출.</w:t>
+      </w:r>
+    </w:p>
+    <w:p>
       <w:r>
         <w:rPr>
           <w:b/>
@@ -463,25 +463,6 @@
       </w:pPr>
       <w:r>
         <w:t>하드 필터(type×channel) 통과 후보: 22건</w:t>
-      </w:r>
-    </w:p>
-    <w:p>
-      <w:pPr>
-        <w:pStyle w:val="ListBullet"/>
-      </w:pPr>
-      <w:r>
-        <w:rPr>
-          <w:b/>
-        </w:rPr>
-        <w:t>예상 CTR 범위: 3.4% ~ 4.0%</w:t>
-      </w:r>
-    </w:p>
-    <w:p>
-      <w:pPr>
-        <w:pStyle w:val="ListBullet2"/>
-      </w:pPr>
-      <w:r>
-        <w:t>근거: 유사도 점수 상위 3건(C012, C044, C054)의 실제 CTR 최소~최대. 점수는 topic_category·has_emoji·posting_hour 일치 여부(0~7점)로 산출.</w:t>
       </w:r>
     </w:p>
     <w:p>
@@ -800,6 +781,25 @@
     </w:tbl>
     <w:p/>
     <w:p>
+      <w:pPr>
+        <w:pStyle w:val="ListBullet"/>
+      </w:pPr>
+      <w:r>
+        <w:rPr>
+          <w:b/>
+        </w:rPr>
+        <w:t>예상 CTR 범위: 3.4% ~ 4.0%</w:t>
+      </w:r>
+    </w:p>
+    <w:p>
+      <w:pPr>
+        <w:pStyle w:val="ListBullet2"/>
+      </w:pPr>
+      <w:r>
+        <w:t>근거: 위 유사도 점수 상위 3건(C012, C044, C054)의 실제 CTR 최소~최대. 점수는 topic_category·has_emoji·posting_hour 일치 여부(0~7점)로 산출.</w:t>
+      </w:r>
+    </w:p>
+    <w:p>
       <w:r>
         <w:rPr>
           <w:b/>
@@ -854,25 +854,6 @@
       </w:pPr>
       <w:r>
         <w:t>하드 필터(type×channel) 통과 후보: 17건</w:t>
-      </w:r>
-    </w:p>
-    <w:p>
-      <w:pPr>
-        <w:pStyle w:val="ListBullet"/>
-      </w:pPr>
-      <w:r>
-        <w:rPr>
-          <w:b/>
-        </w:rPr>
-        <w:t>예상 CTR 범위: 1.8% ~ 4.0%</w:t>
-      </w:r>
-    </w:p>
-    <w:p>
-      <w:pPr>
-        <w:pStyle w:val="ListBullet2"/>
-      </w:pPr>
-      <w:r>
-        <w:t>근거: 유사도 점수 상위 3건(C026, C063, C034)의 실제 CTR 최소~최대. 점수는 topic_category·has_emoji·posting_hour 일치 여부(0~7점)로 산출.</w:t>
       </w:r>
     </w:p>
     <w:p>
@@ -1191,6 +1172,25 @@
     </w:tbl>
     <w:p/>
     <w:p>
+      <w:pPr>
+        <w:pStyle w:val="ListBullet"/>
+      </w:pPr>
+      <w:r>
+        <w:rPr>
+          <w:b/>
+        </w:rPr>
+        <w:t>예상 CTR 범위: 1.8% ~ 4.0%</w:t>
+      </w:r>
+    </w:p>
+    <w:p>
+      <w:pPr>
+        <w:pStyle w:val="ListBullet2"/>
+      </w:pPr>
+      <w:r>
+        <w:t>근거: 위 유사도 점수 상위 3건(C026, C063, C034)의 실제 CTR 최소~최대. 점수는 topic_category·has_emoji·posting_hour 일치 여부(0~7점)로 산출.</w:t>
+      </w:r>
+    </w:p>
+    <w:p>
       <w:r>
         <w:rPr>
           <w:b/>
@@ -1245,25 +1245,6 @@
       </w:pPr>
       <w:r>
         <w:t>하드 필터(type×channel) 통과 후보: 6건</w:t>
-      </w:r>
-    </w:p>
-    <w:p>
-      <w:pPr>
-        <w:pStyle w:val="ListBullet"/>
-      </w:pPr>
-      <w:r>
-        <w:rPr>
-          <w:b/>
-        </w:rPr>
-        <w:t>예상 CTR 범위: 3.2% ~ 3.4%</w:t>
-      </w:r>
-    </w:p>
-    <w:p>
-      <w:pPr>
-        <w:pStyle w:val="ListBullet2"/>
-      </w:pPr>
-      <w:r>
-        <w:t>근거: 유사도 점수 상위 3건(C040, C065, C037)의 실제 CTR 최소~최대. 점수는 topic_category·has_emoji·posting_hour 일치 여부(0~7점)로 산출.</w:t>
       </w:r>
     </w:p>
     <w:p>
@@ -1582,6 +1563,25 @@
     </w:tbl>
     <w:p/>
     <w:p>
+      <w:pPr>
+        <w:pStyle w:val="ListBullet"/>
+      </w:pPr>
+      <w:r>
+        <w:rPr>
+          <w:b/>
+        </w:rPr>
+        <w:t>예상 CTR 범위: 3.2% ~ 3.4%</w:t>
+      </w:r>
+    </w:p>
+    <w:p>
+      <w:pPr>
+        <w:pStyle w:val="ListBullet2"/>
+      </w:pPr>
+      <w:r>
+        <w:t>근거: 위 유사도 점수 상위 3건(C040, C065, C037)의 실제 CTR 최소~최대. 점수는 topic_category·has_emoji·posting_hour 일치 여부(0~7점)로 산출.</w:t>
+      </w:r>
+    </w:p>
+    <w:p>
       <w:r>
         <w:rPr>
           <w:b/>
@@ -1636,25 +1636,6 @@
       </w:pPr>
       <w:r>
         <w:t>하드 필터(type×channel) 통과 후보: 8건</w:t>
-      </w:r>
-    </w:p>
-    <w:p>
-      <w:pPr>
-        <w:pStyle w:val="ListBullet"/>
-      </w:pPr>
-      <w:r>
-        <w:rPr>
-          <w:b/>
-        </w:rPr>
-        <w:t>예상 CTR 범위: 3.2% ~ 4.6%</w:t>
-      </w:r>
-    </w:p>
-    <w:p>
-      <w:pPr>
-        <w:pStyle w:val="ListBullet2"/>
-      </w:pPr>
-      <w:r>
-        <w:t>근거: 유사도 점수 상위 3건(C007, C021, C051)의 실제 CTR 최소~최대. 점수는 topic_category·has_emoji·posting_hour 일치 여부(0~7점)로 산출.</w:t>
       </w:r>
     </w:p>
     <w:p>
@@ -1972,6 +1953,37 @@
       </w:tr>
     </w:tbl>
     <w:p/>
+    <w:p>
+      <w:pPr>
+        <w:ind w:left="360"/>
+      </w:pPr>
+      <w:r>
+        <w:rPr>
+          <w:i/>
+          <w:color w:val="606060"/>
+        </w:rPr>
+        <w:t>⚠️ 벤치마크 신뢰도 낮음: 하드필터 통과 후보 8건 중 유사도 2점 이상인 후보가 1건뿐이라 TOP3 중 일부가 유사도가 매우 낮은 콘텐츠로 채워졌습니다. 이 신규 콘텐츠는 과거 데이터 내 뚜렷한 벤치마크가 부족한 케이스입니다. 아래 TOP3는 참고용이며, 신뢰도가 낮음을 고려해 발행 후 실제 성과를 반드시 모니터링해야 합니다.</w:t>
+      </w:r>
+    </w:p>
+    <w:p>
+      <w:pPr>
+        <w:pStyle w:val="ListBullet"/>
+      </w:pPr>
+      <w:r>
+        <w:rPr>
+          <w:b/>
+        </w:rPr>
+        <w:t>추정 CTR 범위(신뢰도 낮음): 3.2% ~ 4.6%</w:t>
+      </w:r>
+    </w:p>
+    <w:p>
+      <w:pPr>
+        <w:pStyle w:val="ListBullet2"/>
+      </w:pPr>
+      <w:r>
+        <w:t>근거: 위 유사도 점수 상위 3건(C007, C021, C051)의 실제 CTR 최소~최대이나, 이 중 유사도 2점 이상은 1건뿐이라 단순 참고 수치임.</w:t>
+      </w:r>
+    </w:p>
     <w:p>
       <w:r>
         <w:rPr>

--- a/output/content_prediction_report.docx
+++ b/output/content_prediction_report.docx
@@ -9,6 +9,37 @@
       <w:r>
         <w:t>콘텐츠 성과 예측 리포트</w:t>
       </w:r>
+    </w:p>
+    <w:p>
+      <w:pPr>
+        <w:pStyle w:val="Heading2"/>
+      </w:pPr>
+      <w:r>
+        <w:t>우리가 해결해야 하는 문제</w:t>
+      </w:r>
+    </w:p>
+    <w:p>
+      <w:r>
+        <w:t>마케터는 콘텐츠를 발행하기 전 "반응이 어떨까"를 감(感)으로 판단하고, 발행 후에야 성과를 확인합니다. 과거 데이터가 있어도 매번 수동으로 유사 콘텐츠를 찾아 비교하기는 번거롭습니다.</w:t>
+      </w:r>
+    </w:p>
+    <w:p>
+      <w:r>
+        <w:t>이 리포트는 신규 콘텐츠 1건마다 과거 69건 중 조건이 가장 비슷한 콘텐츠 TOP3를 자동으로 찾아, 그 실제 CTR로 발행 전 기대 범위를 제시합니다.</w:t>
+      </w:r>
+    </w:p>
+    <w:p>
+      <w:r>
+        <w:t>유사도는 type·channel을 반드시 일치시키는 하드필터를 먼저 적용하고, 그 안에서 topic_category(+4)·has_emoji(+2)·posting_hour(+1) 가중치로 점수를 매겨 판단합니다.</w:t>
+      </w:r>
+    </w:p>
+    <w:p>
+      <w:pPr>
+        <w:spacing w:before="80" w:after="80"/>
+        <w:pBdr>
+          <w:bottom w:val="single" w:sz="6" w:space="1" w:color="999999"/>
+        </w:pBdr>
+      </w:pPr>
     </w:p>
     <w:p>
       <w:pPr>
@@ -56,6 +87,39 @@
       </w:pPr>
       <w:r>
         <w:t>신규 콘텐츠 1: 주니어 마케터 6개월 성장기</w:t>
+      </w:r>
+    </w:p>
+    <w:p>
+      <w:r>
+        <w:rPr>
+          <w:b/>
+          <w:sz w:val="24"/>
+        </w:rPr>
+        <w:t>이 콘텐츠의 특이점</w:t>
+      </w:r>
+    </w:p>
+    <w:p>
+      <w:pPr>
+        <w:pStyle w:val="ListBullet"/>
+      </w:pPr>
+      <w:r>
+        <w:t>📌 상황: 현재 조합(숏폼×유튜브)이 학습 데이터 내 전체 유형×채널 조합 중 CTR 1위입니다.</w:t>
+      </w:r>
+    </w:p>
+    <w:p>
+      <w:pPr>
+        <w:pStyle w:val="ListBullet"/>
+      </w:pPr>
+      <w:r>
+        <w:t>🔍 근거: 숏폼×유튜브 평균 CTR 4.38%(n=13건)로 7개 조합 중 최고.</w:t>
+      </w:r>
+    </w:p>
+    <w:p>
+      <w:pPr>
+        <w:pStyle w:val="ListBullet"/>
+      </w:pPr>
+      <w:r>
+        <w:t>📊 결론: 개선 제안 1번을 '유지 권장'으로 명시하고, 2번은 세부 레버 중 실제 개선 여지가 있는 항목으로 보충했습니다.</w:t>
       </w:r>
     </w:p>
     <w:p>
@@ -450,6 +514,39 @@
       </w:r>
     </w:p>
     <w:p>
+      <w:r>
+        <w:rPr>
+          <w:b/>
+          <w:sz w:val="24"/>
+        </w:rPr>
+        <w:t>이 콘텐츠의 특이점</w:t>
+      </w:r>
+    </w:p>
+    <w:p>
+      <w:pPr>
+        <w:pStyle w:val="ListBullet"/>
+      </w:pPr>
+      <w:r>
+        <w:t>📌 상황: 하드필터 통과 후보 22건 중 완전일치(7/7) 4건, 유사도 2점 이상 20건으로 매칭 풀이 두텁습니다.</w:t>
+      </w:r>
+    </w:p>
+    <w:p>
+      <w:pPr>
+        <w:pStyle w:val="ListBullet"/>
+      </w:pPr>
+      <w:r>
+        <w:t>🔍 근거: topic_category·has_emoji·posting_hour 축에서 다수 후보가 실제로 일치합니다.</w:t>
+      </w:r>
+    </w:p>
+    <w:p>
+      <w:pPr>
+        <w:pStyle w:val="ListBullet"/>
+      </w:pPr>
+      <w:r>
+        <w:t>📊 결론: 별도 예외처리 없이 표준 로직(하드필터+가중치)만으로 안정적인 TOP3를 확보했습니다.</w:t>
+      </w:r>
+    </w:p>
+    <w:p>
       <w:pPr>
         <w:pStyle w:val="ListBullet"/>
       </w:pPr>
@@ -838,6 +935,39 @@
       </w:pPr>
       <w:r>
         <w:t>신규 콘텐츠 3: 2026 디지털 마케팅 트렌드 총정리와 실무 적용 전략 가이드</w:t>
+      </w:r>
+    </w:p>
+    <w:p>
+      <w:r>
+        <w:rPr>
+          <w:b/>
+          <w:sz w:val="24"/>
+        </w:rPr>
+        <w:t>이 콘텐츠의 특이점</w:t>
+      </w:r>
+    </w:p>
+    <w:p>
+      <w:pPr>
+        <w:pStyle w:val="ListBullet"/>
+      </w:pPr>
+      <w:r>
+        <w:t>📌 상황: 하드필터 통과 후보 17건 중 완전일치(7/7) 2건, 유사도 2점 이상 17건으로 매칭 풀이 두텁습니다.</w:t>
+      </w:r>
+    </w:p>
+    <w:p>
+      <w:pPr>
+        <w:pStyle w:val="ListBullet"/>
+      </w:pPr>
+      <w:r>
+        <w:t>🔍 근거: topic_category·has_emoji·posting_hour 축에서 다수 후보가 실제로 일치합니다.</w:t>
+      </w:r>
+    </w:p>
+    <w:p>
+      <w:pPr>
+        <w:pStyle w:val="ListBullet"/>
+      </w:pPr>
+      <w:r>
+        <w:t>📊 결론: 별도 예외처리 없이 표준 로직(하드필터+가중치)만으로 안정적인 TOP3를 확보했습니다.</w:t>
       </w:r>
     </w:p>
     <w:p>
@@ -1232,6 +1362,39 @@
       </w:r>
     </w:p>
     <w:p>
+      <w:r>
+        <w:rPr>
+          <w:b/>
+          <w:sz w:val="24"/>
+        </w:rPr>
+        <w:t>이 콘텐츠의 특이점</w:t>
+      </w:r>
+    </w:p>
+    <w:p>
+      <w:pPr>
+        <w:pStyle w:val="ListBullet"/>
+      </w:pPr>
+      <w:r>
+        <w:t>📌 상황: 하드필터 통과 후보 6건 중 완전일치(7/7) 2건, 유사도 2점 이상 6건으로 매칭 풀이 두텁습니다.</w:t>
+      </w:r>
+    </w:p>
+    <w:p>
+      <w:pPr>
+        <w:pStyle w:val="ListBullet"/>
+      </w:pPr>
+      <w:r>
+        <w:t>🔍 근거: topic_category·has_emoji·posting_hour 축에서 다수 후보가 실제로 일치합니다.</w:t>
+      </w:r>
+    </w:p>
+    <w:p>
+      <w:pPr>
+        <w:pStyle w:val="ListBullet"/>
+      </w:pPr>
+      <w:r>
+        <w:t>📊 결론: 별도 예외처리 없이 표준 로직(하드필터+가중치)만으로 안정적인 TOP3를 확보했습니다.</w:t>
+      </w:r>
+    </w:p>
+    <w:p>
       <w:pPr>
         <w:pStyle w:val="ListBullet"/>
       </w:pPr>
@@ -1620,6 +1783,39 @@
       </w:pPr>
       <w:r>
         <w:t>신규 콘텐츠 5: 점심에 보는 AI 트렌드 요약</w:t>
+      </w:r>
+    </w:p>
+    <w:p>
+      <w:r>
+        <w:rPr>
+          <w:b/>
+          <w:sz w:val="24"/>
+        </w:rPr>
+        <w:t>이 콘텐츠의 특이점</w:t>
+      </w:r>
+    </w:p>
+    <w:p>
+      <w:pPr>
+        <w:pStyle w:val="ListBullet"/>
+      </w:pPr>
+      <w:r>
+        <w:t>📌 상황: 하드필터 통과 후보 8건 중 유사도 2점 이상은 1건뿐 — TOP3 중 일부가 억지로 채운 약한 매칭입니다.</w:t>
+      </w:r>
+    </w:p>
+    <w:p>
+      <w:pPr>
+        <w:pStyle w:val="ListBullet"/>
+      </w:pPr>
+      <w:r>
+        <w:t>🔍 근거: 1위 후보(C007)조차 유사도 4/7에 그치고, 나머지는 topic_category·has_emoji·posting_hour 대부분이 불일치합니다.</w:t>
+      </w:r>
+    </w:p>
+    <w:p>
+      <w:pPr>
+        <w:pStyle w:val="ListBullet"/>
+      </w:pPr>
+      <w:r>
+        <w:t>📊 결론: 저신뢰로 자동 판정해 경고 문구와 '추정 CTR 범위(신뢰도 낮음)'를 표시했습니다.</w:t>
       </w:r>
     </w:p>
     <w:p>

--- a/output/content_prediction_report.docx
+++ b/output/content_prediction_report.docx
@@ -71,6 +71,61 @@
       </w:pPr>
       <w:r>
         <w:t>유사도 기준: type·channel 일치(하드 필터) → topic_category(+4)·has_emoji(+2)·posting_hour(+1) 가중 점수 → 동점 시 headline_length 차이 작은 순</w:t>
+      </w:r>
+    </w:p>
+    <w:p>
+      <w:pPr>
+        <w:pStyle w:val="Heading2"/>
+      </w:pPr>
+      <w:r>
+        <w:t>예상 CTR 범위 산출 방식</w:t>
+      </w:r>
+    </w:p>
+    <w:p>
+      <w:r>
+        <w:t>이 리포트는 ML 예측 모델이 아닙니다. 70건 규모 데이터로 정확한 숫자 하나를 예측하면 과적합 위험이 크므로, 유사 콘텐츠 TOP3의 실제 성과를 근거로 "기대 범위"를 제시하는 패턴 기반 진단 방식을 사용합니다.</w:t>
+      </w:r>
+    </w:p>
+    <w:p>
+      <w:pPr>
+        <w:pStyle w:val="ListBullet"/>
+      </w:pPr>
+      <w:r>
+        <w:t>1단계: 유사도 기준(하드필터+가중점수)으로 TOP3 선정</w:t>
+      </w:r>
+    </w:p>
+    <w:p>
+      <w:pPr>
+        <w:pStyle w:val="ListBullet"/>
+      </w:pPr>
+      <w:r>
+        <w:t>2단계: TOP3의 실제 CTR 값 확인</w:t>
+      </w:r>
+    </w:p>
+    <w:p>
+      <w:pPr>
+        <w:pStyle w:val="ListBullet"/>
+      </w:pPr>
+      <w:r>
+        <w:t>3단계: 최솟값~최댓값을 예상 CTR 범위로 제시</w:t>
+      </w:r>
+    </w:p>
+    <w:p>
+      <w:r>
+        <w:t>TOP3 중 유사도가 낮은 후보가 섞이면 범위가 넓어지고 신뢰도가 떨어집니다. 이 경우 "추정 CTR 범위(신뢰도 낮음)"로 별도 표기해 이 범위를 그대로 신뢰하지 말고 참고용으로만 활용하도록 안내합니다.</w:t>
+      </w:r>
+    </w:p>
+    <w:p>
+      <w:pPr>
+        <w:pStyle w:val="Heading2"/>
+      </w:pPr>
+      <w:r>
+        <w:t>개선 제안 산출 방식</w:t>
+      </w:r>
+    </w:p>
+    <w:p>
+      <w:r>
+        <w:t>개선 제안은 원칙적으로 "현재보다 더 나은 조합/요소가 있는지"를 과거 데이터에서 찾아 제시합니다. 다만 현재 조합이 이미 학습 데이터 내 최고 성과 조합인 경우(예: 신규 콘텐츠 1처럼 이미 1위 조합인 경우), "바꿀 대안이 없다"는 사실 자체를 유효한 데이터 기반 제안으로 간주해 "유지 권장"으로 명시합니다. 이 경우 1번 제안은 "유지 권장"으로, 2번 제안은 포맷·채널보다 더 세부적인 조정 가능 요소(발행 시간대, 이모지, 제목 길이 등 "세부 레버") 중 실제 개선 여지가 있는 항목을 찾아 보충합니다.</w:t>
       </w:r>
     </w:p>
     <w:p>
@@ -486,7 +541,7 @@
         <w:pStyle w:val="ListNumber"/>
       </w:pPr>
       <w:r>
-        <w:t>현재 조합(숏폼×유튜브)은 학습 데이터 내 최고 CTR 조합(4.38%, n=13건)입니다 — 포맷·채널 변경보다 현재 조합 유지를 권장합니다.</w:t>
+        <w:t>(현재 조합이 이미 최고 성과 조합이라 '유지 권장'으로 제시) 현재 조합(숏폼×유튜브)은 학습 데이터 내 최고 CTR 조합(4.38%, n=13건)입니다 — 포맷·채널 변경보다 현재 조합 유지를 권장합니다.</w:t>
       </w:r>
     </w:p>
     <w:p>

--- a/output/content_prediction_report.docx
+++ b/output/content_prediction_report.docx
@@ -30,7 +30,7 @@
     </w:p>
     <w:p>
       <w:r>
-        <w:t>유사도는 type·channel을 반드시 일치시키는 하드필터를 먼저 적용하고, 그 안에서 topic_category(+4)·has_emoji(+2)·posting_hour(+1) 가중치로 점수를 매겨 판단합니다.</w:t>
+        <w:t>유사도는 먼저 콘텐츠 유형(type)과 채널(channel)이 완전히 같은 콘텐츠만 후보로 골라낸 뒤, 그중에서 주제·이모지 유무·발행 시간이 얼마나 겹치는지로 순위를 매겨 판단합니다(자세한 가중치는 아래 '유사도 기준' 참고).</w:t>
       </w:r>
     </w:p>
     <w:p>
@@ -83,7 +83,7 @@
     </w:p>
     <w:p>
       <w:r>
-        <w:t>이 리포트는 ML 예측 모델이 아닙니다. 70건 규모 데이터로 정확한 숫자 하나를 예측하면 과적합 위험이 크므로, 유사 콘텐츠 TOP3의 실제 성과를 근거로 "기대 범위"를 제시하는 패턴 기반 진단 방식을 사용합니다.</w:t>
+        <w:t>이 리포트는 ML 예측 모델이 아닙니다. 70건 규모의 적은 데이터로 정확한 숫자 하나를 콕 집어 예측하면 오히려 믿기 어려우므로, 조건이 비슷한 과거 콘텐츠들의 실제 성과를 근거로 "이 정도 범위에서 나올 것이다"라고 제시하는 방식을 씁니다.</w:t>
       </w:r>
     </w:p>
     <w:p>
@@ -91,7 +91,7 @@
         <w:pStyle w:val="ListBullet"/>
       </w:pPr>
       <w:r>
-        <w:t>1단계: 유사도 기준(하드필터+가중점수)으로 TOP3 선정</w:t>
+        <w:t>1단계: 조건이 가장 비슷한 과거 콘텐츠 3개(TOP3)를 찾습니다</w:t>
       </w:r>
     </w:p>
     <w:p>
@@ -99,7 +99,7 @@
         <w:pStyle w:val="ListBullet"/>
       </w:pPr>
       <w:r>
-        <w:t>2단계: TOP3의 실제 CTR 값 확인</w:t>
+        <w:t>2단계: 그 3개의 실제 CTR을 확인합니다</w:t>
       </w:r>
     </w:p>
     <w:p>
@@ -107,12 +107,12 @@
         <w:pStyle w:val="ListBullet"/>
       </w:pPr>
       <w:r>
-        <w:t>3단계: 최솟값~최댓값을 예상 CTR 범위로 제시</w:t>
+        <w:t>3단계: 가장 낮은 값 ~ 가장 높은 값을 예상 범위로 제시합니다</w:t>
       </w:r>
     </w:p>
     <w:p>
       <w:r>
-        <w:t>TOP3 중 유사도가 낮은 후보가 섞이면 범위가 넓어지고 신뢰도가 떨어집니다. 이 경우 "추정 CTR 범위(신뢰도 낮음)"로 별도 표기해 이 범위를 그대로 신뢰하지 말고 참고용으로만 활용하도록 안내합니다.</w:t>
+        <w:t>TOP3에 조건이 별로 안 비슷한 콘텐츠가 섞여 들어가면 범위가 넓어지고 믿을 만함이 떨어집니다. 이런 경우에는 범위 이름 앞에 "신뢰도 낮음"이라는 표시를 따로 붙여서, 이 숫자를 그대로 믿기보다 참고만 하도록 안내합니다.</w:t>
       </w:r>
     </w:p>
     <w:p>
@@ -125,7 +125,7 @@
     </w:p>
     <w:p>
       <w:r>
-        <w:t>개선 제안은 원칙적으로 "현재보다 더 나은 조합/요소가 있는지"를 과거 데이터에서 찾아 제시합니다. 다만 현재 조합이 이미 학습 데이터 내 최고 성과 조합인 경우(예: 신규 콘텐츠 1처럼 이미 1위 조합인 경우), "바꿀 대안이 없다"는 사실 자체를 유효한 데이터 기반 제안으로 간주해 "유지 권장"으로 명시합니다. 이 경우 1번 제안은 "유지 권장"으로, 2번 제안은 포맷·채널보다 더 세부적인 조정 가능 요소(발행 시간대, 이모지, 제목 길이 등 "세부 레버") 중 실제 개선 여지가 있는 항목을 찾아 보충합니다.</w:t>
+        <w:t>개선 제안은 기본적으로 "지금보다 더 좋은 형식이나 시간대·이모지 조합이 있는지"를 과거 데이터에서 찾아 제시합니다. 다만 지금 형식·채널 조합이 이미 과거 데이터에서 가장 성과가 좋았던 조합이라면, 억지로 다른 대안을 만들지 않고 "지금 그대로 유지하는 게 좋다"는 것 자체를 하나의 제안으로 봅니다. 이런 경우에는 발행 시간, 이모지, 제목 길이처럼 더 세밀하게 조정할 수 있는 부분을 찾아 나머지 제안을 채웁니다.</w:t>
       </w:r>
     </w:p>
     <w:p>
@@ -158,7 +158,7 @@
         <w:pStyle w:val="ListBullet"/>
       </w:pPr>
       <w:r>
-        <w:t>📌 상황: 현재 조합(숏폼×유튜브)이 학습 데이터 내 전체 유형×채널 조합 중 CTR 1위입니다.</w:t>
+        <w:t>📌 상황: 이 콘텐츠는 숏폼×유튜브 형식인데, 이 조합이 과거 데이터 전체에서 CTR이 가장 높았던 조합이었습니다.</w:t>
       </w:r>
     </w:p>
     <w:p>
@@ -166,7 +166,7 @@
         <w:pStyle w:val="ListBullet"/>
       </w:pPr>
       <w:r>
-        <w:t>🔍 근거: 숏폼×유튜브 평균 CTR 4.38%(n=13건)로 7개 조합 중 최고.</w:t>
+        <w:t>🔍 근거: 숏폼×유튜브 콘텐츠(과거 13건)의 평균 CTR은 4.38%로, 다른 어떤 형식·채널 조합보다 높았습니다.</w:t>
       </w:r>
     </w:p>
     <w:p>
@@ -174,7 +174,7 @@
         <w:pStyle w:val="ListBullet"/>
       </w:pPr>
       <w:r>
-        <w:t>📊 결론: 개선 제안 1번을 '유지 권장'으로 명시하고, 2번은 세부 레버 중 실제 개선 여지가 있는 항목으로 보충했습니다.</w:t>
+        <w:t>📊 결론: 그래서 형식이나 채널을 바꾸라고 제안하기보다, 발행 시간처럼 더 세밀한 부분을 조정하는 쪽으로 방향을 잡았습니다.</w:t>
       </w:r>
     </w:p>
     <w:p>
@@ -524,7 +524,7 @@
         <w:pStyle w:val="ListBullet2"/>
       </w:pPr>
       <w:r>
-        <w:t>근거: 위 유사도 점수 상위 3건(C066, C002, C069)의 실제 CTR 최소~최대. 점수는 topic_category·has_emoji·posting_hour 일치 여부(0~7점)로 산출.</w:t>
+        <w:t>근거: 위 표에서 조건이 가장 비슷했던 콘텐츠 3개의 실제 CTR 중 가장 낮은 값과 높은 값입니다.</w:t>
       </w:r>
     </w:p>
     <w:p>
@@ -582,7 +582,7 @@
         <w:pStyle w:val="ListBullet"/>
       </w:pPr>
       <w:r>
-        <w:t>📌 상황: 하드필터 통과 후보 22건 중 완전일치(7/7) 4건, 유사도 2점 이상 20건으로 매칭 풀이 두텁습니다.</w:t>
+        <w:t>📌 상황: 이 콘텐츠와 형식(유형·채널)이 같은 과거 콘텐츠가 22건 있었는데, 그중 20건은 조건까지 비슷해서 비교할 근거가 충분했습니다.</w:t>
       </w:r>
     </w:p>
     <w:p>
@@ -590,7 +590,7 @@
         <w:pStyle w:val="ListBullet"/>
       </w:pPr>
       <w:r>
-        <w:t>🔍 근거: topic_category·has_emoji·posting_hour 축에서 다수 후보가 실제로 일치합니다.</w:t>
+        <w:t>🔍 근거: 그중 4건은 주제·이모지 유무·발행 시간까지 전부 똑같아서 거의 쌍둥이 콘텐츠라고 볼 수 있었습니다.</w:t>
       </w:r>
     </w:p>
     <w:p>
@@ -598,7 +598,7 @@
         <w:pStyle w:val="ListBullet"/>
       </w:pPr>
       <w:r>
-        <w:t>📊 결론: 별도 예외처리 없이 표준 로직(하드필터+가중치)만으로 안정적인 TOP3를 확보했습니다.</w:t>
+        <w:t>📊 결론: 그래서 별다른 예외 처리 없이 일반적인 방식 그대로 비교해도 믿을 만한 결과가 나왔습니다.</w:t>
       </w:r>
     </w:p>
     <w:p>
@@ -948,7 +948,7 @@
         <w:pStyle w:val="ListBullet2"/>
       </w:pPr>
       <w:r>
-        <w:t>근거: 위 유사도 점수 상위 3건(C012, C044, C054)의 실제 CTR 최소~최대. 점수는 topic_category·has_emoji·posting_hour 일치 여부(0~7점)로 산출.</w:t>
+        <w:t>근거: 위 표에서 조건이 가장 비슷했던 콘텐츠 3개의 실제 CTR 중 가장 낮은 값과 높은 값입니다.</w:t>
       </w:r>
     </w:p>
     <w:p>
@@ -1006,7 +1006,7 @@
         <w:pStyle w:val="ListBullet"/>
       </w:pPr>
       <w:r>
-        <w:t>📌 상황: 하드필터 통과 후보 17건 중 완전일치(7/7) 2건, 유사도 2점 이상 17건으로 매칭 풀이 두텁습니다.</w:t>
+        <w:t>📌 상황: 이 콘텐츠와 형식(유형·채널)이 같은 과거 콘텐츠가 17건 있었는데, 전부 조건까지 비슷해서 비교할 근거가 충분했습니다.</w:t>
       </w:r>
     </w:p>
     <w:p>
@@ -1014,7 +1014,7 @@
         <w:pStyle w:val="ListBullet"/>
       </w:pPr>
       <w:r>
-        <w:t>🔍 근거: topic_category·has_emoji·posting_hour 축에서 다수 후보가 실제로 일치합니다.</w:t>
+        <w:t>🔍 근거: 그중 2건은 주제·이모지 유무·발행 시간까지 전부 똑같아서 거의 쌍둥이 콘텐츠라고 볼 수 있었습니다.</w:t>
       </w:r>
     </w:p>
     <w:p>
@@ -1022,7 +1022,7 @@
         <w:pStyle w:val="ListBullet"/>
       </w:pPr>
       <w:r>
-        <w:t>📊 결론: 별도 예외처리 없이 표준 로직(하드필터+가중치)만으로 안정적인 TOP3를 확보했습니다.</w:t>
+        <w:t>📊 결론: 그래서 별다른 예외 처리 없이 일반적인 방식 그대로 비교해도 믿을 만한 결과가 나왔습니다.</w:t>
       </w:r>
     </w:p>
     <w:p>
@@ -1372,7 +1372,7 @@
         <w:pStyle w:val="ListBullet2"/>
       </w:pPr>
       <w:r>
-        <w:t>근거: 위 유사도 점수 상위 3건(C026, C063, C034)의 실제 CTR 최소~최대. 점수는 topic_category·has_emoji·posting_hour 일치 여부(0~7점)로 산출.</w:t>
+        <w:t>근거: 위 표에서 조건이 가장 비슷했던 콘텐츠 3개의 실제 CTR 중 가장 낮은 값과 높은 값입니다.</w:t>
       </w:r>
     </w:p>
     <w:p>
@@ -1430,7 +1430,7 @@
         <w:pStyle w:val="ListBullet"/>
       </w:pPr>
       <w:r>
-        <w:t>📌 상황: 하드필터 통과 후보 6건 중 완전일치(7/7) 2건, 유사도 2점 이상 6건으로 매칭 풀이 두텁습니다.</w:t>
+        <w:t>📌 상황: 이 콘텐츠와 형식(유형·채널)이 같은 과거 콘텐츠가 6건 있었는데, 전부 조건까지 비슷해서 비교할 근거가 충분했습니다.</w:t>
       </w:r>
     </w:p>
     <w:p>
@@ -1438,7 +1438,7 @@
         <w:pStyle w:val="ListBullet"/>
       </w:pPr>
       <w:r>
-        <w:t>🔍 근거: topic_category·has_emoji·posting_hour 축에서 다수 후보가 실제로 일치합니다.</w:t>
+        <w:t>🔍 근거: 그중 2건은 주제·이모지 유무·발행 시간까지 전부 똑같아서 거의 쌍둥이 콘텐츠라고 볼 수 있었습니다.</w:t>
       </w:r>
     </w:p>
     <w:p>
@@ -1446,7 +1446,7 @@
         <w:pStyle w:val="ListBullet"/>
       </w:pPr>
       <w:r>
-        <w:t>📊 결론: 별도 예외처리 없이 표준 로직(하드필터+가중치)만으로 안정적인 TOP3를 확보했습니다.</w:t>
+        <w:t>📊 결론: 그래서 별다른 예외 처리 없이 일반적인 방식 그대로 비교해도 믿을 만한 결과가 나왔습니다.</w:t>
       </w:r>
     </w:p>
     <w:p>
@@ -1796,7 +1796,7 @@
         <w:pStyle w:val="ListBullet2"/>
       </w:pPr>
       <w:r>
-        <w:t>근거: 위 유사도 점수 상위 3건(C040, C065, C037)의 실제 CTR 최소~최대. 점수는 topic_category·has_emoji·posting_hour 일치 여부(0~7점)로 산출.</w:t>
+        <w:t>근거: 위 표에서 조건이 가장 비슷했던 콘텐츠 3개의 실제 CTR 중 가장 낮은 값과 높은 값입니다.</w:t>
       </w:r>
     </w:p>
     <w:p>
@@ -1854,7 +1854,7 @@
         <w:pStyle w:val="ListBullet"/>
       </w:pPr>
       <w:r>
-        <w:t>📌 상황: 하드필터 통과 후보 8건 중 유사도 2점 이상은 1건뿐 — TOP3 중 일부가 억지로 채운 약한 매칭입니다.</w:t>
+        <w:t>📌 상황: 비슷한 형식의 과거 콘텐츠가 8건 있었지만, 그중 조건까지 진짜 비슷하다고 볼 수 있는 건 1건뿐이었습니다.</w:t>
       </w:r>
     </w:p>
     <w:p>
@@ -1862,7 +1862,7 @@
         <w:pStyle w:val="ListBullet"/>
       </w:pPr>
       <w:r>
-        <w:t>🔍 근거: 1위 후보(C007)조차 유사도 4/7에 그치고, 나머지는 topic_category·has_emoji·posting_hour 대부분이 불일치합니다.</w:t>
+        <w:t>🔍 근거: 제일 비슷했던 콘텐츠(C007)조차 주제만 같았고, 나머지 후보는 그마저도 맞지 않았습니다.</w:t>
       </w:r>
     </w:p>
     <w:p>
@@ -1870,7 +1870,7 @@
         <w:pStyle w:val="ListBullet"/>
       </w:pPr>
       <w:r>
-        <w:t>📊 결론: 저신뢰로 자동 판정해 경고 문구와 '추정 CTR 범위(신뢰도 낮음)'를 표시했습니다.</w:t>
+        <w:t>📊 결론: 그래서 아래 예상 범위는 참고용으로만 보고, 발행 후 실제 성과를 꼭 확인해야 합니다.</w:t>
       </w:r>
     </w:p>
     <w:p>
@@ -2213,7 +2213,7 @@
           <w:i/>
           <w:color w:val="606060"/>
         </w:rPr>
-        <w:t>⚠️ 벤치마크 신뢰도 낮음: 하드필터 통과 후보 8건 중 유사도 2점 이상인 후보가 1건뿐이라 TOP3 중 일부가 유사도가 매우 낮은 콘텐츠로 채워졌습니다. 이 신규 콘텐츠는 과거 데이터 내 뚜렷한 벤치마크가 부족한 케이스입니다. 아래 TOP3는 참고용이며, 신뢰도가 낮음을 고려해 발행 후 실제 성과를 반드시 모니터링해야 합니다.</w:t>
+        <w:t>⚠️ 벤치마크 신뢰도 낮음: 형식이 같은 과거 콘텐츠 8건 중에서 조건까지 진짜 비슷한 콘텐츠는 1건뿐이었습니다. 그래서 위 표에는 조건이 크게 다른 콘텐츠도 참고삼아 끼워 넣었습니다 — 이 신규 콘텐츠는 과거 데이터에서 뚜렷하게 비교할 대상을 찾기 어려운 경우입니다. 아래 범위는 참고용이며, 발행 후 실제 성과를 꼭 확인해보길 권합니다.</w:t>
       </w:r>
     </w:p>
     <w:p>
@@ -2232,7 +2232,7 @@
         <w:pStyle w:val="ListBullet2"/>
       </w:pPr>
       <w:r>
-        <w:t>근거: 위 유사도 점수 상위 3건(C007, C021, C051)의 실제 CTR 최소~최대이나, 이 중 유사도 2점 이상은 1건뿐이라 단순 참고 수치임.</w:t>
+        <w:t>근거: 위 표 3건의 실제 CTR 중 가장 낮은 값과 높은 값이지만, 이 중 조건까지 진짜 비슷한 콘텐츠는 1건뿐이라 참고용으로만 봐주세요.</w:t>
       </w:r>
     </w:p>
     <w:p>
@@ -2281,7 +2281,7 @@
         <w:pStyle w:val="ListBullet"/>
       </w:pPr>
       <w:r>
-        <w:t>저녁(18·20시) 발행과 이모지 사용은 채널 전반에서 CTR을 끌어올리는 방향으로 일관되게 나타남.</w:t>
+        <w:t>저녁(18~20시)에 발행하고 제목에 이모지를 넣으면, 채널과 상관없이 대체로 CTR이 더 높게 나타났습니다.</w:t>
       </w:r>
     </w:p>
     <w:p>
@@ -2289,7 +2289,7 @@
         <w:pStyle w:val="ListBullet"/>
       </w:pPr>
       <w:r>
-        <w:t>블로그는 제목이 30자를 넘어가는 순간 CTR이 큰 폭으로 하락하므로 검색 키워드 중심으로 축약이 필요.</w:t>
+        <w:t>블로그는 제목이 30자를 넘어가는 순간부터 CTR이 크게 떨어지므로, 검색 키워드 위주로 제목을 짧게 쓰는 게 좋습니다.</w:t>
       </w:r>
     </w:p>
     <w:p>
@@ -2297,7 +2297,7 @@
         <w:pStyle w:val="ListBullet"/>
       </w:pPr>
       <w:r>
-        <w:t>상세 수치 근거와 조건 완화 순서는 `decisions.md`에 기록되어 있음.</w:t>
+        <w:t>더 자세한 수치와 판단 기준은 `decisions.md`에 정리해두었습니다.</w:t>
       </w:r>
     </w:p>
     <w:sectPr>

--- a/output/content_prediction_report.docx
+++ b/output/content_prediction_report.docx
@@ -83,7 +83,7 @@
     </w:p>
     <w:p>
       <w:r>
-        <w:t>이 리포트는 ML 예측 모델이 아닙니다. 70건 규모의 적은 데이터로 정확한 숫자 하나를 콕 집어 예측하면 오히려 믿기 어려우므로, 조건이 비슷한 과거 콘텐츠들의 실제 성과를 근거로 "이 정도 범위에서 나올 것이다"라고 제시하는 방식을 씁니다.</w:t>
+        <w:t>이 리포트는 ML 예측 모델이 아닙니다. 69건 규모의 적은 데이터로 정확한 숫자 하나를 콕 집어 예측하면 오히려 믿기 어려우므로, 조건이 비슷한 과거 콘텐츠들의 실제 성과를 근거로 "이 정도 범위에서 나올 것이다"라고 제시하는 방식을 씁니다.</w:t>
       </w:r>
     </w:p>
     <w:p>
@@ -174,7 +174,7 @@
         <w:pStyle w:val="ListBullet"/>
       </w:pPr>
       <w:r>
-        <w:t>📊 결론: 그래서 형식이나 채널을 바꾸라고 제안하기보다, 발행 시간처럼 더 세밀한 부분을 조정하는 쪽으로 방향을 잡았습니다.</w:t>
+        <w:t>📊 결론: 그래서 형식이나 채널을 바꾸라고 제안하기보다, 조금 더 세밀한 부분을 조정하는 쪽으로 방향을 잡았습니다.</w:t>
       </w:r>
     </w:p>
     <w:p>
@@ -541,7 +541,7 @@
         <w:pStyle w:val="ListNumber"/>
       </w:pPr>
       <w:r>
-        <w:t>(현재 조합이 이미 최고 성과 조합이라 '유지 권장'으로 제시) 현재 조합(숏폼×유튜브)은 학습 데이터 내 최고 CTR 조합(4.38%, n=13건)입니다 — 포맷·채널 변경보다 현재 조합 유지를 권장합니다.</w:t>
+        <w:t>현재 조합(숏폼×유튜브)이 학습 데이터 내 최고 CTR 조합(4.38%, n=13건)이라, 포맷·채널을 바꾸기보다 지금 그대로 유지하는 것을 권장합니다.</w:t>
       </w:r>
     </w:p>
     <w:p>
@@ -582,7 +582,7 @@
         <w:pStyle w:val="ListBullet"/>
       </w:pPr>
       <w:r>
-        <w:t>📌 상황: 이 콘텐츠와 형식(유형·채널)이 같은 과거 콘텐츠가 22건 있었는데, 그중 20건은 조건까지 비슷해서 비교할 근거가 충분했습니다.</w:t>
+        <w:t>📌 상황: 이 콘텐츠와 형식(유형·채널)이 같은 과거 콘텐츠가 22건이나 있어, 비교할 대상이 풍부한 편이었습니다.</w:t>
       </w:r>
     </w:p>
     <w:p>
@@ -933,6 +933,11 @@
     </w:tbl>
     <w:p/>
     <w:p>
+      <w:r>
+        <w:t>참고로 위 콘텐츠들은 CTR이 3.4~4.0%로 서로 큰 차이가 없었지만, 인게이지먼트율은 5.5~6.5%로 콘텐츠마다 차이가 있었습니다 — 클릭은 비슷하게 됐어도 저장·공감으로 이어진 정도는 콘텐츠마다 달랐다는 뜻입니다.</w:t>
+      </w:r>
+    </w:p>
+    <w:p>
       <w:pPr>
         <w:pStyle w:val="ListBullet"/>
       </w:pPr>
@@ -1006,7 +1011,7 @@
         <w:pStyle w:val="ListBullet"/>
       </w:pPr>
       <w:r>
-        <w:t>📌 상황: 이 콘텐츠와 형식(유형·채널)이 같은 과거 콘텐츠가 17건 있었는데, 전부 조건까지 비슷해서 비교할 근거가 충분했습니다.</w:t>
+        <w:t>📌 상황: 이 콘텐츠는 블로그 제목이 34자로, 과거 데이터에서 CTR이 크게 떨어지기 시작하는 기준선(30자)을 이미 넘어선 상태입니다.</w:t>
       </w:r>
     </w:p>
     <w:p>
@@ -1014,7 +1019,7 @@
         <w:pStyle w:val="ListBullet"/>
       </w:pPr>
       <w:r>
-        <w:t>🔍 근거: 그중 2건은 주제·이모지 유무·발행 시간까지 전부 똑같아서 거의 쌍둥이 콘텐츠라고 볼 수 있었습니다.</w:t>
+        <w:t>🔍 근거: 그래도 형식(유형·채널)이 같은 과거 콘텐츠 17건 전부가 조건까지 비슷해 비교할 근거는 충분했습니다.</w:t>
       </w:r>
     </w:p>
     <w:p>
@@ -1022,7 +1027,7 @@
         <w:pStyle w:val="ListBullet"/>
       </w:pPr>
       <w:r>
-        <w:t>📊 결론: 그래서 별다른 예외 처리 없이 일반적인 방식 그대로 비교해도 믿을 만한 결과가 나왔습니다.</w:t>
+        <w:t>📊 결론: 그래서 비슷한 콘텐츠와 비교하는 것 자체는 안정적으로 됐지만, 제목 길이는 따로 짚어볼 필요가 있었습니다.</w:t>
       </w:r>
     </w:p>
     <w:p>
@@ -1430,7 +1435,7 @@
         <w:pStyle w:val="ListBullet"/>
       </w:pPr>
       <w:r>
-        <w:t>📌 상황: 이 콘텐츠와 형식(유형·채널)이 같은 과거 콘텐츠가 6건 있었는데, 전부 조건까지 비슷해서 비교할 근거가 충분했습니다.</w:t>
+        <w:t>📌 상황: 이 콘텐츠와 형식(유형·채널)이 같은 과거 콘텐츠는 6건으로, 다른 신규 콘텐츠들보다 비교 대상의 폭이 좁은 편이었습니다.</w:t>
       </w:r>
     </w:p>
     <w:p>
@@ -1438,7 +1443,7 @@
         <w:pStyle w:val="ListBullet"/>
       </w:pPr>
       <w:r>
-        <w:t>🔍 근거: 그중 2건은 주제·이모지 유무·발행 시간까지 전부 똑같아서 거의 쌍둥이 콘텐츠라고 볼 수 있었습니다.</w:t>
+        <w:t>🔍 근거: 그래도 6건 전부 조건까지 비슷했고, 그중 2건은 주제·이모지 유무·발행 시간까지 전부 같아 판단 근거로 삼기엔 충분했습니다.</w:t>
       </w:r>
     </w:p>
     <w:p>
@@ -1446,7 +1451,7 @@
         <w:pStyle w:val="ListBullet"/>
       </w:pPr>
       <w:r>
-        <w:t>📊 결론: 그래서 별다른 예외 처리 없이 일반적인 방식 그대로 비교해도 믿을 만한 결과가 나왔습니다.</w:t>
+        <w:t>📊 결론: 그래서 후보 수는 적었지만 품질이 좋아 다른 콘텐츠와 같은 방식으로 비교해도 무리가 없었습니다.</w:t>
       </w:r>
     </w:p>
     <w:p>
@@ -1780,6 +1785,11 @@
       </w:tr>
     </w:tbl>
     <w:p/>
+    <w:p>
+      <w:r>
+        <w:t>참고로 위 콘텐츠들은 CTR이 3.2~3.4%로 서로 큰 차이가 없었지만, 인게이지먼트율은 5.0~5.8%로 콘텐츠마다 차이가 있었습니다 — 클릭은 비슷하게 됐어도 저장·공감으로 이어진 정도는 콘텐츠마다 달랐다는 뜻입니다.</w:t>
+      </w:r>
+    </w:p>
     <w:p>
       <w:pPr>
         <w:pStyle w:val="ListBullet"/>

--- a/output/content_prediction_report.docx
+++ b/output/content_prediction_report.docx
@@ -25,12 +25,96 @@
     </w:p>
     <w:p>
       <w:r>
-        <w:t>이 리포트는 신규 콘텐츠 1건마다 과거 69건 중 조건이 가장 비슷한 콘텐츠 TOP3를 자동으로 찾아, 그 실제 CTR로 발행 전 기대 범위를 제시합니다.</w:t>
+        <w:t>이 리포트는 신규 콘텐츠 1건마다 과거 69건 중 조건이 가장 유사한 콘텐츠 TOP3를 자동으로 찾아, 그 실제 CTR을 근거로 발행 전 예상 범위를 제시합니다.</w:t>
       </w:r>
     </w:p>
     <w:p>
       <w:r>
-        <w:t>유사도는 먼저 콘텐츠 유형(type)과 채널(channel)이 완전히 같은 콘텐츠만 후보로 골라낸 뒤, 그중에서 주제·이모지 유무·발행 시간이 얼마나 겹치는지로 순위를 매겨 판단합니다(자세한 가중치는 아래 '유사도 기준' 참고).</w:t>
+        <w:t>유사도는 먼저 콘텐츠 유형(type)과 채널(channel)이 완전히 동일한 콘텐츠만 후보로 선별한 뒤, 그중 주제·이모지 유무·발행 시간이 일치하는 정도에 따라 순위를 매겨 판단합니다(자세한 가중치는 아래 '유사도 기준' 참고).</w:t>
+      </w:r>
+    </w:p>
+    <w:p>
+      <w:pPr>
+        <w:ind w:left="360"/>
+      </w:pPr>
+      <w:r>
+        <w:rPr>
+          <w:i/>
+          <w:color w:val="606060"/>
+        </w:rPr>
+        <w:t>📖 용어 설명</w:t>
+      </w:r>
+    </w:p>
+    <w:p>
+      <w:pPr>
+        <w:ind w:left="360"/>
+      </w:pPr>
+      <w:r>
+        <w:rPr>
+          <w:i/>
+          <w:color w:val="606060"/>
+        </w:rPr>
+        <w:t>- CTR(클릭률): 콘텐츠를 본 사람 중 실제로 클릭한 비율(%)</w:t>
+      </w:r>
+    </w:p>
+    <w:p>
+      <w:pPr>
+        <w:ind w:left="360"/>
+      </w:pPr>
+      <w:r>
+        <w:rPr>
+          <w:i/>
+          <w:color w:val="606060"/>
+        </w:rPr>
+        <w:t>- 인게이지먼트율: 좋아요·댓글·공유 등 반응한 비율(%)</w:t>
+      </w:r>
+    </w:p>
+    <w:p>
+      <w:pPr>
+        <w:ind w:left="360"/>
+      </w:pPr>
+      <w:r>
+        <w:rPr>
+          <w:i/>
+          <w:color w:val="606060"/>
+        </w:rPr>
+        <w:t>- %p(퍼센트포인트): "3%→5%"의 차이는 "2%p"로 표기합니다(2% 증가와는 다른 개념입니다)</w:t>
+      </w:r>
+    </w:p>
+    <w:p>
+      <w:pPr>
+        <w:ind w:left="360"/>
+      </w:pPr>
+      <w:r>
+        <w:rPr>
+          <w:i/>
+          <w:color w:val="606060"/>
+        </w:rPr>
+        <w:t>- content_id: 과거 성과 데이터의 콘텐츠 고유 번호(예: C066)</w:t>
+      </w:r>
+    </w:p>
+    <w:p>
+      <w:pPr>
+        <w:ind w:left="360"/>
+      </w:pPr>
+      <w:r>
+        <w:rPr>
+          <w:i/>
+          <w:color w:val="606060"/>
+        </w:rPr>
+        <w:t>- n: 표본 개수(콘텐츠 건수)</w:t>
+      </w:r>
+    </w:p>
+    <w:p>
+      <w:pPr>
+        <w:ind w:left="360"/>
+      </w:pPr>
+      <w:r>
+        <w:rPr>
+          <w:i/>
+          <w:color w:val="606060"/>
+        </w:rPr>
+        <w:t>- 하드필터/가중점수: 유사 콘텐츠를 찾는 기준(아래 '유사도 기준' 참고)</w:t>
       </w:r>
     </w:p>
     <w:p>
@@ -40,6 +124,11 @@
           <w:bottom w:val="single" w:sz="6" w:space="1" w:color="999999"/>
         </w:pBdr>
       </w:pPr>
+    </w:p>
+    <w:p>
+      <w:r>
+        <w:t>아래 신규 콘텐츠 5건은 마케팅팀이 발행을 검토 중인 콘텐츠 후보이며, 아직 발행 전이라 실제 성과 데이터가 없습니다. 이 리포트는 발행 전 이 5건 각각의 예상 반응을 진단합니다.</w:t>
+      </w:r>
     </w:p>
     <w:p>
       <w:pPr>
@@ -83,7 +172,7 @@
     </w:p>
     <w:p>
       <w:r>
-        <w:t>이 리포트는 ML 예측 모델이 아닙니다. 69건 규모의 적은 데이터로 정확한 숫자 하나를 콕 집어 예측하면 오히려 믿기 어려우므로, 조건이 비슷한 과거 콘텐츠들의 실제 성과를 근거로 "이 정도 범위에서 나올 것이다"라고 제시하는 방식을 씁니다.</w:t>
+        <w:t>이 리포트는 ML 예측 모델이 아닙니다. 69건 규모의 적은 데이터로 특정 수치를 정확히 예측하는 것은 신뢰도가 낮으므로, 조건이 유사한 과거 콘텐츠의 실제 성과를 근거로 예상 범위를 제시하는 방식을 사용합니다.</w:t>
       </w:r>
     </w:p>
     <w:p>
@@ -91,7 +180,7 @@
         <w:pStyle w:val="ListBullet"/>
       </w:pPr>
       <w:r>
-        <w:t>1단계: 조건이 가장 비슷한 과거 콘텐츠 3개(TOP3)를 찾습니다</w:t>
+        <w:t>1단계: 조건이 가장 유사한 과거 콘텐츠 3건(TOP3)을 찾습니다</w:t>
       </w:r>
     </w:p>
     <w:p>
@@ -99,7 +188,7 @@
         <w:pStyle w:val="ListBullet"/>
       </w:pPr>
       <w:r>
-        <w:t>2단계: 그 3개의 실제 CTR을 확인합니다</w:t>
+        <w:t>2단계: 해당 3건의 실제 CTR을 확인합니다</w:t>
       </w:r>
     </w:p>
     <w:p>
@@ -107,12 +196,12 @@
         <w:pStyle w:val="ListBullet"/>
       </w:pPr>
       <w:r>
-        <w:t>3단계: 가장 낮은 값 ~ 가장 높은 값을 예상 범위로 제시합니다</w:t>
+        <w:t>3단계: 최솟값~최댓값을 예상 범위로 제시합니다</w:t>
       </w:r>
     </w:p>
     <w:p>
       <w:r>
-        <w:t>TOP3에 조건이 별로 안 비슷한 콘텐츠가 섞여 들어가면 범위가 넓어지고 믿을 만함이 떨어집니다. 이런 경우에는 범위 이름 앞에 "신뢰도 낮음"이라는 표시를 따로 붙여서, 이 숫자를 그대로 믿기보다 참고만 하도록 안내합니다.</w:t>
+        <w:t>TOP3에 유사도가 낮은 콘텐츠가 포함되면 CTR 범위가 넓어지며 신뢰도가 낮아집니다. 이 경우 범위 앞에 "신뢰도 낮음"을 표기해 해당 수치를 참고용으로만 활용하도록 안내합니다.</w:t>
       </w:r>
     </w:p>
     <w:p>
@@ -125,9 +214,327 @@
     </w:p>
     <w:p>
       <w:r>
-        <w:t>개선 제안은 기본적으로 "지금보다 더 좋은 형식이나 시간대·이모지 조합이 있는지"를 과거 데이터에서 찾아 제시합니다. 다만 지금 형식·채널 조합이 이미 과거 데이터에서 가장 성과가 좋았던 조합이라면, 억지로 다른 대안을 만들지 않고 "지금 그대로 유지하는 게 좋다"는 것 자체를 하나의 제안으로 봅니다. 이런 경우에는 발행 시간, 이모지, 제목 길이처럼 더 세밀하게 조정할 수 있는 부분을 찾아 나머지 제안을 채웁니다.</w:t>
+        <w:t>개선 제안은 기본적으로 "현재보다 더 나은 형식이나 시간대·이모지 조합이 있는지"를 과거 데이터에서 찾아 제시합니다. 다만 현재 형식·채널 조합이 이미 과거 데이터에서 가장 성과가 좋았던 조합이라면, 인위적으로 다른 대안을 제시하기보다 "현재 조합을 유지하는 것이 유리하다"는 판단 자체를 하나의 제안으로 간주합니다. 이 경우 발행 시간, 이모지, 제목 길이 등 형식보다 세부적인 조정 요소 중 실제 개선 여지가 있는 항목을 찾아 나머지 제안으로 제시합니다.</w:t>
       </w:r>
     </w:p>
+    <w:p>
+      <w:pPr>
+        <w:spacing w:before="80" w:after="80"/>
+        <w:pBdr>
+          <w:bottom w:val="single" w:sz="6" w:space="1" w:color="999999"/>
+        </w:pBdr>
+      </w:pPr>
+    </w:p>
+    <w:p>
+      <w:pPr>
+        <w:pStyle w:val="Heading2"/>
+      </w:pPr>
+      <w:r>
+        <w:t>신규 콘텐츠 요약</w:t>
+      </w:r>
+    </w:p>
+    <w:tbl>
+      <w:tblPr>
+        <w:tblStyle w:val="LightGrid-Accent1"/>
+        <w:tblW w:type="auto" w:w="0"/>
+        <w:tblLook w:firstColumn="1" w:firstRow="1" w:lastColumn="0" w:lastRow="0" w:noHBand="0" w:noVBand="1" w:val="04A0"/>
+      </w:tblPr>
+      <w:tblGrid>
+        <w:gridCol w:w="2160"/>
+        <w:gridCol w:w="2160"/>
+        <w:gridCol w:w="2160"/>
+        <w:gridCol w:w="2160"/>
+      </w:tblGrid>
+      <w:tr>
+        <w:tc>
+          <w:tcPr>
+            <w:tcW w:type="dxa" w:w="2160"/>
+          </w:tcPr>
+          <w:p>
+            <w:r/>
+            <w:r>
+              <w:rPr>
+                <w:b/>
+              </w:rPr>
+              <w:t>신규 콘텐츠</w:t>
+            </w:r>
+          </w:p>
+        </w:tc>
+        <w:tc>
+          <w:tcPr>
+            <w:tcW w:type="dxa" w:w="2160"/>
+          </w:tcPr>
+          <w:p>
+            <w:r/>
+            <w:r>
+              <w:rPr>
+                <w:b/>
+              </w:rPr>
+              <w:t>조건</w:t>
+            </w:r>
+          </w:p>
+        </w:tc>
+        <w:tc>
+          <w:tcPr>
+            <w:tcW w:type="dxa" w:w="2160"/>
+          </w:tcPr>
+          <w:p>
+            <w:r/>
+            <w:r>
+              <w:rPr>
+                <w:b/>
+              </w:rPr>
+              <w:t>예상 CTR</w:t>
+            </w:r>
+          </w:p>
+        </w:tc>
+        <w:tc>
+          <w:tcPr>
+            <w:tcW w:type="dxa" w:w="2160"/>
+          </w:tcPr>
+          <w:p>
+            <w:r/>
+            <w:r>
+              <w:rPr>
+                <w:b/>
+              </w:rPr>
+              <w:t>핵심 판단</w:t>
+            </w:r>
+          </w:p>
+        </w:tc>
+      </w:tr>
+      <w:tr>
+        <w:tc>
+          <w:tcPr>
+            <w:tcW w:type="dxa" w:w="2160"/>
+          </w:tcPr>
+          <w:p>
+            <w:r/>
+            <w:r>
+              <w:t>1. 주니어 마케터 6개월 성장기</w:t>
+            </w:r>
+          </w:p>
+        </w:tc>
+        <w:tc>
+          <w:tcPr>
+            <w:tcW w:type="dxa" w:w="2160"/>
+          </w:tcPr>
+          <w:p>
+            <w:r/>
+            <w:r>
+              <w:t>숏폼·유튜브·20시</w:t>
+            </w:r>
+          </w:p>
+        </w:tc>
+        <w:tc>
+          <w:tcPr>
+            <w:tcW w:type="dxa" w:w="2160"/>
+          </w:tcPr>
+          <w:p>
+            <w:r/>
+            <w:r>
+              <w:t>3.5~5.2%</w:t>
+            </w:r>
+          </w:p>
+        </w:tc>
+        <w:tc>
+          <w:tcPr>
+            <w:tcW w:type="dxa" w:w="2160"/>
+          </w:tcPr>
+          <w:p>
+            <w:r/>
+            <w:r>
+              <w:t>이미 최적 조합, 유지 권장</w:t>
+            </w:r>
+          </w:p>
+        </w:tc>
+      </w:tr>
+      <w:tr>
+        <w:tc>
+          <w:tcPr>
+            <w:tcW w:type="dxa" w:w="2160"/>
+          </w:tcPr>
+          <w:p>
+            <w:r/>
+            <w:r>
+              <w:t>2. 노션으로 끝내는 일주일 업무 정리</w:t>
+            </w:r>
+          </w:p>
+        </w:tc>
+        <w:tc>
+          <w:tcPr>
+            <w:tcW w:type="dxa" w:w="2160"/>
+          </w:tcPr>
+          <w:p>
+            <w:r/>
+            <w:r>
+              <w:t>카드뉴스·인스타그램·18시</w:t>
+            </w:r>
+          </w:p>
+        </w:tc>
+        <w:tc>
+          <w:tcPr>
+            <w:tcW w:type="dxa" w:w="2160"/>
+          </w:tcPr>
+          <w:p>
+            <w:r/>
+            <w:r>
+              <w:t>3.4~4.0%</w:t>
+            </w:r>
+          </w:p>
+        </w:tc>
+        <w:tc>
+          <w:tcPr>
+            <w:tcW w:type="dxa" w:w="2160"/>
+          </w:tcPr>
+          <w:p>
+            <w:r/>
+            <w:r>
+              <w:t>발행 시간 조정 시 개선 여지</w:t>
+            </w:r>
+          </w:p>
+        </w:tc>
+      </w:tr>
+      <w:tr>
+        <w:tc>
+          <w:tcPr>
+            <w:tcW w:type="dxa" w:w="2160"/>
+          </w:tcPr>
+          <w:p>
+            <w:r/>
+            <w:r>
+              <w:t>3. 2026 디지털 마케팅 트렌드 총정리와 실무 적용 전략 가이드</w:t>
+            </w:r>
+          </w:p>
+        </w:tc>
+        <w:tc>
+          <w:tcPr>
+            <w:tcW w:type="dxa" w:w="2160"/>
+          </w:tcPr>
+          <w:p>
+            <w:r/>
+            <w:r>
+              <w:t>블로그·블로그·8시</w:t>
+            </w:r>
+          </w:p>
+        </w:tc>
+        <w:tc>
+          <w:tcPr>
+            <w:tcW w:type="dxa" w:w="2160"/>
+          </w:tcPr>
+          <w:p>
+            <w:r/>
+            <w:r>
+              <w:t>1.8~4.0%</w:t>
+            </w:r>
+          </w:p>
+        </w:tc>
+        <w:tc>
+          <w:tcPr>
+            <w:tcW w:type="dxa" w:w="2160"/>
+          </w:tcPr>
+          <w:p>
+            <w:r/>
+            <w:r>
+              <w:t>제목 축약 시 큰 개선 여지</w:t>
+            </w:r>
+          </w:p>
+        </w:tc>
+      </w:tr>
+      <w:tr>
+        <w:tc>
+          <w:tcPr>
+            <w:tcW w:type="dxa" w:w="2160"/>
+          </w:tcPr>
+          <w:p>
+            <w:r/>
+            <w:r>
+              <w:t>4. 수강생 취업 성과 한눈에 보기</w:t>
+            </w:r>
+          </w:p>
+        </w:tc>
+        <w:tc>
+          <w:tcPr>
+            <w:tcW w:type="dxa" w:w="2160"/>
+          </w:tcPr>
+          <w:p>
+            <w:r/>
+            <w:r>
+              <w:t>인포그래픽·인스타그램·18시</w:t>
+            </w:r>
+          </w:p>
+        </w:tc>
+        <w:tc>
+          <w:tcPr>
+            <w:tcW w:type="dxa" w:w="2160"/>
+          </w:tcPr>
+          <w:p>
+            <w:r/>
+            <w:r>
+              <w:t>3.2~3.4%</w:t>
+            </w:r>
+          </w:p>
+        </w:tc>
+        <w:tc>
+          <w:tcPr>
+            <w:tcW w:type="dxa" w:w="2160"/>
+          </w:tcPr>
+          <w:p>
+            <w:r/>
+            <w:r>
+              <w:t>발행 시간 조정 시 개선 여지</w:t>
+            </w:r>
+          </w:p>
+        </w:tc>
+      </w:tr>
+      <w:tr>
+        <w:tc>
+          <w:tcPr>
+            <w:tcW w:type="dxa" w:w="2160"/>
+          </w:tcPr>
+          <w:p>
+            <w:r/>
+            <w:r>
+              <w:t>5. 점심에 보는 AI 트렌드 요약</w:t>
+            </w:r>
+          </w:p>
+        </w:tc>
+        <w:tc>
+          <w:tcPr>
+            <w:tcW w:type="dxa" w:w="2160"/>
+          </w:tcPr>
+          <w:p>
+            <w:r/>
+            <w:r>
+              <w:t>숏폼·인스타그램·12시</w:t>
+            </w:r>
+          </w:p>
+        </w:tc>
+        <w:tc>
+          <w:tcPr>
+            <w:tcW w:type="dxa" w:w="2160"/>
+          </w:tcPr>
+          <w:p>
+            <w:r/>
+            <w:r>
+              <w:t>3.2~4.6%(저신뢰)</w:t>
+            </w:r>
+          </w:p>
+        </w:tc>
+        <w:tc>
+          <w:tcPr>
+            <w:tcW w:type="dxa" w:w="2160"/>
+          </w:tcPr>
+          <w:p>
+            <w:r/>
+            <w:r>
+              <w:t>벤치마크 부족, 모니터링 필요</w:t>
+            </w:r>
+          </w:p>
+        </w:tc>
+      </w:tr>
+    </w:tbl>
+    <w:p/>
     <w:p>
       <w:pPr>
         <w:spacing w:before="80" w:after="80"/>
@@ -158,7 +565,7 @@
         <w:pStyle w:val="ListBullet"/>
       </w:pPr>
       <w:r>
-        <w:t>📌 상황: 이 콘텐츠는 숏폼×유튜브 형식인데, 이 조합이 과거 데이터 전체에서 CTR이 가장 높았던 조합이었습니다.</w:t>
+        <w:t>📌 상황: 이 콘텐츠는 숏폼×유튜브 형식이며, 이 조합은 과거 데이터 전체에서 CTR이 가장 높았던 조합입니다.</w:t>
       </w:r>
     </w:p>
     <w:p>
@@ -166,7 +573,7 @@
         <w:pStyle w:val="ListBullet"/>
       </w:pPr>
       <w:r>
-        <w:t>🔍 근거: 숏폼×유튜브 콘텐츠(과거 13건)의 평균 CTR은 4.38%로, 다른 어떤 형식·채널 조합보다 높았습니다.</w:t>
+        <w:t>🔍 근거: 숏폼×유튜브 콘텐츠(n=13건)의 평균 CTR은 4.38%로, 다른 모든 형식·채널 조합보다 높았습니다.</w:t>
       </w:r>
     </w:p>
     <w:p>
@@ -174,7 +581,7 @@
         <w:pStyle w:val="ListBullet"/>
       </w:pPr>
       <w:r>
-        <w:t>📊 결론: 그래서 형식이나 채널을 바꾸라고 제안하기보다, 조금 더 세밀한 부분을 조정하는 쪽으로 방향을 잡았습니다.</w:t>
+        <w:t>📊 결론: 따라서 형식이나 채널 변경을 제안하기보다, 세부적인 조정에 초점을 맞췄습니다.</w:t>
       </w:r>
     </w:p>
     <w:p>
@@ -509,6 +916,11 @@
     </w:tbl>
     <w:p/>
     <w:p>
+      <w:r>
+        <w:t>유사도 점수는 7점 만점(주제 일치 4점 + 이모지 일치 2점 + 시간대 일치 1점)입니다.</w:t>
+      </w:r>
+    </w:p>
+    <w:p>
       <w:pPr>
         <w:pStyle w:val="ListBullet"/>
       </w:pPr>
@@ -524,7 +936,7 @@
         <w:pStyle w:val="ListBullet2"/>
       </w:pPr>
       <w:r>
-        <w:t>근거: 위 표에서 조건이 가장 비슷했던 콘텐츠 3개의 실제 CTR 중 가장 낮은 값과 높은 값입니다.</w:t>
+        <w:t>근거: 위 표에서 조건이 가장 유사했던 콘텐츠 3건의 실제 CTR 중 최솟값과 최댓값입니다.</w:t>
       </w:r>
     </w:p>
     <w:p>
@@ -541,7 +953,7 @@
         <w:pStyle w:val="ListNumber"/>
       </w:pPr>
       <w:r>
-        <w:t>현재 조합(숏폼×유튜브)이 학습 데이터 내 최고 CTR 조합(4.38%, n=13건)이라, 포맷·채널을 바꾸기보다 지금 그대로 유지하는 것을 권장합니다.</w:t>
+        <w:t>현재 조합(숏폼×유튜브)이 학습 데이터 내 최고 CTR 조합(4.38%, n=13건)이므로, 포맷·채널을 변경하기보다 현재 조합을 유지하는 것을 권장합니다.</w:t>
       </w:r>
     </w:p>
     <w:p>
@@ -549,7 +961,7 @@
         <w:pStyle w:val="ListNumber"/>
       </w:pPr>
       <w:r>
-        <w:t>발행 시간을 18시로 변경 시: 같은 채널(유튜브) 18시 평균 CTR 4.90% (현재 20시 평균 4.63%) → +0.27%p</w:t>
+        <w:t>발행 시간을 18시로 변경할 경우, 동일 채널(유튜브)의 18시 평균 CTR은 4.90%(n=3건)로, 현재 20시 평균 CTR 4.63%(n=7건)보다 +0.27%p 높습니다.</w:t>
       </w:r>
     </w:p>
     <w:p>
@@ -582,7 +994,7 @@
         <w:pStyle w:val="ListBullet"/>
       </w:pPr>
       <w:r>
-        <w:t>📌 상황: 이 콘텐츠와 형식(유형·채널)이 같은 과거 콘텐츠가 22건이나 있어, 비교할 대상이 풍부한 편이었습니다.</w:t>
+        <w:t>📌 상황: 이 콘텐츠와 형식(유형·채널)이 동일한 과거 콘텐츠가 22건 있어, 비교 대상이 풍부한 편이었습니다.</w:t>
       </w:r>
     </w:p>
     <w:p>
@@ -590,7 +1002,7 @@
         <w:pStyle w:val="ListBullet"/>
       </w:pPr>
       <w:r>
-        <w:t>🔍 근거: 그중 4건은 주제·이모지 유무·발행 시간까지 전부 똑같아서 거의 쌍둥이 콘텐츠라고 볼 수 있었습니다.</w:t>
+        <w:t>🔍 근거: 그중 4건은 주제·이모지 유무·발행 시간까지 모든 조건이 일치해 유사도가 매우 높았습니다.</w:t>
       </w:r>
     </w:p>
     <w:p>
@@ -598,7 +1010,7 @@
         <w:pStyle w:val="ListBullet"/>
       </w:pPr>
       <w:r>
-        <w:t>📊 결론: 그래서 별다른 예외 처리 없이 일반적인 방식 그대로 비교해도 믿을 만한 결과가 나왔습니다.</w:t>
+        <w:t>📊 결론: 따라서 별도의 예외 처리 없이 표준 방식으로 비교해도 신뢰할 수 있는 결과를 얻었습니다.</w:t>
       </w:r>
     </w:p>
     <w:p>
@@ -934,7 +1346,12 @@
     <w:p/>
     <w:p>
       <w:r>
-        <w:t>참고로 위 콘텐츠들은 CTR이 3.4~4.0%로 서로 큰 차이가 없었지만, 인게이지먼트율은 5.5~6.5%로 콘텐츠마다 차이가 있었습니다 — 클릭은 비슷하게 됐어도 저장·공감으로 이어진 정도는 콘텐츠마다 달랐다는 뜻입니다.</w:t>
+        <w:t>유사도 점수는 7점 만점(주제 일치 4점 + 이모지 일치 2점 + 시간대 일치 1점)입니다.</w:t>
+      </w:r>
+    </w:p>
+    <w:p>
+      <w:r>
+        <w:t>위 콘텐츠들은 CTR이 3.4~4.0%로 큰 차이가 없었으나, 인게이지먼트율은 5.5~6.5%로 콘텐츠별 편차가 있었습니다. 이는 클릭률은 유사했지만 저장·공감 등 반응으로 이어진 정도는 콘텐츠마다 달랐음을 의미합니다.</w:t>
       </w:r>
     </w:p>
     <w:p>
@@ -953,7 +1370,7 @@
         <w:pStyle w:val="ListBullet2"/>
       </w:pPr>
       <w:r>
-        <w:t>근거: 위 표에서 조건이 가장 비슷했던 콘텐츠 3개의 실제 CTR 중 가장 낮은 값과 높은 값입니다.</w:t>
+        <w:t>근거: 위 표에서 조건이 가장 유사했던 콘텐츠 3건의 실제 CTR 중 최솟값과 최댓값입니다.</w:t>
       </w:r>
     </w:p>
     <w:p>
@@ -970,7 +1387,7 @@
         <w:pStyle w:val="ListNumber"/>
       </w:pPr>
       <w:r>
-        <w:t>발행 시간을 20시로 변경 시: 같은 채널(인스타그램) 20시 평균 CTR 4.19% (현재 18시 평균 3.71%) → +0.48%p</w:t>
+        <w:t>발행 시간을 20시로 변경할 경우, 동일 채널(인스타그램)의 20시 평균 CTR은 4.19%(n=11건)로, 현재 18시 평균 CTR 3.71%(n=16건)보다 +0.48%p 높습니다.</w:t>
       </w:r>
     </w:p>
     <w:p>
@@ -978,7 +1395,7 @@
         <w:pStyle w:val="ListNumber"/>
       </w:pPr>
       <w:r>
-        <w:t>참고: 숏폼×유튜브 조합 평균 CTR 4.38%로 현재 조합(3.73%)보다 높음 — 포맷·채널 전환 시 고려</w:t>
+        <w:t>참고로 숏폼×유튜브 조합의 평균 CTR은 4.38%(n=13건)로, 현재 조합의 평균 CTR 3.73%(n=22건)보다 높습니다 — 포맷·채널 전환을 검토할 수 있습니다.</w:t>
       </w:r>
     </w:p>
     <w:p>
@@ -1011,7 +1428,7 @@
         <w:pStyle w:val="ListBullet"/>
       </w:pPr>
       <w:r>
-        <w:t>📌 상황: 이 콘텐츠는 블로그 제목이 34자로, 과거 데이터에서 CTR이 크게 떨어지기 시작하는 기준선(30자)을 이미 넘어선 상태입니다.</w:t>
+        <w:t>📌 상황: 이 콘텐츠는 블로그 제목이 34자로, 과거 데이터에서 CTR이 하락하기 시작하는 기준선(30자)을 이미 초과한 상태입니다.</w:t>
       </w:r>
     </w:p>
     <w:p>
@@ -1019,7 +1436,7 @@
         <w:pStyle w:val="ListBullet"/>
       </w:pPr>
       <w:r>
-        <w:t>🔍 근거: 그래도 형식(유형·채널)이 같은 과거 콘텐츠 17건 전부가 조건까지 비슷해 비교할 근거는 충분했습니다.</w:t>
+        <w:t>🔍 근거: 다만 형식(유형·채널)이 동일한 과거 콘텐츠 17건 모두 조건이 유사해 비교 근거는 충분했습니다.</w:t>
       </w:r>
     </w:p>
     <w:p>
@@ -1027,7 +1444,7 @@
         <w:pStyle w:val="ListBullet"/>
       </w:pPr>
       <w:r>
-        <w:t>📊 결론: 그래서 비슷한 콘텐츠와 비교하는 것 자체는 안정적으로 됐지만, 제목 길이는 따로 짚어볼 필요가 있었습니다.</w:t>
+        <w:t>📊 결론: 따라서 유사 콘텐츠와의 비교 자체는 안정적으로 이루어졌으나, 제목 길이는 별도로 점검할 필요가 있었습니다.</w:t>
       </w:r>
     </w:p>
     <w:p>
@@ -1362,6 +1779,11 @@
     </w:tbl>
     <w:p/>
     <w:p>
+      <w:r>
+        <w:t>유사도 점수는 7점 만점(주제 일치 4점 + 이모지 일치 2점 + 시간대 일치 1점)입니다.</w:t>
+      </w:r>
+    </w:p>
+    <w:p>
       <w:pPr>
         <w:pStyle w:val="ListBullet"/>
       </w:pPr>
@@ -1377,7 +1799,7 @@
         <w:pStyle w:val="ListBullet2"/>
       </w:pPr>
       <w:r>
-        <w:t>근거: 위 표에서 조건이 가장 비슷했던 콘텐츠 3개의 실제 CTR 중 가장 낮은 값과 높은 값입니다.</w:t>
+        <w:t>근거: 위 표에서 조건이 가장 유사했던 콘텐츠 3건의 실제 CTR 중 최솟값과 최댓값입니다.</w:t>
       </w:r>
     </w:p>
     <w:p>
@@ -1394,7 +1816,7 @@
         <w:pStyle w:val="ListNumber"/>
       </w:pPr>
       <w:r>
-        <w:t>제목을 30자 미만으로 축약 시: 블로그 짧은 제목 평균 CTR 3.31% (30자 이상 1.57%) → +1.74%p</w:t>
+        <w:t>제목을 30자 미만으로 축약할 경우, 블로그 짧은 제목의 평균 CTR은 3.31%(n=15건)로, 30자 이상 제목의 평균 CTR 1.57%(n=4건)보다 +1.74%p 높습니다.</w:t>
       </w:r>
     </w:p>
     <w:p>
@@ -1402,7 +1824,7 @@
         <w:pStyle w:val="ListNumber"/>
       </w:pPr>
       <w:r>
-        <w:t>발행 시간을 12시로 변경 시: 같은 채널(블로그) 12시 평균 CTR 3.10% (현재 8시 평균 2.81%) → +0.29%p</w:t>
+        <w:t>발행 시간을 12시로 변경할 경우, 동일 채널(블로그)의 12시 평균 CTR은 3.10%(n=9건)로, 현재 8시 평균 CTR 2.81%(n=10건)보다 +0.29%p 높습니다.</w:t>
       </w:r>
     </w:p>
     <w:p>
@@ -1435,7 +1857,7 @@
         <w:pStyle w:val="ListBullet"/>
       </w:pPr>
       <w:r>
-        <w:t>📌 상황: 이 콘텐츠와 형식(유형·채널)이 같은 과거 콘텐츠는 6건으로, 다른 신규 콘텐츠들보다 비교 대상의 폭이 좁은 편이었습니다.</w:t>
+        <w:t>📌 상황: 이 콘텐츠와 형식(유형·채널)이 동일한 과거 콘텐츠는 6건으로, 다른 신규 콘텐츠들보다 비교 대상의 폭이 좁은 편이었습니다.</w:t>
       </w:r>
     </w:p>
     <w:p>
@@ -1443,7 +1865,7 @@
         <w:pStyle w:val="ListBullet"/>
       </w:pPr>
       <w:r>
-        <w:t>🔍 근거: 그래도 6건 전부 조건까지 비슷했고, 그중 2건은 주제·이모지 유무·발행 시간까지 전부 같아 판단 근거로 삼기엔 충분했습니다.</w:t>
+        <w:t>🔍 근거: 다만 6건 모두 조건이 유사했고, 그중 2건은 주제·이모지 유무·발행 시간까지 모든 조건이 일치해 판단 근거로 충분했습니다.</w:t>
       </w:r>
     </w:p>
     <w:p>
@@ -1451,7 +1873,7 @@
         <w:pStyle w:val="ListBullet"/>
       </w:pPr>
       <w:r>
-        <w:t>📊 결론: 그래서 후보 수는 적었지만 품질이 좋아 다른 콘텐츠와 같은 방식으로 비교해도 무리가 없었습니다.</w:t>
+        <w:t>📊 결론: 따라서 후보 수는 적었으나 후보의 유사도가 높아, 다른 콘텐츠와 동일한 방식으로 비교하는 데 문제가 없었습니다.</w:t>
       </w:r>
     </w:p>
     <w:p>
@@ -1787,7 +2209,12 @@
     <w:p/>
     <w:p>
       <w:r>
-        <w:t>참고로 위 콘텐츠들은 CTR이 3.2~3.4%로 서로 큰 차이가 없었지만, 인게이지먼트율은 5.0~5.8%로 콘텐츠마다 차이가 있었습니다 — 클릭은 비슷하게 됐어도 저장·공감으로 이어진 정도는 콘텐츠마다 달랐다는 뜻입니다.</w:t>
+        <w:t>유사도 점수는 7점 만점(주제 일치 4점 + 이모지 일치 2점 + 시간대 일치 1점)입니다.</w:t>
+      </w:r>
+    </w:p>
+    <w:p>
+      <w:r>
+        <w:t>위 콘텐츠들은 CTR이 3.2~3.4%로 큰 차이가 없었으나, 인게이지먼트율은 5.0~5.8%로 콘텐츠별 편차가 있었습니다. 이는 클릭률은 유사했지만 저장·공감 등 반응으로 이어진 정도는 콘텐츠마다 달랐음을 의미합니다.</w:t>
       </w:r>
     </w:p>
     <w:p>
@@ -1806,7 +2233,7 @@
         <w:pStyle w:val="ListBullet2"/>
       </w:pPr>
       <w:r>
-        <w:t>근거: 위 표에서 조건이 가장 비슷했던 콘텐츠 3개의 실제 CTR 중 가장 낮은 값과 높은 값입니다.</w:t>
+        <w:t>근거: 위 표에서 조건이 가장 유사했던 콘텐츠 3건의 실제 CTR 중 최솟값과 최댓값입니다.</w:t>
       </w:r>
     </w:p>
     <w:p>
@@ -1823,7 +2250,7 @@
         <w:pStyle w:val="ListNumber"/>
       </w:pPr>
       <w:r>
-        <w:t>발행 시간을 20시로 변경 시: 같은 채널(인스타그램) 20시 평균 CTR 4.19% (현재 18시 평균 3.71%) → +0.48%p</w:t>
+        <w:t>발행 시간을 20시로 변경할 경우, 동일 채널(인스타그램)의 20시 평균 CTR은 4.19%(n=11건)로, 현재 18시 평균 CTR 3.71%(n=16건)보다 +0.48%p 높습니다.</w:t>
       </w:r>
     </w:p>
     <w:p>
@@ -1831,7 +2258,7 @@
         <w:pStyle w:val="ListNumber"/>
       </w:pPr>
       <w:r>
-        <w:t>참고: 숏폼×유튜브 조합 평균 CTR 4.38%로 현재 조합(3.25%)보다 높음 — 포맷·채널 전환 시 고려</w:t>
+        <w:t>참고로 숏폼×유튜브 조합의 평균 CTR은 4.38%(n=13건)로, 현재 조합의 평균 CTR 3.25%(n=6건)보다 높습니다 — 포맷·채널 전환을 검토할 수 있습니다.</w:t>
       </w:r>
     </w:p>
     <w:p>
@@ -1864,7 +2291,7 @@
         <w:pStyle w:val="ListBullet"/>
       </w:pPr>
       <w:r>
-        <w:t>📌 상황: 비슷한 형식의 과거 콘텐츠가 8건 있었지만, 그중 조건까지 진짜 비슷하다고 볼 수 있는 건 1건뿐이었습니다.</w:t>
+        <w:t>📌 상황: 형식이 유사한 과거 콘텐츠가 8건 있었으나, 그중 조건까지 실제로 유사하다고 볼 수 있는 콘텐츠는 1건에 불과했습니다.</w:t>
       </w:r>
     </w:p>
     <w:p>
@@ -1872,7 +2299,7 @@
         <w:pStyle w:val="ListBullet"/>
       </w:pPr>
       <w:r>
-        <w:t>🔍 근거: 제일 비슷했던 콘텐츠(C007)조차 주제만 같았고, 나머지 후보는 그마저도 맞지 않았습니다.</w:t>
+        <w:t>🔍 근거: 가장 유사했던 콘텐츠(C007)조차 주제만 일치했으며, 나머지 후보는 해당 조건마저 일치하지 않았습니다.</w:t>
       </w:r>
     </w:p>
     <w:p>
@@ -1880,7 +2307,7 @@
         <w:pStyle w:val="ListBullet"/>
       </w:pPr>
       <w:r>
-        <w:t>📊 결론: 그래서 아래 예상 범위는 참고용으로만 보고, 발행 후 실제 성과를 꼭 확인해야 합니다.</w:t>
+        <w:t>📊 결론: 따라서 아래 예상 범위는 참고용으로 활용하고, 발행 후 실제 성과를 반드시 확인해야 합니다.</w:t>
       </w:r>
     </w:p>
     <w:p>
@@ -2215,6 +2642,11 @@
     </w:tbl>
     <w:p/>
     <w:p>
+      <w:r>
+        <w:t>유사도 점수는 7점 만점(주제 일치 4점 + 이모지 일치 2점 + 시간대 일치 1점)입니다.</w:t>
+      </w:r>
+    </w:p>
+    <w:p>
       <w:pPr>
         <w:ind w:left="360"/>
       </w:pPr>
@@ -2223,7 +2655,7 @@
           <w:i/>
           <w:color w:val="606060"/>
         </w:rPr>
-        <w:t>⚠️ 벤치마크 신뢰도 낮음: 형식이 같은 과거 콘텐츠 8건 중에서 조건까지 진짜 비슷한 콘텐츠는 1건뿐이었습니다. 그래서 위 표에는 조건이 크게 다른 콘텐츠도 참고삼아 끼워 넣었습니다 — 이 신규 콘텐츠는 과거 데이터에서 뚜렷하게 비교할 대상을 찾기 어려운 경우입니다. 아래 범위는 참고용이며, 발행 후 실제 성과를 꼭 확인해보길 권합니다.</w:t>
+        <w:t>⚠️ 벤치마크 신뢰도 낮음: 형식이 동일한 과거 콘텐츠 8건 중 조건까지 실제로 유사한 콘텐츠는 1건에 불과했습니다. 이에 따라 위 표에는 조건이 크게 다른 콘텐츠도 참고용으로 포함했습니다 — 이 신규 콘텐츠는 과거 데이터에서 뚜렷한 비교 대상을 찾기 어려운 경우에 해당합니다. 아래 범위는 참고용이며, 발행 후 실제 성과를 반드시 확인해야 합니다.</w:t>
       </w:r>
     </w:p>
     <w:p>
@@ -2242,7 +2674,7 @@
         <w:pStyle w:val="ListBullet2"/>
       </w:pPr>
       <w:r>
-        <w:t>근거: 위 표 3건의 실제 CTR 중 가장 낮은 값과 높은 값이지만, 이 중 조건까지 진짜 비슷한 콘텐츠는 1건뿐이라 참고용으로만 봐주세요.</w:t>
+        <w:t>근거: 위 표 3건의 실제 CTR 중 최솟값과 최댓값이나, 이 중 조건까지 실제로 유사한 콘텐츠는 1건에 불과해 참고용으로만 활용해야 합니다.</w:t>
       </w:r>
     </w:p>
     <w:p>
@@ -2259,7 +2691,7 @@
         <w:pStyle w:val="ListNumber"/>
       </w:pPr>
       <w:r>
-        <w:t>발행 시간을 20시로 변경 시: 같은 채널(인스타그램) 20시 평균 CTR 4.19% (현재 12시 평균 3.17%) → +1.02%p</w:t>
+        <w:t>발행 시간을 20시로 변경할 경우, 동일 채널(인스타그램)의 20시 평균 CTR은 4.19%(n=11건)로, 현재 12시 평균 CTR 3.17%(n=7건)보다 +1.02%p 높습니다.</w:t>
       </w:r>
     </w:p>
     <w:p>
@@ -2267,7 +2699,7 @@
         <w:pStyle w:val="ListNumber"/>
       </w:pPr>
       <w:r>
-        <w:t>제목에 이모지 추가 시: 같은 채널(인스타그램) 이모지 포함 평균 CTR 3.81% (미포함 평균 3.00%) → +0.81%p</w:t>
+        <w:t>제목에 이모지를 추가할 경우, 동일 채널(인스타그램)의 이모지 포함 평균 CTR은 3.81%(n=32건)로, 미포함 평균 CTR 3.00%(n=4건)보다 +0.81%p 높습니다.</w:t>
       </w:r>
     </w:p>
     <w:p>
@@ -2291,7 +2723,7 @@
         <w:pStyle w:val="ListBullet"/>
       </w:pPr>
       <w:r>
-        <w:t>저녁(18~20시)에 발행하고 제목에 이모지를 넣으면, 채널과 상관없이 대체로 CTR이 더 높게 나타났습니다.</w:t>
+        <w:t>저녁(18~20시)에 발행하고 제목에 이모지를 포함하면, 채널과 관계없이 CTR이 대체로 높게 나타났습니다.</w:t>
       </w:r>
     </w:p>
     <w:p>
@@ -2299,7 +2731,7 @@
         <w:pStyle w:val="ListBullet"/>
       </w:pPr>
       <w:r>
-        <w:t>블로그는 제목이 30자를 넘어가는 순간부터 CTR이 크게 떨어지므로, 검색 키워드 위주로 제목을 짧게 쓰는 게 좋습니다.</w:t>
+        <w:t>블로그는 제목이 30자를 초과하는 시점부터 CTR이 크게 하락하므로, 검색 키워드 위주로 제목을 간결하게 작성하는 것이 바람직합니다.</w:t>
       </w:r>
     </w:p>
     <w:p>
@@ -2307,7 +2739,15 @@
         <w:pStyle w:val="ListBullet"/>
       </w:pPr>
       <w:r>
-        <w:t>더 자세한 수치와 판단 기준은 `decisions.md`에 정리해두었습니다.</w:t>
+        <w:t>더 자세한 수치와 판단 기준은 `decisions.md`에 정리해두었습니다(참고용 — 설계 근거를 더 자세히 알고 싶은 경우 확인).</w:t>
+      </w:r>
+    </w:p>
+    <w:p>
+      <w:pPr>
+        <w:pStyle w:val="ListBullet"/>
+      </w:pPr>
+      <w:r>
+        <w:t>이 진단 결과를 바탕으로 한 발행 전략 기획안은 `strategy_plan.md`에 별도로 정리되어 있습니다.</w:t>
       </w:r>
     </w:p>
     <w:sectPr>

--- a/output/content_prediction_report.docx
+++ b/output/content_prediction_report.docx
@@ -953,7 +953,7 @@
         <w:pStyle w:val="ListNumber"/>
       </w:pPr>
       <w:r>
-        <w:t>현재 조합(숏폼×유튜브)이 학습 데이터 내 최고 CTR 조합(4.38%, n=13건)이므로, 포맷·채널을 변경하기보다 현재 조합을 유지하는 것을 권장합니다.</w:t>
+        <w:t>현재 조합(숏폼×유튜브)이 학습 데이터 내 최고 CTR 조합(4.38%, n=13건)이며, 2위 조합(숏폼×인스타그램, 4.05%, n=8건)보다 +0.33%p 높습니다. 포맷·채널을 변경하기보다 현재 조합을 유지하는 것을 권장합니다.</w:t>
       </w:r>
     </w:p>
     <w:p>
@@ -961,7 +961,7 @@
         <w:pStyle w:val="ListNumber"/>
       </w:pPr>
       <w:r>
-        <w:t>발행 시간을 18시로 변경할 경우, 동일 채널(유튜브)의 18시 평균 CTR은 4.90%(n=3건)로, 현재 20시 평균 CTR 4.63%(n=7건)보다 +0.27%p 높습니다.</w:t>
+        <w:t>발행 시간을 18시로 변경할 경우, 동일 채널(유튜브)의 18시 평균 CTR은 4.90%(n=3건, 표본이 적어 참고용)로, 현재 20시 평균 CTR 4.63%(n=7건)보다 +0.27%p 높습니다. 다만 전체 콘텐츠 기준으로는 오히려 20시(4.36%)가 18시(3.90%)보다 높게 나타나 방향성이 엇갈리므로, 이 수치는 참고용으로만 활용하는 것이 안전합니다.</w:t>
       </w:r>
     </w:p>
     <w:p>
@@ -1395,7 +1395,7 @@
         <w:pStyle w:val="ListNumber"/>
       </w:pPr>
       <w:r>
-        <w:t>참고로 숏폼×유튜브 조합의 평균 CTR은 4.38%(n=13건)로, 현재 조합의 평균 CTR 3.73%(n=22건)보다 높습니다 — 포맷·채널 전환을 검토할 수 있습니다.</w:t>
+        <w:t>참고로 숏폼×유튜브 조합의 평균 CTR은 4.38%(n=13건)로, 현재 조합(카드뉴스×인스타그램)의 평균 CTR 3.73%(n=22건)보다 +0.65%p 높습니다. 다만 이는 발행 시간·이모지 조정과 달리 콘텐츠 형식 자체를 바꿔야 하는 더 큰 변화이므로, 세부 조정을 먼저 적용해보고 그래도 개선이 부족할 때 장기 검토 과제로 고려하는 것을 권장합니다.</w:t>
       </w:r>
     </w:p>
     <w:p>
@@ -1816,7 +1816,7 @@
         <w:pStyle w:val="ListNumber"/>
       </w:pPr>
       <w:r>
-        <w:t>제목을 30자 미만으로 축약할 경우, 블로그 짧은 제목의 평균 CTR은 3.31%(n=15건)로, 30자 이상 제목의 평균 CTR 1.57%(n=4건)보다 +1.74%p 높습니다.</w:t>
+        <w:t>제목을 30자 미만으로 축약할 경우, 블로그 짧은 제목의 평균 CTR은 3.31%(n=15건)로, 30자 이상 제목의 평균 CTR 1.57%(n=4건, 표본이 적어 참고용)보다 +1.74%p 높습니다.</w:t>
       </w:r>
     </w:p>
     <w:p>
@@ -2258,7 +2258,7 @@
         <w:pStyle w:val="ListNumber"/>
       </w:pPr>
       <w:r>
-        <w:t>참고로 숏폼×유튜브 조합의 평균 CTR은 4.38%(n=13건)로, 현재 조합의 평균 CTR 3.25%(n=6건)보다 높습니다 — 포맷·채널 전환을 검토할 수 있습니다.</w:t>
+        <w:t>참고로 숏폼×유튜브 조합의 평균 CTR은 4.38%(n=13건)로, 현재 조합(인포그래픽×인스타그램)의 평균 CTR 3.25%(n=6건)보다 +1.13%p 높습니다. 다만 이는 발행 시간·이모지 조정과 달리 콘텐츠 형식 자체를 바꿔야 하는 더 큰 변화이므로, 세부 조정을 먼저 적용해보고 그래도 개선이 부족할 때 장기 검토 과제로 고려하는 것을 권장합니다.</w:t>
       </w:r>
     </w:p>
     <w:p>
@@ -2699,7 +2699,7 @@
         <w:pStyle w:val="ListNumber"/>
       </w:pPr>
       <w:r>
-        <w:t>제목에 이모지를 추가할 경우, 동일 채널(인스타그램)의 이모지 포함 평균 CTR은 3.81%(n=32건)로, 미포함 평균 CTR 3.00%(n=4건)보다 +0.81%p 높습니다.</w:t>
+        <w:t>제목에 이모지를 추가할 경우, 동일 채널(인스타그램)의 이모지 포함 평균 CTR은 3.81%(n=32건)로, 미포함 평균 CTR 3.00%(n=4건, 표본이 적어 참고용)보다 +0.81%p 높습니다.</w:t>
       </w:r>
     </w:p>
     <w:p>

--- a/output/content_prediction_report.docx
+++ b/output/content_prediction_report.docx
@@ -40,9 +40,15 @@
       <w:r>
         <w:rPr>
           <w:i/>
-          <w:color w:val="606060"/>
         </w:rPr>
-        <w:t>📖 용어 설명</w:t>
+        <w:t xml:space="preserve">📖 </w:t>
+      </w:r>
+      <w:r>
+        <w:rPr>
+          <w:b/>
+          <w:i/>
+        </w:rPr>
+        <w:t>용어 설명</w:t>
       </w:r>
     </w:p>
     <w:p>
@@ -52,7 +58,6 @@
       <w:r>
         <w:rPr>
           <w:i/>
-          <w:color w:val="606060"/>
         </w:rPr>
         <w:t>- CTR(클릭률): 콘텐츠를 본 사람 중 실제로 클릭한 비율(%)</w:t>
       </w:r>
@@ -64,7 +69,6 @@
       <w:r>
         <w:rPr>
           <w:i/>
-          <w:color w:val="606060"/>
         </w:rPr>
         <w:t>- 인게이지먼트율: 좋아요·댓글·공유 등 반응한 비율(%)</w:t>
       </w:r>
@@ -76,7 +80,6 @@
       <w:r>
         <w:rPr>
           <w:i/>
-          <w:color w:val="606060"/>
         </w:rPr>
         <w:t>- %p(퍼센트포인트): "3%→5%"의 차이는 "2%p"로 표기합니다(2% 증가와는 다른 개념입니다)</w:t>
       </w:r>
@@ -88,7 +91,6 @@
       <w:r>
         <w:rPr>
           <w:i/>
-          <w:color w:val="606060"/>
         </w:rPr>
         <w:t>- content_id: 과거 성과 데이터의 콘텐츠 고유 번호(예: C066)</w:t>
       </w:r>
@@ -100,7 +102,6 @@
       <w:r>
         <w:rPr>
           <w:i/>
-          <w:color w:val="606060"/>
         </w:rPr>
         <w:t>- n: 표본 개수(콘텐츠 건수)</w:t>
       </w:r>
@@ -112,16 +113,15 @@
       <w:r>
         <w:rPr>
           <w:i/>
-          <w:color w:val="606060"/>
         </w:rPr>
         <w:t>- 하드필터/가중점수: 유사 콘텐츠를 찾는 기준(아래 '유사도 기준' 참고)</w:t>
       </w:r>
     </w:p>
     <w:p>
       <w:pPr>
-        <w:spacing w:before="80" w:after="80"/>
+        <w:spacing w:before="120" w:after="120"/>
         <w:pBdr>
-          <w:bottom w:val="single" w:sz="6" w:space="1" w:color="999999"/>
+          <w:bottom w:val="single" w:sz="6" w:space="1" w:color="auto"/>
         </w:pBdr>
       </w:pPr>
     </w:p>
@@ -219,9 +219,9 @@
     </w:p>
     <w:p>
       <w:pPr>
-        <w:spacing w:before="80" w:after="80"/>
+        <w:spacing w:before="120" w:after="120"/>
         <w:pBdr>
-          <w:bottom w:val="single" w:sz="6" w:space="1" w:color="999999"/>
+          <w:bottom w:val="single" w:sz="6" w:space="1" w:color="auto"/>
         </w:pBdr>
       </w:pPr>
     </w:p>
@@ -251,7 +251,11 @@
             <w:tcW w:type="dxa" w:w="2160"/>
           </w:tcPr>
           <w:p>
-            <w:r/>
+            <w:r>
+              <w:rPr>
+                <w:b/>
+              </w:rPr>
+            </w:r>
             <w:r>
               <w:rPr>
                 <w:b/>
@@ -265,7 +269,11 @@
             <w:tcW w:type="dxa" w:w="2160"/>
           </w:tcPr>
           <w:p>
-            <w:r/>
+            <w:r>
+              <w:rPr>
+                <w:b/>
+              </w:rPr>
+            </w:r>
             <w:r>
               <w:rPr>
                 <w:b/>
@@ -279,7 +287,11 @@
             <w:tcW w:type="dxa" w:w="2160"/>
           </w:tcPr>
           <w:p>
-            <w:r/>
+            <w:r>
+              <w:rPr>
+                <w:b/>
+              </w:rPr>
+            </w:r>
             <w:r>
               <w:rPr>
                 <w:b/>
@@ -293,7 +305,11 @@
             <w:tcW w:type="dxa" w:w="2160"/>
           </w:tcPr>
           <w:p>
-            <w:r/>
+            <w:r>
+              <w:rPr>
+                <w:b/>
+              </w:rPr>
+            </w:r>
             <w:r>
               <w:rPr>
                 <w:b/>
@@ -537,9 +553,9 @@
     <w:p/>
     <w:p>
       <w:pPr>
-        <w:spacing w:before="80" w:after="80"/>
+        <w:spacing w:before="120" w:after="120"/>
         <w:pBdr>
-          <w:bottom w:val="single" w:sz="6" w:space="1" w:color="999999"/>
+          <w:bottom w:val="single" w:sz="6" w:space="1" w:color="auto"/>
         </w:pBdr>
       </w:pPr>
     </w:p>
@@ -555,7 +571,6 @@
       <w:r>
         <w:rPr>
           <w:b/>
-          <w:sz w:val="24"/>
         </w:rPr>
         <w:t>이 콘텐츠의 특이점</w:t>
       </w:r>
@@ -604,7 +619,6 @@
       <w:r>
         <w:rPr>
           <w:b/>
-          <w:sz w:val="24"/>
         </w:rPr>
         <w:t>유사 콘텐츠 TOP3 비교표</w:t>
       </w:r>
@@ -629,7 +643,11 @@
             <w:tcW w:type="dxa" w:w="1440"/>
           </w:tcPr>
           <w:p>
-            <w:r/>
+            <w:r>
+              <w:rPr>
+                <w:b/>
+              </w:rPr>
+            </w:r>
             <w:r>
               <w:rPr>
                 <w:b/>
@@ -643,7 +661,11 @@
             <w:tcW w:type="dxa" w:w="1440"/>
           </w:tcPr>
           <w:p>
-            <w:r/>
+            <w:r>
+              <w:rPr>
+                <w:b/>
+              </w:rPr>
+            </w:r>
             <w:r>
               <w:rPr>
                 <w:b/>
@@ -657,7 +679,11 @@
             <w:tcW w:type="dxa" w:w="1440"/>
           </w:tcPr>
           <w:p>
-            <w:r/>
+            <w:r>
+              <w:rPr>
+                <w:b/>
+              </w:rPr>
+            </w:r>
             <w:r>
               <w:rPr>
                 <w:b/>
@@ -671,7 +697,11 @@
             <w:tcW w:type="dxa" w:w="1440"/>
           </w:tcPr>
           <w:p>
-            <w:r/>
+            <w:r>
+              <w:rPr>
+                <w:b/>
+              </w:rPr>
+            </w:r>
             <w:r>
               <w:rPr>
                 <w:b/>
@@ -685,7 +715,11 @@
             <w:tcW w:type="dxa" w:w="1440"/>
           </w:tcPr>
           <w:p>
-            <w:r/>
+            <w:r>
+              <w:rPr>
+                <w:b/>
+              </w:rPr>
+            </w:r>
             <w:r>
               <w:rPr>
                 <w:b/>
@@ -699,7 +733,11 @@
             <w:tcW w:type="dxa" w:w="1440"/>
           </w:tcPr>
           <w:p>
-            <w:r/>
+            <w:r>
+              <w:rPr>
+                <w:b/>
+              </w:rPr>
+            </w:r>
             <w:r>
               <w:rPr>
                 <w:b/>
@@ -943,32 +981,43 @@
       <w:r>
         <w:rPr>
           <w:b/>
-          <w:sz w:val="24"/>
         </w:rPr>
         <w:t>개선 제안 (데이터 근거)</w:t>
       </w:r>
     </w:p>
     <w:p>
-      <w:pPr>
-        <w:pStyle w:val="ListNumber"/>
-      </w:pPr>
       <w:r>
-        <w:t>현재 조합(숏폼×유튜브)이 학습 데이터 내 최고 CTR 조합(4.38%, n=13건)이며, 2위 조합(숏폼×인스타그램, 4.05%, n=8건)보다 +0.33%p 높습니다. 포맷·채널을 변경하기보다 현재 조합을 유지하는 것을 권장합니다.</w:t>
+        <w:t xml:space="preserve">1. </w:t>
+      </w:r>
+      <w:r>
+        <w:rPr>
+          <w:b/>
+        </w:rPr>
+        <w:t>현재 포맷(숏폼×유튜브)을 그대로 유지하세요.</w:t>
+      </w:r>
+      <w:r>
+        <w:t xml:space="preserve"> 학습 데이터 내 최고 CTR 조합(4.38%, n=13건)으로 2위 조합(숏폼×인스타그램, 4.05%, n=8건)보다 +0.33%p 높으므로 포맷·채널 변경은 불필요합니다.</w:t>
+      </w:r>
+    </w:p>
+    <w:p>
+      <w:r>
+        <w:t xml:space="preserve">2. </w:t>
+      </w:r>
+      <w:r>
+        <w:rPr>
+          <w:b/>
+        </w:rPr>
+        <w:t>발행 시간을 20시에서 18시로 조정해보세요(참고용).</w:t>
+      </w:r>
+      <w:r>
+        <w:t xml:space="preserve"> 유튜브 채널 18시 평균 CTR이 4.90%(n=3건)로 20시 평균 4.63%(n=7건)보다 +0.27%p 높게 나타났습니다. 다만 전체 콘텐츠 기준으로는 20시(4.36%)가 18시(3.90%)보다 높아 방향성이 엇갈리므로, 표본이 적은 점을 감안해 참고용으로만 활용하세요.</w:t>
       </w:r>
     </w:p>
     <w:p>
       <w:pPr>
-        <w:pStyle w:val="ListNumber"/>
-      </w:pPr>
-      <w:r>
-        <w:t>발행 시간을 18시로 변경할 경우, 동일 채널(유튜브)의 18시 평균 CTR은 4.90%(n=3건, 표본이 적어 참고용)로, 현재 20시 평균 CTR 4.63%(n=7건)보다 +0.27%p 높습니다. 다만 전체 콘텐츠 기준으로는 오히려 20시(4.36%)가 18시(3.90%)보다 높게 나타나 방향성이 엇갈리므로, 이 수치는 참고용으로만 활용하는 것이 안전합니다.</w:t>
-      </w:r>
-    </w:p>
-    <w:p>
-      <w:pPr>
-        <w:spacing w:before="80" w:after="80"/>
+        <w:spacing w:before="120" w:after="120"/>
         <w:pBdr>
-          <w:bottom w:val="single" w:sz="6" w:space="1" w:color="999999"/>
+          <w:bottom w:val="single" w:sz="6" w:space="1" w:color="auto"/>
         </w:pBdr>
       </w:pPr>
     </w:p>
@@ -984,7 +1033,6 @@
       <w:r>
         <w:rPr>
           <w:b/>
-          <w:sz w:val="24"/>
         </w:rPr>
         <w:t>이 콘텐츠의 특이점</w:t>
       </w:r>
@@ -1033,7 +1081,6 @@
       <w:r>
         <w:rPr>
           <w:b/>
-          <w:sz w:val="24"/>
         </w:rPr>
         <w:t>유사 콘텐츠 TOP3 비교표</w:t>
       </w:r>
@@ -1058,7 +1105,11 @@
             <w:tcW w:type="dxa" w:w="1440"/>
           </w:tcPr>
           <w:p>
-            <w:r/>
+            <w:r>
+              <w:rPr>
+                <w:b/>
+              </w:rPr>
+            </w:r>
             <w:r>
               <w:rPr>
                 <w:b/>
@@ -1072,7 +1123,11 @@
             <w:tcW w:type="dxa" w:w="1440"/>
           </w:tcPr>
           <w:p>
-            <w:r/>
+            <w:r>
+              <w:rPr>
+                <w:b/>
+              </w:rPr>
+            </w:r>
             <w:r>
               <w:rPr>
                 <w:b/>
@@ -1086,7 +1141,11 @@
             <w:tcW w:type="dxa" w:w="1440"/>
           </w:tcPr>
           <w:p>
-            <w:r/>
+            <w:r>
+              <w:rPr>
+                <w:b/>
+              </w:rPr>
+            </w:r>
             <w:r>
               <w:rPr>
                 <w:b/>
@@ -1100,7 +1159,11 @@
             <w:tcW w:type="dxa" w:w="1440"/>
           </w:tcPr>
           <w:p>
-            <w:r/>
+            <w:r>
+              <w:rPr>
+                <w:b/>
+              </w:rPr>
+            </w:r>
             <w:r>
               <w:rPr>
                 <w:b/>
@@ -1114,7 +1177,11 @@
             <w:tcW w:type="dxa" w:w="1440"/>
           </w:tcPr>
           <w:p>
-            <w:r/>
+            <w:r>
+              <w:rPr>
+                <w:b/>
+              </w:rPr>
+            </w:r>
             <w:r>
               <w:rPr>
                 <w:b/>
@@ -1128,7 +1195,11 @@
             <w:tcW w:type="dxa" w:w="1440"/>
           </w:tcPr>
           <w:p>
-            <w:r/>
+            <w:r>
+              <w:rPr>
+                <w:b/>
+              </w:rPr>
+            </w:r>
             <w:r>
               <w:rPr>
                 <w:b/>
@@ -1377,32 +1448,43 @@
       <w:r>
         <w:rPr>
           <w:b/>
-          <w:sz w:val="24"/>
         </w:rPr>
         <w:t>개선 제안 (데이터 근거)</w:t>
       </w:r>
     </w:p>
     <w:p>
-      <w:pPr>
-        <w:pStyle w:val="ListNumber"/>
-      </w:pPr>
       <w:r>
-        <w:t>발행 시간을 20시로 변경할 경우, 동일 채널(인스타그램)의 20시 평균 CTR은 4.19%(n=11건)로, 현재 18시 평균 CTR 3.71%(n=16건)보다 +0.48%p 높습니다.</w:t>
+        <w:t xml:space="preserve">1. </w:t>
+      </w:r>
+      <w:r>
+        <w:rPr>
+          <w:b/>
+        </w:rPr>
+        <w:t>발행 시간을 18시에서 20시로 조정하세요.</w:t>
+      </w:r>
+      <w:r>
+        <w:t xml:space="preserve"> 인스타그램 채널 20시 평균 CTR이 4.19%(n=11건)로 18시 평균 3.71%(n=16건)보다 +0.48%p 높게 나타났습니다.</w:t>
+      </w:r>
+    </w:p>
+    <w:p>
+      <w:r>
+        <w:t xml:space="preserve">2. </w:t>
+      </w:r>
+      <w:r>
+        <w:rPr>
+          <w:b/>
+        </w:rPr>
+        <w:t>채널은 유지하고 포맷을 카드뉴스에서 숏폼으로 바꿔보세요.</w:t>
+      </w:r>
+      <w:r>
+        <w:t xml:space="preserve"> 인스타그램 채널 내 숏폼 평균 CTR이 4.05%(n=8건)로 카드뉴스보다 +0.32%p 높습니다. (참고: 포맷·채널을 동시에 숏폼×유튜브로 바꾸면 평균 CTR 4.38%(n=13건)로 더 높지만, 두 요소를 동시에 바꾸는 변화라 우선순위는 낮습니다.)</w:t>
       </w:r>
     </w:p>
     <w:p>
       <w:pPr>
-        <w:pStyle w:val="ListNumber"/>
-      </w:pPr>
-      <w:r>
-        <w:t>참고로 숏폼×유튜브 조합의 평균 CTR은 4.38%(n=13건)로, 현재 조합(카드뉴스×인스타그램)의 평균 CTR 3.73%(n=22건)보다 +0.65%p 높습니다. 다만 이는 발행 시간·이모지 조정과 달리 콘텐츠 형식 자체를 바꿔야 하는 더 큰 변화이므로, 세부 조정을 먼저 적용해보고 그래도 개선이 부족할 때 장기 검토 과제로 고려하는 것을 권장합니다.</w:t>
-      </w:r>
-    </w:p>
-    <w:p>
-      <w:pPr>
-        <w:spacing w:before="80" w:after="80"/>
+        <w:spacing w:before="120" w:after="120"/>
         <w:pBdr>
-          <w:bottom w:val="single" w:sz="6" w:space="1" w:color="999999"/>
+          <w:bottom w:val="single" w:sz="6" w:space="1" w:color="auto"/>
         </w:pBdr>
       </w:pPr>
     </w:p>
@@ -1418,7 +1500,6 @@
       <w:r>
         <w:rPr>
           <w:b/>
-          <w:sz w:val="24"/>
         </w:rPr>
         <w:t>이 콘텐츠의 특이점</w:t>
       </w:r>
@@ -1467,7 +1548,6 @@
       <w:r>
         <w:rPr>
           <w:b/>
-          <w:sz w:val="24"/>
         </w:rPr>
         <w:t>유사 콘텐츠 TOP3 비교표</w:t>
       </w:r>
@@ -1492,7 +1572,11 @@
             <w:tcW w:type="dxa" w:w="1440"/>
           </w:tcPr>
           <w:p>
-            <w:r/>
+            <w:r>
+              <w:rPr>
+                <w:b/>
+              </w:rPr>
+            </w:r>
             <w:r>
               <w:rPr>
                 <w:b/>
@@ -1506,7 +1590,11 @@
             <w:tcW w:type="dxa" w:w="1440"/>
           </w:tcPr>
           <w:p>
-            <w:r/>
+            <w:r>
+              <w:rPr>
+                <w:b/>
+              </w:rPr>
+            </w:r>
             <w:r>
               <w:rPr>
                 <w:b/>
@@ -1520,7 +1608,11 @@
             <w:tcW w:type="dxa" w:w="1440"/>
           </w:tcPr>
           <w:p>
-            <w:r/>
+            <w:r>
+              <w:rPr>
+                <w:b/>
+              </w:rPr>
+            </w:r>
             <w:r>
               <w:rPr>
                 <w:b/>
@@ -1534,7 +1626,11 @@
             <w:tcW w:type="dxa" w:w="1440"/>
           </w:tcPr>
           <w:p>
-            <w:r/>
+            <w:r>
+              <w:rPr>
+                <w:b/>
+              </w:rPr>
+            </w:r>
             <w:r>
               <w:rPr>
                 <w:b/>
@@ -1548,7 +1644,11 @@
             <w:tcW w:type="dxa" w:w="1440"/>
           </w:tcPr>
           <w:p>
-            <w:r/>
+            <w:r>
+              <w:rPr>
+                <w:b/>
+              </w:rPr>
+            </w:r>
             <w:r>
               <w:rPr>
                 <w:b/>
@@ -1562,7 +1662,11 @@
             <w:tcW w:type="dxa" w:w="1440"/>
           </w:tcPr>
           <w:p>
-            <w:r/>
+            <w:r>
+              <w:rPr>
+                <w:b/>
+              </w:rPr>
+            </w:r>
             <w:r>
               <w:rPr>
                 <w:b/>
@@ -1806,32 +1910,43 @@
       <w:r>
         <w:rPr>
           <w:b/>
-          <w:sz w:val="24"/>
         </w:rPr>
         <w:t>개선 제안 (데이터 근거)</w:t>
       </w:r>
     </w:p>
     <w:p>
-      <w:pPr>
-        <w:pStyle w:val="ListNumber"/>
-      </w:pPr>
       <w:r>
-        <w:t>제목을 30자 미만으로 축약할 경우, 블로그 짧은 제목의 평균 CTR은 3.31%(n=15건)로, 30자 이상 제목의 평균 CTR 1.57%(n=4건, 표본이 적어 참고용)보다 +1.74%p 높습니다.</w:t>
+        <w:t xml:space="preserve">1. </w:t>
+      </w:r>
+      <w:r>
+        <w:rPr>
+          <w:b/>
+        </w:rPr>
+        <w:t>제목을 30자 미만으로 축약하세요.</w:t>
+      </w:r>
+      <w:r>
+        <w:t xml:space="preserve"> 블로그 짧은 제목 평균 CTR이 3.31%(n=15건)로 30자 이상 제목의 평균 1.57%(n=4건, 표본이 적어 참고용)보다 +1.74%p 높게 나타났습니다.</w:t>
+      </w:r>
+    </w:p>
+    <w:p>
+      <w:r>
+        <w:t xml:space="preserve">2. </w:t>
+      </w:r>
+      <w:r>
+        <w:rPr>
+          <w:b/>
+        </w:rPr>
+        <w:t>발행 시간을 8시에서 12시로 조정하세요.</w:t>
+      </w:r>
+      <w:r>
+        <w:t xml:space="preserve"> 블로그 채널 12시 평균 CTR이 3.10%(n=9건)로 8시 평균 2.81%(n=10건)보다 +0.29%p 높게 나타났습니다.</w:t>
       </w:r>
     </w:p>
     <w:p>
       <w:pPr>
-        <w:pStyle w:val="ListNumber"/>
-      </w:pPr>
-      <w:r>
-        <w:t>발행 시간을 12시로 변경할 경우, 동일 채널(블로그)의 12시 평균 CTR은 3.10%(n=9건)로, 현재 8시 평균 CTR 2.81%(n=10건)보다 +0.29%p 높습니다.</w:t>
-      </w:r>
-    </w:p>
-    <w:p>
-      <w:pPr>
-        <w:spacing w:before="80" w:after="80"/>
+        <w:spacing w:before="120" w:after="120"/>
         <w:pBdr>
-          <w:bottom w:val="single" w:sz="6" w:space="1" w:color="999999"/>
+          <w:bottom w:val="single" w:sz="6" w:space="1" w:color="auto"/>
         </w:pBdr>
       </w:pPr>
     </w:p>
@@ -1847,7 +1962,6 @@
       <w:r>
         <w:rPr>
           <w:b/>
-          <w:sz w:val="24"/>
         </w:rPr>
         <w:t>이 콘텐츠의 특이점</w:t>
       </w:r>
@@ -1896,7 +2010,6 @@
       <w:r>
         <w:rPr>
           <w:b/>
-          <w:sz w:val="24"/>
         </w:rPr>
         <w:t>유사 콘텐츠 TOP3 비교표</w:t>
       </w:r>
@@ -1921,7 +2034,11 @@
             <w:tcW w:type="dxa" w:w="1440"/>
           </w:tcPr>
           <w:p>
-            <w:r/>
+            <w:r>
+              <w:rPr>
+                <w:b/>
+              </w:rPr>
+            </w:r>
             <w:r>
               <w:rPr>
                 <w:b/>
@@ -1935,7 +2052,11 @@
             <w:tcW w:type="dxa" w:w="1440"/>
           </w:tcPr>
           <w:p>
-            <w:r/>
+            <w:r>
+              <w:rPr>
+                <w:b/>
+              </w:rPr>
+            </w:r>
             <w:r>
               <w:rPr>
                 <w:b/>
@@ -1949,7 +2070,11 @@
             <w:tcW w:type="dxa" w:w="1440"/>
           </w:tcPr>
           <w:p>
-            <w:r/>
+            <w:r>
+              <w:rPr>
+                <w:b/>
+              </w:rPr>
+            </w:r>
             <w:r>
               <w:rPr>
                 <w:b/>
@@ -1963,7 +2088,11 @@
             <w:tcW w:type="dxa" w:w="1440"/>
           </w:tcPr>
           <w:p>
-            <w:r/>
+            <w:r>
+              <w:rPr>
+                <w:b/>
+              </w:rPr>
+            </w:r>
             <w:r>
               <w:rPr>
                 <w:b/>
@@ -1977,7 +2106,11 @@
             <w:tcW w:type="dxa" w:w="1440"/>
           </w:tcPr>
           <w:p>
-            <w:r/>
+            <w:r>
+              <w:rPr>
+                <w:b/>
+              </w:rPr>
+            </w:r>
             <w:r>
               <w:rPr>
                 <w:b/>
@@ -1991,7 +2124,11 @@
             <w:tcW w:type="dxa" w:w="1440"/>
           </w:tcPr>
           <w:p>
-            <w:r/>
+            <w:r>
+              <w:rPr>
+                <w:b/>
+              </w:rPr>
+            </w:r>
             <w:r>
               <w:rPr>
                 <w:b/>
@@ -2240,32 +2377,43 @@
       <w:r>
         <w:rPr>
           <w:b/>
-          <w:sz w:val="24"/>
         </w:rPr>
         <w:t>개선 제안 (데이터 근거)</w:t>
       </w:r>
     </w:p>
     <w:p>
-      <w:pPr>
-        <w:pStyle w:val="ListNumber"/>
-      </w:pPr>
       <w:r>
-        <w:t>발행 시간을 20시로 변경할 경우, 동일 채널(인스타그램)의 20시 평균 CTR은 4.19%(n=11건)로, 현재 18시 평균 CTR 3.71%(n=16건)보다 +0.48%p 높습니다.</w:t>
+        <w:t xml:space="preserve">1. </w:t>
+      </w:r>
+      <w:r>
+        <w:rPr>
+          <w:b/>
+        </w:rPr>
+        <w:t>발행 시간을 18시에서 20시로 조정하세요.</w:t>
+      </w:r>
+      <w:r>
+        <w:t xml:space="preserve"> 인스타그램 채널 20시 평균 CTR이 4.19%(n=11건)로 18시 평균 3.71%(n=16건)보다 +0.48%p 높게 나타났습니다.</w:t>
+      </w:r>
+    </w:p>
+    <w:p>
+      <w:r>
+        <w:t xml:space="preserve">2. </w:t>
+      </w:r>
+      <w:r>
+        <w:rPr>
+          <w:b/>
+        </w:rPr>
+        <w:t>채널은 유지하고 포맷을 인포그래픽에서 숏폼으로 바꿔보세요.</w:t>
+      </w:r>
+      <w:r>
+        <w:t xml:space="preserve"> 인스타그램 채널 내 숏폼 평균 CTR이 4.05%(n=8건)로 인포그래픽보다 +0.80%p 높습니다. (참고: 포맷·채널을 동시에 숏폼×유튜브로 바꾸면 평균 CTR 4.38%(n=13건)로 더 높지만, 두 요소를 동시에 바꾸는 변화라 우선순위는 낮습니다.)</w:t>
       </w:r>
     </w:p>
     <w:p>
       <w:pPr>
-        <w:pStyle w:val="ListNumber"/>
-      </w:pPr>
-      <w:r>
-        <w:t>참고로 숏폼×유튜브 조합의 평균 CTR은 4.38%(n=13건)로, 현재 조합(인포그래픽×인스타그램)의 평균 CTR 3.25%(n=6건)보다 +1.13%p 높습니다. 다만 이는 발행 시간·이모지 조정과 달리 콘텐츠 형식 자체를 바꿔야 하는 더 큰 변화이므로, 세부 조정을 먼저 적용해보고 그래도 개선이 부족할 때 장기 검토 과제로 고려하는 것을 권장합니다.</w:t>
-      </w:r>
-    </w:p>
-    <w:p>
-      <w:pPr>
-        <w:spacing w:before="80" w:after="80"/>
+        <w:spacing w:before="120" w:after="120"/>
         <w:pBdr>
-          <w:bottom w:val="single" w:sz="6" w:space="1" w:color="999999"/>
+          <w:bottom w:val="single" w:sz="6" w:space="1" w:color="auto"/>
         </w:pBdr>
       </w:pPr>
     </w:p>
@@ -2281,7 +2429,6 @@
       <w:r>
         <w:rPr>
           <w:b/>
-          <w:sz w:val="24"/>
         </w:rPr>
         <w:t>이 콘텐츠의 특이점</w:t>
       </w:r>
@@ -2330,7 +2477,6 @@
       <w:r>
         <w:rPr>
           <w:b/>
-          <w:sz w:val="24"/>
         </w:rPr>
         <w:t>유사 콘텐츠 TOP3 비교표</w:t>
       </w:r>
@@ -2355,7 +2501,11 @@
             <w:tcW w:type="dxa" w:w="1440"/>
           </w:tcPr>
           <w:p>
-            <w:r/>
+            <w:r>
+              <w:rPr>
+                <w:b/>
+              </w:rPr>
+            </w:r>
             <w:r>
               <w:rPr>
                 <w:b/>
@@ -2369,7 +2519,11 @@
             <w:tcW w:type="dxa" w:w="1440"/>
           </w:tcPr>
           <w:p>
-            <w:r/>
+            <w:r>
+              <w:rPr>
+                <w:b/>
+              </w:rPr>
+            </w:r>
             <w:r>
               <w:rPr>
                 <w:b/>
@@ -2383,7 +2537,11 @@
             <w:tcW w:type="dxa" w:w="1440"/>
           </w:tcPr>
           <w:p>
-            <w:r/>
+            <w:r>
+              <w:rPr>
+                <w:b/>
+              </w:rPr>
+            </w:r>
             <w:r>
               <w:rPr>
                 <w:b/>
@@ -2397,7 +2555,11 @@
             <w:tcW w:type="dxa" w:w="1440"/>
           </w:tcPr>
           <w:p>
-            <w:r/>
+            <w:r>
+              <w:rPr>
+                <w:b/>
+              </w:rPr>
+            </w:r>
             <w:r>
               <w:rPr>
                 <w:b/>
@@ -2411,7 +2573,11 @@
             <w:tcW w:type="dxa" w:w="1440"/>
           </w:tcPr>
           <w:p>
-            <w:r/>
+            <w:r>
+              <w:rPr>
+                <w:b/>
+              </w:rPr>
+            </w:r>
             <w:r>
               <w:rPr>
                 <w:b/>
@@ -2425,7 +2591,11 @@
             <w:tcW w:type="dxa" w:w="1440"/>
           </w:tcPr>
           <w:p>
-            <w:r/>
+            <w:r>
+              <w:rPr>
+                <w:b/>
+              </w:rPr>
+            </w:r>
             <w:r>
               <w:rPr>
                 <w:b/>
@@ -2653,9 +2823,21 @@
       <w:r>
         <w:rPr>
           <w:i/>
-          <w:color w:val="606060"/>
         </w:rPr>
-        <w:t>⚠️ 벤치마크 신뢰도 낮음: 형식이 동일한 과거 콘텐츠 8건 중 조건까지 실제로 유사한 콘텐츠는 1건에 불과했습니다. 이에 따라 위 표에는 조건이 크게 다른 콘텐츠도 참고용으로 포함했습니다 — 이 신규 콘텐츠는 과거 데이터에서 뚜렷한 비교 대상을 찾기 어려운 경우에 해당합니다. 아래 범위는 참고용이며, 발행 후 실제 성과를 반드시 확인해야 합니다.</w:t>
+        <w:t xml:space="preserve">⚠️ </w:t>
+      </w:r>
+      <w:r>
+        <w:rPr>
+          <w:b/>
+          <w:i/>
+        </w:rPr>
+        <w:t>벤치마크 신뢰도 낮음</w:t>
+      </w:r>
+      <w:r>
+        <w:rPr>
+          <w:i/>
+        </w:rPr>
+        <w:t>: 형식이 동일한 과거 콘텐츠 8건 중 조건까지 실제로 유사한 콘텐츠는 1건에 불과했습니다. 이에 따라 위 표에는 조건이 크게 다른 콘텐츠도 참고용으로 포함했습니다 — 이 신규 콘텐츠는 과거 데이터에서 뚜렷한 비교 대상을 찾기 어려운 경우에 해당합니다. 아래 범위는 참고용이며, 발행 후 실제 성과를 반드시 확인해야 합니다.</w:t>
       </w:r>
     </w:p>
     <w:p>
@@ -2681,32 +2863,43 @@
       <w:r>
         <w:rPr>
           <w:b/>
-          <w:sz w:val="24"/>
         </w:rPr>
         <w:t>개선 제안 (데이터 근거)</w:t>
       </w:r>
     </w:p>
     <w:p>
-      <w:pPr>
-        <w:pStyle w:val="ListNumber"/>
-      </w:pPr>
       <w:r>
-        <w:t>발행 시간을 20시로 변경할 경우, 동일 채널(인스타그램)의 20시 평균 CTR은 4.19%(n=11건)로, 현재 12시 평균 CTR 3.17%(n=7건)보다 +1.02%p 높습니다.</w:t>
+        <w:t xml:space="preserve">1. </w:t>
+      </w:r>
+      <w:r>
+        <w:rPr>
+          <w:b/>
+        </w:rPr>
+        <w:t>발행 시간을 12시에서 20시로 조정하세요.</w:t>
+      </w:r>
+      <w:r>
+        <w:t xml:space="preserve"> 인스타그램 채널 20시 평균 CTR이 4.19%(n=11건)로 12시 평균 3.17%(n=7건)보다 +1.02%p 높게 나타났습니다.</w:t>
+      </w:r>
+    </w:p>
+    <w:p>
+      <w:r>
+        <w:t xml:space="preserve">2. </w:t>
+      </w:r>
+      <w:r>
+        <w:rPr>
+          <w:b/>
+        </w:rPr>
+        <w:t>제목에 이모지를 추가하세요.</w:t>
+      </w:r>
+      <w:r>
+        <w:t xml:space="preserve"> 인스타그램 채널 이모지 포함 평균 CTR이 3.81%(n=32건)로 미포함 평균 3.00%(n=4건, 표본이 적어 참고용)보다 +0.81%p 높게 나타났습니다.</w:t>
       </w:r>
     </w:p>
     <w:p>
       <w:pPr>
-        <w:pStyle w:val="ListNumber"/>
-      </w:pPr>
-      <w:r>
-        <w:t>제목에 이모지를 추가할 경우, 동일 채널(인스타그램)의 이모지 포함 평균 CTR은 3.81%(n=32건)로, 미포함 평균 CTR 3.00%(n=4건, 표본이 적어 참고용)보다 +0.81%p 높습니다.</w:t>
-      </w:r>
-    </w:p>
-    <w:p>
-      <w:pPr>
-        <w:spacing w:before="80" w:after="80"/>
+        <w:spacing w:before="120" w:after="120"/>
         <w:pBdr>
-          <w:bottom w:val="single" w:sz="6" w:space="1" w:color="999999"/>
+          <w:bottom w:val="single" w:sz="6" w:space="1" w:color="auto"/>
         </w:pBdr>
       </w:pPr>
     </w:p>

--- a/output/content_prediction_report.docx
+++ b/output/content_prediction_report.docx
@@ -35,95 +35,70 @@
     </w:p>
     <w:p>
       <w:pPr>
-        <w:ind w:left="360"/>
+        <w:pStyle w:val="IntenseQuote"/>
       </w:pPr>
       <w:r>
-        <w:rPr>
-          <w:i/>
-        </w:rPr>
         <w:t xml:space="preserve">📖 </w:t>
       </w:r>
       <w:r>
         <w:rPr>
           <w:b/>
-          <w:i/>
         </w:rPr>
         <w:t>용어 설명</w:t>
       </w:r>
     </w:p>
     <w:p>
       <w:pPr>
-        <w:ind w:left="360"/>
+        <w:pStyle w:val="IntenseQuote"/>
       </w:pPr>
       <w:r>
-        <w:rPr>
-          <w:i/>
-        </w:rPr>
         <w:t>- CTR(클릭률): 콘텐츠를 본 사람 중 실제로 클릭한 비율(%)</w:t>
       </w:r>
     </w:p>
     <w:p>
       <w:pPr>
-        <w:ind w:left="360"/>
+        <w:pStyle w:val="IntenseQuote"/>
       </w:pPr>
       <w:r>
-        <w:rPr>
-          <w:i/>
-        </w:rPr>
         <w:t>- 인게이지먼트율: 좋아요·댓글·공유 등 반응한 비율(%)</w:t>
       </w:r>
     </w:p>
     <w:p>
       <w:pPr>
-        <w:ind w:left="360"/>
+        <w:pStyle w:val="IntenseQuote"/>
       </w:pPr>
       <w:r>
-        <w:rPr>
-          <w:i/>
-        </w:rPr>
         <w:t>- %p(퍼센트포인트): "3%→5%"의 차이는 "2%p"로 표기합니다(2% 증가와는 다른 개념입니다)</w:t>
       </w:r>
     </w:p>
     <w:p>
       <w:pPr>
-        <w:ind w:left="360"/>
+        <w:pStyle w:val="IntenseQuote"/>
       </w:pPr>
       <w:r>
-        <w:rPr>
-          <w:i/>
-        </w:rPr>
         <w:t>- content_id: 과거 성과 데이터의 콘텐츠 고유 번호(예: C066)</w:t>
       </w:r>
     </w:p>
     <w:p>
       <w:pPr>
-        <w:ind w:left="360"/>
+        <w:pStyle w:val="IntenseQuote"/>
       </w:pPr>
       <w:r>
-        <w:rPr>
-          <w:i/>
-        </w:rPr>
         <w:t>- n: 표본 개수(콘텐츠 건수)</w:t>
       </w:r>
     </w:p>
     <w:p>
       <w:pPr>
-        <w:ind w:left="360"/>
+        <w:pStyle w:val="IntenseQuote"/>
       </w:pPr>
       <w:r>
-        <w:rPr>
-          <w:i/>
-        </w:rPr>
         <w:t>- 하드필터/가중점수: 유사 콘텐츠를 찾는 기준(아래 '유사도 기준' 참고)</w:t>
       </w:r>
     </w:p>
     <w:p>
-      <w:pPr>
-        <w:spacing w:before="120" w:after="120"/>
-        <w:pBdr>
-          <w:bottom w:val="single" w:sz="6" w:space="1" w:color="auto"/>
-        </w:pBdr>
-      </w:pPr>
+      <w:r>
+        <w:t>────────────────────────────────────────</w:t>
+      </w:r>
     </w:p>
     <w:p>
       <w:r>
@@ -218,12 +193,9 @@
       </w:r>
     </w:p>
     <w:p>
-      <w:pPr>
-        <w:spacing w:before="120" w:after="120"/>
-        <w:pBdr>
-          <w:bottom w:val="single" w:sz="6" w:space="1" w:color="auto"/>
-        </w:pBdr>
-      </w:pPr>
+      <w:r>
+        <w:t>────────────────────────────────────────</w:t>
+      </w:r>
     </w:p>
     <w:p>
       <w:pPr>
@@ -255,11 +227,6 @@
               <w:rPr>
                 <w:b/>
               </w:rPr>
-            </w:r>
-            <w:r>
-              <w:rPr>
-                <w:b/>
-              </w:rPr>
               <w:t>신규 콘텐츠</w:t>
             </w:r>
           </w:p>
@@ -269,11 +236,6 @@
             <w:tcW w:type="dxa" w:w="2160"/>
           </w:tcPr>
           <w:p>
-            <w:r>
-              <w:rPr>
-                <w:b/>
-              </w:rPr>
-            </w:r>
             <w:r>
               <w:rPr>
                 <w:b/>
@@ -291,11 +253,6 @@
               <w:rPr>
                 <w:b/>
               </w:rPr>
-            </w:r>
-            <w:r>
-              <w:rPr>
-                <w:b/>
-              </w:rPr>
               <w:t>예상 CTR</w:t>
             </w:r>
           </w:p>
@@ -305,11 +262,6 @@
             <w:tcW w:type="dxa" w:w="2160"/>
           </w:tcPr>
           <w:p>
-            <w:r>
-              <w:rPr>
-                <w:b/>
-              </w:rPr>
-            </w:r>
             <w:r>
               <w:rPr>
                 <w:b/>
@@ -325,7 +277,6 @@
             <w:tcW w:type="dxa" w:w="2160"/>
           </w:tcPr>
           <w:p>
-            <w:r/>
             <w:r>
               <w:t>1. 주니어 마케터 6개월 성장기</w:t>
             </w:r>
@@ -336,7 +287,6 @@
             <w:tcW w:type="dxa" w:w="2160"/>
           </w:tcPr>
           <w:p>
-            <w:r/>
             <w:r>
               <w:t>숏폼·유튜브·20시</w:t>
             </w:r>
@@ -347,7 +297,6 @@
             <w:tcW w:type="dxa" w:w="2160"/>
           </w:tcPr>
           <w:p>
-            <w:r/>
             <w:r>
               <w:t>3.5~5.2%</w:t>
             </w:r>
@@ -358,7 +307,6 @@
             <w:tcW w:type="dxa" w:w="2160"/>
           </w:tcPr>
           <w:p>
-            <w:r/>
             <w:r>
               <w:t>이미 최적 조합, 유지 권장</w:t>
             </w:r>
@@ -371,7 +319,6 @@
             <w:tcW w:type="dxa" w:w="2160"/>
           </w:tcPr>
           <w:p>
-            <w:r/>
             <w:r>
               <w:t>2. 노션으로 끝내는 일주일 업무 정리</w:t>
             </w:r>
@@ -382,7 +329,6 @@
             <w:tcW w:type="dxa" w:w="2160"/>
           </w:tcPr>
           <w:p>
-            <w:r/>
             <w:r>
               <w:t>카드뉴스·인스타그램·18시</w:t>
             </w:r>
@@ -393,7 +339,6 @@
             <w:tcW w:type="dxa" w:w="2160"/>
           </w:tcPr>
           <w:p>
-            <w:r/>
             <w:r>
               <w:t>3.4~4.0%</w:t>
             </w:r>
@@ -404,7 +349,6 @@
             <w:tcW w:type="dxa" w:w="2160"/>
           </w:tcPr>
           <w:p>
-            <w:r/>
             <w:r>
               <w:t>발행 시간 조정 시 개선 여지</w:t>
             </w:r>
@@ -417,7 +361,6 @@
             <w:tcW w:type="dxa" w:w="2160"/>
           </w:tcPr>
           <w:p>
-            <w:r/>
             <w:r>
               <w:t>3. 2026 디지털 마케팅 트렌드 총정리와 실무 적용 전략 가이드</w:t>
             </w:r>
@@ -428,7 +371,6 @@
             <w:tcW w:type="dxa" w:w="2160"/>
           </w:tcPr>
           <w:p>
-            <w:r/>
             <w:r>
               <w:t>블로그·블로그·8시</w:t>
             </w:r>
@@ -439,7 +381,6 @@
             <w:tcW w:type="dxa" w:w="2160"/>
           </w:tcPr>
           <w:p>
-            <w:r/>
             <w:r>
               <w:t>1.8~4.0%</w:t>
             </w:r>
@@ -450,7 +391,6 @@
             <w:tcW w:type="dxa" w:w="2160"/>
           </w:tcPr>
           <w:p>
-            <w:r/>
             <w:r>
               <w:t>제목 축약 시 큰 개선 여지</w:t>
             </w:r>
@@ -463,7 +403,6 @@
             <w:tcW w:type="dxa" w:w="2160"/>
           </w:tcPr>
           <w:p>
-            <w:r/>
             <w:r>
               <w:t>4. 수강생 취업 성과 한눈에 보기</w:t>
             </w:r>
@@ -474,7 +413,6 @@
             <w:tcW w:type="dxa" w:w="2160"/>
           </w:tcPr>
           <w:p>
-            <w:r/>
             <w:r>
               <w:t>인포그래픽·인스타그램·18시</w:t>
             </w:r>
@@ -485,7 +423,6 @@
             <w:tcW w:type="dxa" w:w="2160"/>
           </w:tcPr>
           <w:p>
-            <w:r/>
             <w:r>
               <w:t>3.2~3.4%</w:t>
             </w:r>
@@ -496,7 +433,6 @@
             <w:tcW w:type="dxa" w:w="2160"/>
           </w:tcPr>
           <w:p>
-            <w:r/>
             <w:r>
               <w:t>발행 시간 조정 시 개선 여지</w:t>
             </w:r>
@@ -509,7 +445,6 @@
             <w:tcW w:type="dxa" w:w="2160"/>
           </w:tcPr>
           <w:p>
-            <w:r/>
             <w:r>
               <w:t>5. 점심에 보는 AI 트렌드 요약</w:t>
             </w:r>
@@ -520,7 +455,6 @@
             <w:tcW w:type="dxa" w:w="2160"/>
           </w:tcPr>
           <w:p>
-            <w:r/>
             <w:r>
               <w:t>숏폼·인스타그램·12시</w:t>
             </w:r>
@@ -531,7 +465,6 @@
             <w:tcW w:type="dxa" w:w="2160"/>
           </w:tcPr>
           <w:p>
-            <w:r/>
             <w:r>
               <w:t>3.2~4.6%(저신뢰)</w:t>
             </w:r>
@@ -542,7 +475,6 @@
             <w:tcW w:type="dxa" w:w="2160"/>
           </w:tcPr>
           <w:p>
-            <w:r/>
             <w:r>
               <w:t>벤치마크 부족, 모니터링 필요</w:t>
             </w:r>
@@ -552,12 +484,528 @@
     </w:tbl>
     <w:p/>
     <w:p>
+      <w:r>
+        <w:t>────────────────────────────────────────</w:t>
+      </w:r>
+    </w:p>
+    <w:p>
       <w:pPr>
-        <w:spacing w:before="120" w:after="120"/>
-        <w:pBdr>
-          <w:bottom w:val="single" w:sz="6" w:space="1" w:color="auto"/>
-        </w:pBdr>
+        <w:pStyle w:val="Heading2"/>
       </w:pPr>
+      <w:r>
+        <w:t>종합 결론 및 발행 우선순위</w:t>
+      </w:r>
+    </w:p>
+    <w:p>
+      <w:r>
+        <w:t>이 리포트는 두 가지 기준으로 5건의 발행 우선순위를 정리합니다.</w:t>
+      </w:r>
+    </w:p>
+    <w:p>
+      <w:pPr>
+        <w:pStyle w:val="ListBullet"/>
+      </w:pPr>
+      <w:r>
+        <w:rPr>
+          <w:b/>
+        </w:rPr>
+        <w:t>신뢰도</w:t>
+      </w:r>
+      <w:r>
+        <w:t>: 하드필터(type×channel) 통과 후보 수와, TOP3 중 유사도 2점 이상인 후보의 비율로 판단합니다. 후보가 충분히 많고 TOP3 전원이 2점 이상이면 신뢰도가 높다고 봅니다.</w:t>
+      </w:r>
+    </w:p>
+    <w:p>
+      <w:pPr>
+        <w:pStyle w:val="ListBullet"/>
+      </w:pPr>
+      <w:r>
+        <w:rPr>
+          <w:b/>
+        </w:rPr>
+        <w:t>기대 CTR 수준</w:t>
+      </w:r>
+      <w:r>
+        <w:t>: 예상 CTR 범위의 하단값을 기준으로 비교합니다. 하단값이 낮을수록 실제 성과가 기대에 못 미칠 리스크가 큽니다.</w:t>
+      </w:r>
+    </w:p>
+    <w:tbl>
+      <w:tblPr>
+        <w:tblStyle w:val="LightGrid-Accent1"/>
+        <w:tblW w:type="auto" w:w="0"/>
+        <w:tblLook w:firstColumn="1" w:firstRow="1" w:lastColumn="0" w:lastRow="0" w:noHBand="0" w:noVBand="1" w:val="04A0"/>
+      </w:tblPr>
+      <w:tblGrid>
+        <w:gridCol w:w="1440"/>
+        <w:gridCol w:w="1440"/>
+        <w:gridCol w:w="1440"/>
+        <w:gridCol w:w="1440"/>
+        <w:gridCol w:w="1440"/>
+        <w:gridCol w:w="1440"/>
+      </w:tblGrid>
+      <w:tr>
+        <w:tc>
+          <w:tcPr>
+            <w:tcW w:type="dxa" w:w="1440"/>
+          </w:tcPr>
+          <w:p>
+            <w:r>
+              <w:rPr>
+                <w:b/>
+              </w:rPr>
+              <w:t>신규 콘텐츠</w:t>
+            </w:r>
+          </w:p>
+        </w:tc>
+        <w:tc>
+          <w:tcPr>
+            <w:tcW w:type="dxa" w:w="1440"/>
+          </w:tcPr>
+          <w:p>
+            <w:r>
+              <w:rPr>
+                <w:b/>
+              </w:rPr>
+              <w:t>하드필터 후보 수</w:t>
+            </w:r>
+          </w:p>
+        </w:tc>
+        <w:tc>
+          <w:tcPr>
+            <w:tcW w:type="dxa" w:w="1440"/>
+          </w:tcPr>
+          <w:p>
+            <w:r>
+              <w:rPr>
+                <w:b/>
+              </w:rPr>
+              <w:t>TOP3 중 2점 이상</w:t>
+            </w:r>
+          </w:p>
+        </w:tc>
+        <w:tc>
+          <w:tcPr>
+            <w:tcW w:type="dxa" w:w="1440"/>
+          </w:tcPr>
+          <w:p>
+            <w:r>
+              <w:rPr>
+                <w:b/>
+              </w:rPr>
+              <w:t>신뢰도</w:t>
+            </w:r>
+          </w:p>
+        </w:tc>
+        <w:tc>
+          <w:tcPr>
+            <w:tcW w:type="dxa" w:w="1440"/>
+          </w:tcPr>
+          <w:p>
+            <w:r>
+              <w:rPr>
+                <w:b/>
+              </w:rPr>
+              <w:t>CTR 하단값</w:t>
+            </w:r>
+          </w:p>
+        </w:tc>
+        <w:tc>
+          <w:tcPr>
+            <w:tcW w:type="dxa" w:w="1440"/>
+          </w:tcPr>
+          <w:p>
+            <w:r>
+              <w:rPr>
+                <w:b/>
+              </w:rPr>
+              <w:t>분류</w:t>
+            </w:r>
+          </w:p>
+        </w:tc>
+      </w:tr>
+      <w:tr>
+        <w:tc>
+          <w:tcPr>
+            <w:tcW w:type="dxa" w:w="1440"/>
+          </w:tcPr>
+          <w:p>
+            <w:r>
+              <w:t>1. 주니어 마케터 6개월 성장기</w:t>
+            </w:r>
+          </w:p>
+        </w:tc>
+        <w:tc>
+          <w:tcPr>
+            <w:tcW w:type="dxa" w:w="1440"/>
+          </w:tcPr>
+          <w:p>
+            <w:r>
+              <w:t>13건</w:t>
+            </w:r>
+          </w:p>
+        </w:tc>
+        <w:tc>
+          <w:tcPr>
+            <w:tcW w:type="dxa" w:w="1440"/>
+          </w:tcPr>
+          <w:p>
+            <w:r>
+              <w:t>3/3</w:t>
+            </w:r>
+          </w:p>
+        </w:tc>
+        <w:tc>
+          <w:tcPr>
+            <w:tcW w:type="dxa" w:w="1440"/>
+          </w:tcPr>
+          <w:p>
+            <w:r>
+              <w:t>높음</w:t>
+            </w:r>
+          </w:p>
+        </w:tc>
+        <w:tc>
+          <w:tcPr>
+            <w:tcW w:type="dxa" w:w="1440"/>
+          </w:tcPr>
+          <w:p>
+            <w:r>
+              <w:t>3.5%</w:t>
+            </w:r>
+          </w:p>
+        </w:tc>
+        <w:tc>
+          <w:tcPr>
+            <w:tcW w:type="dxa" w:w="1440"/>
+          </w:tcPr>
+          <w:p>
+            <w:r>
+              <w:t>즉시 발행 권장</w:t>
+            </w:r>
+          </w:p>
+        </w:tc>
+      </w:tr>
+      <w:tr>
+        <w:tc>
+          <w:tcPr>
+            <w:tcW w:type="dxa" w:w="1440"/>
+          </w:tcPr>
+          <w:p>
+            <w:r>
+              <w:t>2. 노션으로 끝내는 일주일 업무 정리</w:t>
+            </w:r>
+          </w:p>
+        </w:tc>
+        <w:tc>
+          <w:tcPr>
+            <w:tcW w:type="dxa" w:w="1440"/>
+          </w:tcPr>
+          <w:p>
+            <w:r>
+              <w:t>22건</w:t>
+            </w:r>
+          </w:p>
+        </w:tc>
+        <w:tc>
+          <w:tcPr>
+            <w:tcW w:type="dxa" w:w="1440"/>
+          </w:tcPr>
+          <w:p>
+            <w:r>
+              <w:t>3/3</w:t>
+            </w:r>
+          </w:p>
+        </w:tc>
+        <w:tc>
+          <w:tcPr>
+            <w:tcW w:type="dxa" w:w="1440"/>
+          </w:tcPr>
+          <w:p>
+            <w:r>
+              <w:t>높음</w:t>
+            </w:r>
+          </w:p>
+        </w:tc>
+        <w:tc>
+          <w:tcPr>
+            <w:tcW w:type="dxa" w:w="1440"/>
+          </w:tcPr>
+          <w:p>
+            <w:r>
+              <w:t>3.4%</w:t>
+            </w:r>
+          </w:p>
+        </w:tc>
+        <w:tc>
+          <w:tcPr>
+            <w:tcW w:type="dxa" w:w="1440"/>
+          </w:tcPr>
+          <w:p>
+            <w:r>
+              <w:t>즉시 발행 권장</w:t>
+            </w:r>
+          </w:p>
+        </w:tc>
+      </w:tr>
+      <w:tr>
+        <w:tc>
+          <w:tcPr>
+            <w:tcW w:type="dxa" w:w="1440"/>
+          </w:tcPr>
+          <w:p>
+            <w:r>
+              <w:t>3. 2026 디지털 마케팅 트렌드 총정리와 실무 적용 전략 가이드</w:t>
+            </w:r>
+          </w:p>
+        </w:tc>
+        <w:tc>
+          <w:tcPr>
+            <w:tcW w:type="dxa" w:w="1440"/>
+          </w:tcPr>
+          <w:p>
+            <w:r>
+              <w:t>17건</w:t>
+            </w:r>
+          </w:p>
+        </w:tc>
+        <w:tc>
+          <w:tcPr>
+            <w:tcW w:type="dxa" w:w="1440"/>
+          </w:tcPr>
+          <w:p>
+            <w:r>
+              <w:t>3/3</w:t>
+            </w:r>
+          </w:p>
+        </w:tc>
+        <w:tc>
+          <w:tcPr>
+            <w:tcW w:type="dxa" w:w="1440"/>
+          </w:tcPr>
+          <w:p>
+            <w:r>
+              <w:t>높음</w:t>
+            </w:r>
+          </w:p>
+        </w:tc>
+        <w:tc>
+          <w:tcPr>
+            <w:tcW w:type="dxa" w:w="1440"/>
+          </w:tcPr>
+          <w:p>
+            <w:r>
+              <w:t>1.8%</w:t>
+            </w:r>
+          </w:p>
+        </w:tc>
+        <w:tc>
+          <w:tcPr>
+            <w:tcW w:type="dxa" w:w="1440"/>
+          </w:tcPr>
+          <w:p>
+            <w:r>
+              <w:t>개선 후 발행 권장</w:t>
+            </w:r>
+          </w:p>
+        </w:tc>
+      </w:tr>
+      <w:tr>
+        <w:tc>
+          <w:tcPr>
+            <w:tcW w:type="dxa" w:w="1440"/>
+          </w:tcPr>
+          <w:p>
+            <w:r>
+              <w:t>4. 수강생 취업 성과 한눈에 보기</w:t>
+            </w:r>
+          </w:p>
+        </w:tc>
+        <w:tc>
+          <w:tcPr>
+            <w:tcW w:type="dxa" w:w="1440"/>
+          </w:tcPr>
+          <w:p>
+            <w:r>
+              <w:t>6건</w:t>
+            </w:r>
+          </w:p>
+        </w:tc>
+        <w:tc>
+          <w:tcPr>
+            <w:tcW w:type="dxa" w:w="1440"/>
+          </w:tcPr>
+          <w:p>
+            <w:r>
+              <w:t>3/3</w:t>
+            </w:r>
+          </w:p>
+        </w:tc>
+        <w:tc>
+          <w:tcPr>
+            <w:tcW w:type="dxa" w:w="1440"/>
+          </w:tcPr>
+          <w:p>
+            <w:r>
+              <w:t>높음</w:t>
+            </w:r>
+          </w:p>
+        </w:tc>
+        <w:tc>
+          <w:tcPr>
+            <w:tcW w:type="dxa" w:w="1440"/>
+          </w:tcPr>
+          <w:p>
+            <w:r>
+              <w:t>3.2%</w:t>
+            </w:r>
+          </w:p>
+        </w:tc>
+        <w:tc>
+          <w:tcPr>
+            <w:tcW w:type="dxa" w:w="1440"/>
+          </w:tcPr>
+          <w:p>
+            <w:r>
+              <w:t>개선 후 발행 권장</w:t>
+            </w:r>
+          </w:p>
+        </w:tc>
+      </w:tr>
+      <w:tr>
+        <w:tc>
+          <w:tcPr>
+            <w:tcW w:type="dxa" w:w="1440"/>
+          </w:tcPr>
+          <w:p>
+            <w:r>
+              <w:t>5. 점심에 보는 AI 트렌드 요약</w:t>
+            </w:r>
+          </w:p>
+        </w:tc>
+        <w:tc>
+          <w:tcPr>
+            <w:tcW w:type="dxa" w:w="1440"/>
+          </w:tcPr>
+          <w:p>
+            <w:r>
+              <w:t>8건</w:t>
+            </w:r>
+          </w:p>
+        </w:tc>
+        <w:tc>
+          <w:tcPr>
+            <w:tcW w:type="dxa" w:w="1440"/>
+          </w:tcPr>
+          <w:p>
+            <w:r>
+              <w:t>1/3</w:t>
+            </w:r>
+          </w:p>
+        </w:tc>
+        <w:tc>
+          <w:tcPr>
+            <w:tcW w:type="dxa" w:w="1440"/>
+          </w:tcPr>
+          <w:p>
+            <w:r>
+              <w:t>낮음</w:t>
+            </w:r>
+          </w:p>
+        </w:tc>
+        <w:tc>
+          <w:tcPr>
+            <w:tcW w:type="dxa" w:w="1440"/>
+          </w:tcPr>
+          <w:p>
+            <w:r>
+              <w:t>3.2%(저신뢰)</w:t>
+            </w:r>
+          </w:p>
+        </w:tc>
+        <w:tc>
+          <w:tcPr>
+            <w:tcW w:type="dxa" w:w="1440"/>
+          </w:tcPr>
+          <w:p>
+            <w:r>
+              <w:t>조건부 발행 또는 보류</w:t>
+            </w:r>
+          </w:p>
+        </w:tc>
+      </w:tr>
+    </w:tbl>
+    <w:p/>
+    <w:p>
+      <w:pPr>
+        <w:pStyle w:val="Heading3"/>
+      </w:pPr>
+      <w:r>
+        <w:t>✅ 즉시 발행 권장 — 신규 1, 신규 2</w:t>
+      </w:r>
+    </w:p>
+    <w:p>
+      <w:r>
+        <w:t>신뢰도가 높고(후보 13~22건, TOP3 전원 고유사도) 예상 CTR 하단이 3.4% 이상으로 양호합니다. 신규1은 이미 최적 포맷 조합(숏폼×유튜브)이라 그대로 발행해도 되고, 신규2는 개선 여지(발행 시간 조정)가 있지만 현재 조건만으로도 하단 3.4%가 확보돼 있어 개선을 기다리기보다 우선 발행하고, 다음 콘텐츠부터 개선안을 반영하는 것을 권장합니다.</w:t>
+      </w:r>
+    </w:p>
+    <w:p>
+      <w:pPr>
+        <w:pStyle w:val="Heading3"/>
+      </w:pPr>
+      <w:r>
+        <w:t>🔧 개선 후 발행 권장 — 신규 3, 신규 4</w:t>
+      </w:r>
+    </w:p>
+    <w:p>
+      <w:r>
+        <w:t>신뢰도는 높지만 예상 CTR 하단이 낮아(각각 1.8%, 3.2%) 그대로 발행하면 하위권 성과로 이어질 리스크가 있습니다. 신규3은 제목을 30자 미만으로 축약하면 하단이 크게 올라갈 것으로 기대되므로(짧은 제목 평균 3.31% vs 30자 이상 평균 1.57%, +1.74%p), 축약 후 발행을 권장합니다. 신규4는 발행 시간을 18시→20시로 바꾸면 채널 평균 기준 +0.48%p 개선 여지가 있어, 시간 조정 후 발행을 권장합니다.</w:t>
+      </w:r>
+    </w:p>
+    <w:p>
+      <w:pPr>
+        <w:pStyle w:val="Heading3"/>
+      </w:pPr>
+      <w:r>
+        <w:t>⚠️ 조건부 발행 또는 보류 — 신규 5</w:t>
+      </w:r>
+    </w:p>
+    <w:p>
+      <w:r>
+        <w:t>하드필터 통과 후보는 8건이지만 TOP3 중 유사도 2점 이상인 콘텐츠가 1건뿐이라(4/7, 1/7, 0/7) 벤치마크 신뢰도가 낮습니다. "모니터링 필요"로 막연히 두기보다, 아래 두 조건으로 리스크를 줄여 발행하는 것을 권장합니다.</w:t>
+      </w:r>
+    </w:p>
+    <w:p>
+      <w:pPr>
+        <w:pStyle w:val="ListNumber"/>
+      </w:pPr>
+      <w:r>
+        <w:rPr>
+          <w:b/>
+        </w:rPr>
+        <w:t>발행 시간을 12시에서 20시로, 제목에 이모지를 포함하는 조건으로 발행하세요.</w:t>
+      </w:r>
+      <w:r>
+        <w:t xml:space="preserve"> 인스타그램 채널 20시 평균 CTR(4.19%, n=11건)과 이모지 포함 평균 CTR(3.81%, n=32건)이 모두 현재 조건(12시·이모지 X)보다 높게 나타났습니다.</w:t>
+      </w:r>
+    </w:p>
+    <w:p>
+      <w:pPr>
+        <w:pStyle w:val="ListNumber"/>
+      </w:pPr>
+      <w:r>
+        <w:rPr>
+          <w:b/>
+        </w:rPr>
+        <w:t>발행 후 24시간 내 실제 CTR을 확인해, 이 진단 방식의 예측 정확도 자체를 검증하세요.</w:t>
+      </w:r>
+      <w:r>
+        <w:t xml:space="preserve"> 벤치마크가 약한 콘텐츠이므로, 실제 결과가 예상 범위(3.2~4.6%) 안에 들었는지 확인하면 향후 이런 저신뢰 케이스를 판단하는 기준을 보완할 수 있습니다.</w:t>
+      </w:r>
+    </w:p>
+    <w:p>
+      <w:r>
+        <w:t>────────────────────────────────────────</w:t>
+      </w:r>
     </w:p>
     <w:p>
       <w:pPr>
@@ -647,11 +1095,6 @@
               <w:rPr>
                 <w:b/>
               </w:rPr>
-            </w:r>
-            <w:r>
-              <w:rPr>
-                <w:b/>
-              </w:rPr>
               <w:t>순위</w:t>
             </w:r>
           </w:p>
@@ -661,11 +1104,6 @@
             <w:tcW w:type="dxa" w:w="1440"/>
           </w:tcPr>
           <w:p>
-            <w:r>
-              <w:rPr>
-                <w:b/>
-              </w:rPr>
-            </w:r>
             <w:r>
               <w:rPr>
                 <w:b/>
@@ -683,11 +1121,6 @@
               <w:rPr>
                 <w:b/>
               </w:rPr>
-            </w:r>
-            <w:r>
-              <w:rPr>
-                <w:b/>
-              </w:rPr>
               <w:t>제목</w:t>
             </w:r>
           </w:p>
@@ -697,11 +1130,6 @@
             <w:tcW w:type="dxa" w:w="1440"/>
           </w:tcPr>
           <w:p>
-            <w:r>
-              <w:rPr>
-                <w:b/>
-              </w:rPr>
-            </w:r>
             <w:r>
               <w:rPr>
                 <w:b/>
@@ -719,11 +1147,6 @@
               <w:rPr>
                 <w:b/>
               </w:rPr>
-            </w:r>
-            <w:r>
-              <w:rPr>
-                <w:b/>
-              </w:rPr>
               <w:t>인게이지먼트율</w:t>
             </w:r>
           </w:p>
@@ -733,11 +1156,6 @@
             <w:tcW w:type="dxa" w:w="1440"/>
           </w:tcPr>
           <w:p>
-            <w:r>
-              <w:rPr>
-                <w:b/>
-              </w:rPr>
-            </w:r>
             <w:r>
               <w:rPr>
                 <w:b/>
@@ -753,7 +1171,6 @@
             <w:tcW w:type="dxa" w:w="1440"/>
           </w:tcPr>
           <w:p>
-            <w:r/>
             <w:r>
               <w:t>1</w:t>
             </w:r>
@@ -764,7 +1181,6 @@
             <w:tcW w:type="dxa" w:w="1440"/>
           </w:tcPr>
           <w:p>
-            <w:r/>
             <w:r>
               <w:t>C066</w:t>
             </w:r>
@@ -775,7 +1191,6 @@
             <w:tcW w:type="dxa" w:w="1440"/>
           </w:tcPr>
           <w:p>
-            <w:r/>
             <w:r>
               <w:t>마케팅 직무 연봉 현실 공개</w:t>
             </w:r>
@@ -786,7 +1201,6 @@
             <w:tcW w:type="dxa" w:w="1440"/>
           </w:tcPr>
           <w:p>
-            <w:r/>
             <w:r>
               <w:t>4.5%</w:t>
             </w:r>
@@ -797,7 +1211,6 @@
             <w:tcW w:type="dxa" w:w="1440"/>
           </w:tcPr>
           <w:p>
-            <w:r/>
             <w:r>
               <w:t>8.2%</w:t>
             </w:r>
@@ -808,7 +1221,6 @@
             <w:tcW w:type="dxa" w:w="1440"/>
           </w:tcPr>
           <w:p>
-            <w:r/>
             <w:r>
               <w:t>7/7</w:t>
             </w:r>
@@ -821,7 +1233,6 @@
             <w:tcW w:type="dxa" w:w="1440"/>
           </w:tcPr>
           <w:p>
-            <w:r/>
             <w:r>
               <w:t>2</w:t>
             </w:r>
@@ -832,7 +1243,6 @@
             <w:tcW w:type="dxa" w:w="1440"/>
           </w:tcPr>
           <w:p>
-            <w:r/>
             <w:r>
               <w:t>C002</w:t>
             </w:r>
@@ -843,7 +1253,6 @@
             <w:tcW w:type="dxa" w:w="1440"/>
           </w:tcPr>
           <w:p>
-            <w:r/>
             <w:r>
               <w:t>주니어 마케터가 3개월 만에 한 일</w:t>
             </w:r>
@@ -854,7 +1263,6 @@
             <w:tcW w:type="dxa" w:w="1440"/>
           </w:tcPr>
           <w:p>
-            <w:r/>
             <w:r>
               <w:t>5.2%</w:t>
             </w:r>
@@ -865,7 +1273,6 @@
             <w:tcW w:type="dxa" w:w="1440"/>
           </w:tcPr>
           <w:p>
-            <w:r/>
             <w:r>
               <w:t>8.7%</w:t>
             </w:r>
@@ -876,7 +1283,6 @@
             <w:tcW w:type="dxa" w:w="1440"/>
           </w:tcPr>
           <w:p>
-            <w:r/>
             <w:r>
               <w:t>7/7</w:t>
             </w:r>
@@ -889,7 +1295,6 @@
             <w:tcW w:type="dxa" w:w="1440"/>
           </w:tcPr>
           <w:p>
-            <w:r/>
             <w:r>
               <w:t>3</w:t>
             </w:r>
@@ -900,7 +1305,6 @@
             <w:tcW w:type="dxa" w:w="1440"/>
           </w:tcPr>
           <w:p>
-            <w:r/>
             <w:r>
               <w:t>C069</w:t>
             </w:r>
@@ -911,7 +1315,6 @@
             <w:tcW w:type="dxa" w:w="1440"/>
           </w:tcPr>
           <w:p>
-            <w:r/>
             <w:r>
               <w:t>점심에 보는 커리어 짧은 영상</w:t>
             </w:r>
@@ -922,7 +1325,6 @@
             <w:tcW w:type="dxa" w:w="1440"/>
           </w:tcPr>
           <w:p>
-            <w:r/>
             <w:r>
               <w:t>3.5%</w:t>
             </w:r>
@@ -933,7 +1335,6 @@
             <w:tcW w:type="dxa" w:w="1440"/>
           </w:tcPr>
           <w:p>
-            <w:r/>
             <w:r>
               <w:t>5.8%</w:t>
             </w:r>
@@ -944,7 +1345,6 @@
             <w:tcW w:type="dxa" w:w="1440"/>
           </w:tcPr>
           <w:p>
-            <w:r/>
             <w:r>
               <w:t>6/7</w:t>
             </w:r>
@@ -971,7 +1371,7 @@
     </w:p>
     <w:p>
       <w:pPr>
-        <w:pStyle w:val="ListBullet2"/>
+        <w:pStyle w:val="ListBullet"/>
       </w:pPr>
       <w:r>
         <w:t>근거: 위 표에서 조건이 가장 유사했던 콘텐츠 3건의 실제 CTR 중 최솟값과 최댓값입니다.</w:t>
@@ -986,9 +1386,9 @@
       </w:r>
     </w:p>
     <w:p>
-      <w:r>
-        <w:t xml:space="preserve">1. </w:t>
-      </w:r>
+      <w:pPr>
+        <w:pStyle w:val="ListNumber"/>
+      </w:pPr>
       <w:r>
         <w:rPr>
           <w:b/>
@@ -1000,26 +1400,23 @@
       </w:r>
     </w:p>
     <w:p>
-      <w:r>
-        <w:t xml:space="preserve">2. </w:t>
-      </w:r>
+      <w:pPr>
+        <w:pStyle w:val="ListNumber"/>
+      </w:pPr>
       <w:r>
         <w:rPr>
           <w:b/>
         </w:rPr>
-        <w:t>발행 시간을 20시에서 18시로 조정해보세요(참고용).</w:t>
+        <w:t>제목을 16자 이상으로 늘려보세요.</w:t>
       </w:r>
       <w:r>
-        <w:t xml:space="preserve"> 유튜브 채널 18시 평균 CTR이 4.90%(n=3건)로 20시 평균 4.63%(n=7건)보다 +0.27%p 높게 나타났습니다. 다만 전체 콘텐츠 기준으로는 20시(4.36%)가 18시(3.90%)보다 높아 방향성이 엇갈리므로, 표본이 적은 점을 감안해 참고용으로만 활용하세요.</w:t>
+        <w:t xml:space="preserve"> 숏폼 콘텐츠 내에서 제목 15자 이하(n=10건) 평균 CTR은 4.05%, 16자 이상(n=11건) 평균 CTR은 4.45%로 +0.40%p 높게 나타났습니다. 현재 제목(15자)보다 조금 더 길게 작성하면 개선 여지가 있습니다.</w:t>
       </w:r>
     </w:p>
     <w:p>
-      <w:pPr>
-        <w:spacing w:before="120" w:after="120"/>
-        <w:pBdr>
-          <w:bottom w:val="single" w:sz="6" w:space="1" w:color="auto"/>
-        </w:pBdr>
-      </w:pPr>
+      <w:r>
+        <w:t>────────────────────────────────────────</w:t>
+      </w:r>
     </w:p>
     <w:p>
       <w:pPr>
@@ -1109,11 +1506,6 @@
               <w:rPr>
                 <w:b/>
               </w:rPr>
-            </w:r>
-            <w:r>
-              <w:rPr>
-                <w:b/>
-              </w:rPr>
               <w:t>순위</w:t>
             </w:r>
           </w:p>
@@ -1123,11 +1515,6 @@
             <w:tcW w:type="dxa" w:w="1440"/>
           </w:tcPr>
           <w:p>
-            <w:r>
-              <w:rPr>
-                <w:b/>
-              </w:rPr>
-            </w:r>
             <w:r>
               <w:rPr>
                 <w:b/>
@@ -1145,11 +1532,6 @@
               <w:rPr>
                 <w:b/>
               </w:rPr>
-            </w:r>
-            <w:r>
-              <w:rPr>
-                <w:b/>
-              </w:rPr>
               <w:t>제목</w:t>
             </w:r>
           </w:p>
@@ -1159,11 +1541,6 @@
             <w:tcW w:type="dxa" w:w="1440"/>
           </w:tcPr>
           <w:p>
-            <w:r>
-              <w:rPr>
-                <w:b/>
-              </w:rPr>
-            </w:r>
             <w:r>
               <w:rPr>
                 <w:b/>
@@ -1181,11 +1558,6 @@
               <w:rPr>
                 <w:b/>
               </w:rPr>
-            </w:r>
-            <w:r>
-              <w:rPr>
-                <w:b/>
-              </w:rPr>
               <w:t>인게이지먼트율</w:t>
             </w:r>
           </w:p>
@@ -1195,11 +1567,6 @@
             <w:tcW w:type="dxa" w:w="1440"/>
           </w:tcPr>
           <w:p>
-            <w:r>
-              <w:rPr>
-                <w:b/>
-              </w:rPr>
-            </w:r>
             <w:r>
               <w:rPr>
                 <w:b/>
@@ -1215,7 +1582,6 @@
             <w:tcW w:type="dxa" w:w="1440"/>
           </w:tcPr>
           <w:p>
-            <w:r/>
             <w:r>
               <w:t>1</w:t>
             </w:r>
@@ -1226,7 +1592,6 @@
             <w:tcW w:type="dxa" w:w="1440"/>
           </w:tcPr>
           <w:p>
-            <w:r/>
             <w:r>
               <w:t>C012</w:t>
             </w:r>
@@ -1237,7 +1602,6 @@
             <w:tcW w:type="dxa" w:w="1440"/>
           </w:tcPr>
           <w:p>
-            <w:r/>
             <w:r>
               <w:t>갓생 사는 사람들의 아침 루틴</w:t>
             </w:r>
@@ -1248,7 +1612,6 @@
             <w:tcW w:type="dxa" w:w="1440"/>
           </w:tcPr>
           <w:p>
-            <w:r/>
             <w:r>
               <w:t>4.0%</w:t>
             </w:r>
@@ -1259,7 +1622,6 @@
             <w:tcW w:type="dxa" w:w="1440"/>
           </w:tcPr>
           <w:p>
-            <w:r/>
             <w:r>
               <w:t>6.5%</w:t>
             </w:r>
@@ -1270,7 +1632,6 @@
             <w:tcW w:type="dxa" w:w="1440"/>
           </w:tcPr>
           <w:p>
-            <w:r/>
             <w:r>
               <w:t>7/7</w:t>
             </w:r>
@@ -1283,7 +1644,6 @@
             <w:tcW w:type="dxa" w:w="1440"/>
           </w:tcPr>
           <w:p>
-            <w:r/>
             <w:r>
               <w:t>2</w:t>
             </w:r>
@@ -1294,7 +1654,6 @@
             <w:tcW w:type="dxa" w:w="1440"/>
           </w:tcPr>
           <w:p>
-            <w:r/>
             <w:r>
               <w:t>C044</w:t>
             </w:r>
@@ -1305,7 +1664,6 @@
             <w:tcW w:type="dxa" w:w="1440"/>
           </w:tcPr>
           <w:p>
-            <w:r/>
             <w:r>
               <w:t>현직 PM이 추천하는 협업 툴</w:t>
             </w:r>
@@ -1316,7 +1674,6 @@
             <w:tcW w:type="dxa" w:w="1440"/>
           </w:tcPr>
           <w:p>
-            <w:r/>
             <w:r>
               <w:t>3.4%</w:t>
             </w:r>
@@ -1327,7 +1684,6 @@
             <w:tcW w:type="dxa" w:w="1440"/>
           </w:tcPr>
           <w:p>
-            <w:r/>
             <w:r>
               <w:t>5.5%</w:t>
             </w:r>
@@ -1338,7 +1694,6 @@
             <w:tcW w:type="dxa" w:w="1440"/>
           </w:tcPr>
           <w:p>
-            <w:r/>
             <w:r>
               <w:t>7/7</w:t>
             </w:r>
@@ -1351,7 +1706,6 @@
             <w:tcW w:type="dxa" w:w="1440"/>
           </w:tcPr>
           <w:p>
-            <w:r/>
             <w:r>
               <w:t>3</w:t>
             </w:r>
@@ -1362,7 +1716,6 @@
             <w:tcW w:type="dxa" w:w="1440"/>
           </w:tcPr>
           <w:p>
-            <w:r/>
             <w:r>
               <w:t>C054</w:t>
             </w:r>
@@ -1373,7 +1726,6 @@
             <w:tcW w:type="dxa" w:w="1440"/>
           </w:tcPr>
           <w:p>
-            <w:r/>
             <w:r>
               <w:t>업무 자동화 입문 노션 템플릿</w:t>
             </w:r>
@@ -1384,7 +1736,6 @@
             <w:tcW w:type="dxa" w:w="1440"/>
           </w:tcPr>
           <w:p>
-            <w:r/>
             <w:r>
               <w:t>3.9%</w:t>
             </w:r>
@@ -1395,7 +1746,6 @@
             <w:tcW w:type="dxa" w:w="1440"/>
           </w:tcPr>
           <w:p>
-            <w:r/>
             <w:r>
               <w:t>6.2%</w:t>
             </w:r>
@@ -1406,7 +1756,6 @@
             <w:tcW w:type="dxa" w:w="1440"/>
           </w:tcPr>
           <w:p>
-            <w:r/>
             <w:r>
               <w:t>7/7</w:t>
             </w:r>
@@ -1438,7 +1787,7 @@
     </w:p>
     <w:p>
       <w:pPr>
-        <w:pStyle w:val="ListBullet2"/>
+        <w:pStyle w:val="ListBullet"/>
       </w:pPr>
       <w:r>
         <w:t>근거: 위 표에서 조건이 가장 유사했던 콘텐츠 3건의 실제 CTR 중 최솟값과 최댓값입니다.</w:t>
@@ -1453,9 +1802,9 @@
       </w:r>
     </w:p>
     <w:p>
-      <w:r>
-        <w:t xml:space="preserve">1. </w:t>
-      </w:r>
+      <w:pPr>
+        <w:pStyle w:val="ListNumber"/>
+      </w:pPr>
       <w:r>
         <w:rPr>
           <w:b/>
@@ -1467,26 +1816,23 @@
       </w:r>
     </w:p>
     <w:p>
-      <w:r>
-        <w:t xml:space="preserve">2. </w:t>
-      </w:r>
+      <w:pPr>
+        <w:pStyle w:val="ListNumber"/>
+      </w:pPr>
       <w:r>
         <w:rPr>
           <w:b/>
         </w:rPr>
-        <w:t>채널은 유지하고 포맷을 카드뉴스에서 숏폼으로 바꿔보세요.</w:t>
+        <w:t>[향후 기획 참고용] 채널은 유지하고 포맷을 카드뉴스에서 숏폼으로 바꿔보세요.</w:t>
       </w:r>
       <w:r>
-        <w:t xml:space="preserve"> 인스타그램 채널 내 숏폼 평균 CTR이 4.05%(n=8건)로 카드뉴스보다 +0.32%p 높습니다. (참고: 포맷·채널을 동시에 숏폼×유튜브로 바꾸면 평균 CTR 4.38%(n=13건)로 더 높지만, 두 요소를 동시에 바꾸는 변화라 우선순위는 낮습니다.)</w:t>
+        <w:t xml:space="preserve"> 이미 완성된 콘텐츠이므로 지금 이 콘텐츠의 포맷을 바꾸라는 의미가 아니라, 다음에 유사한 콘텐츠를 기획할 때 참고할 수치입니다. 인스타그램 채널 내 숏폼 평균 CTR이 4.05%(n=8건)로 카드뉴스보다 +0.32%p 높습니다. (참고: 포맷·채널을 동시에 숏폼×유튜브로 바꾸면 평균 CTR 4.38%(n=13건)로 더 높지만, 두 요소를 동시에 바꾸는 변화라 우선순위는 낮습니다.)</w:t>
       </w:r>
     </w:p>
     <w:p>
-      <w:pPr>
-        <w:spacing w:before="120" w:after="120"/>
-        <w:pBdr>
-          <w:bottom w:val="single" w:sz="6" w:space="1" w:color="auto"/>
-        </w:pBdr>
-      </w:pPr>
+      <w:r>
+        <w:t>────────────────────────────────────────</w:t>
+      </w:r>
     </w:p>
     <w:p>
       <w:pPr>
@@ -1576,11 +1922,6 @@
               <w:rPr>
                 <w:b/>
               </w:rPr>
-            </w:r>
-            <w:r>
-              <w:rPr>
-                <w:b/>
-              </w:rPr>
               <w:t>순위</w:t>
             </w:r>
           </w:p>
@@ -1590,11 +1931,6 @@
             <w:tcW w:type="dxa" w:w="1440"/>
           </w:tcPr>
           <w:p>
-            <w:r>
-              <w:rPr>
-                <w:b/>
-              </w:rPr>
-            </w:r>
             <w:r>
               <w:rPr>
                 <w:b/>
@@ -1612,11 +1948,6 @@
               <w:rPr>
                 <w:b/>
               </w:rPr>
-            </w:r>
-            <w:r>
-              <w:rPr>
-                <w:b/>
-              </w:rPr>
               <w:t>제목</w:t>
             </w:r>
           </w:p>
@@ -1626,11 +1957,6 @@
             <w:tcW w:type="dxa" w:w="1440"/>
           </w:tcPr>
           <w:p>
-            <w:r>
-              <w:rPr>
-                <w:b/>
-              </w:rPr>
-            </w:r>
             <w:r>
               <w:rPr>
                 <w:b/>
@@ -1648,11 +1974,6 @@
               <w:rPr>
                 <w:b/>
               </w:rPr>
-            </w:r>
-            <w:r>
-              <w:rPr>
-                <w:b/>
-              </w:rPr>
               <w:t>인게이지먼트율</w:t>
             </w:r>
           </w:p>
@@ -1662,11 +1983,6 @@
             <w:tcW w:type="dxa" w:w="1440"/>
           </w:tcPr>
           <w:p>
-            <w:r>
-              <w:rPr>
-                <w:b/>
-              </w:rPr>
-            </w:r>
             <w:r>
               <w:rPr>
                 <w:b/>
@@ -1682,7 +1998,6 @@
             <w:tcW w:type="dxa" w:w="1440"/>
           </w:tcPr>
           <w:p>
-            <w:r/>
             <w:r>
               <w:t>1</w:t>
             </w:r>
@@ -1693,7 +2008,6 @@
             <w:tcW w:type="dxa" w:w="1440"/>
           </w:tcPr>
           <w:p>
-            <w:r/>
             <w:r>
               <w:t>C026</w:t>
             </w:r>
@@ -1704,7 +2018,6 @@
             <w:tcW w:type="dxa" w:w="1440"/>
           </w:tcPr>
           <w:p>
-            <w:r/>
             <w:r>
               <w:t>2026년 디지털 마케팅 트렌드 심층 분석 리포트</w:t>
             </w:r>
@@ -1715,7 +2028,6 @@
             <w:tcW w:type="dxa" w:w="1440"/>
           </w:tcPr>
           <w:p>
-            <w:r/>
             <w:r>
               <w:t>4.0%</w:t>
             </w:r>
@@ -1726,7 +2038,6 @@
             <w:tcW w:type="dxa" w:w="1440"/>
           </w:tcPr>
           <w:p>
-            <w:r/>
             <w:r>
               <w:t>4.8%</w:t>
             </w:r>
@@ -1737,7 +2048,6 @@
             <w:tcW w:type="dxa" w:w="1440"/>
           </w:tcPr>
           <w:p>
-            <w:r/>
             <w:r>
               <w:t>7/7</w:t>
             </w:r>
@@ -1750,7 +2060,6 @@
             <w:tcW w:type="dxa" w:w="1440"/>
           </w:tcPr>
           <w:p>
-            <w:r/>
             <w:r>
               <w:t>2</w:t>
             </w:r>
@@ -1761,7 +2070,6 @@
             <w:tcW w:type="dxa" w:w="1440"/>
           </w:tcPr>
           <w:p>
-            <w:r/>
             <w:r>
               <w:t>C063</w:t>
             </w:r>
@@ -1772,7 +2080,6 @@
             <w:tcW w:type="dxa" w:w="1440"/>
           </w:tcPr>
           <w:p>
-            <w:r/>
             <w:r>
               <w:t>주말에 몰아서 보는 트렌드 모음</w:t>
             </w:r>
@@ -1783,7 +2090,6 @@
             <w:tcW w:type="dxa" w:w="1440"/>
           </w:tcPr>
           <w:p>
-            <w:r/>
             <w:r>
               <w:t>2.8%</w:t>
             </w:r>
@@ -1794,7 +2100,6 @@
             <w:tcW w:type="dxa" w:w="1440"/>
           </w:tcPr>
           <w:p>
-            <w:r/>
             <w:r>
               <w:t>3.5%</w:t>
             </w:r>
@@ -1805,7 +2110,6 @@
             <w:tcW w:type="dxa" w:w="1440"/>
           </w:tcPr>
           <w:p>
-            <w:r/>
             <w:r>
               <w:t>7/7</w:t>
             </w:r>
@@ -1818,7 +2122,6 @@
             <w:tcW w:type="dxa" w:w="1440"/>
           </w:tcPr>
           <w:p>
-            <w:r/>
             <w:r>
               <w:t>3</w:t>
             </w:r>
@@ -1829,7 +2132,6 @@
             <w:tcW w:type="dxa" w:w="1440"/>
           </w:tcPr>
           <w:p>
-            <w:r/>
             <w:r>
               <w:t>C034</w:t>
             </w:r>
@@ -1840,7 +2142,6 @@
             <w:tcW w:type="dxa" w:w="1440"/>
           </w:tcPr>
           <w:p>
-            <w:r/>
             <w:r>
               <w:t>2026 마케팅 채용 시장 전망과 준비해야 할 핵심 역량 총정리 분석</w:t>
             </w:r>
@@ -1851,7 +2152,6 @@
             <w:tcW w:type="dxa" w:w="1440"/>
           </w:tcPr>
           <w:p>
-            <w:r/>
             <w:r>
               <w:t>1.8%</w:t>
             </w:r>
@@ -1862,7 +2162,6 @@
             <w:tcW w:type="dxa" w:w="1440"/>
           </w:tcPr>
           <w:p>
-            <w:r/>
             <w:r>
               <w:t>2.5%</w:t>
             </w:r>
@@ -1873,7 +2172,6 @@
             <w:tcW w:type="dxa" w:w="1440"/>
           </w:tcPr>
           <w:p>
-            <w:r/>
             <w:r>
               <w:t>6/7</w:t>
             </w:r>
@@ -1900,7 +2198,7 @@
     </w:p>
     <w:p>
       <w:pPr>
-        <w:pStyle w:val="ListBullet2"/>
+        <w:pStyle w:val="ListBullet"/>
       </w:pPr>
       <w:r>
         <w:t>근거: 위 표에서 조건이 가장 유사했던 콘텐츠 3건의 실제 CTR 중 최솟값과 최댓값입니다.</w:t>
@@ -1915,9 +2213,9 @@
       </w:r>
     </w:p>
     <w:p>
-      <w:r>
-        <w:t xml:space="preserve">1. </w:t>
-      </w:r>
+      <w:pPr>
+        <w:pStyle w:val="ListNumber"/>
+      </w:pPr>
       <w:r>
         <w:rPr>
           <w:b/>
@@ -1929,9 +2227,9 @@
       </w:r>
     </w:p>
     <w:p>
-      <w:r>
-        <w:t xml:space="preserve">2. </w:t>
-      </w:r>
+      <w:pPr>
+        <w:pStyle w:val="ListNumber"/>
+      </w:pPr>
       <w:r>
         <w:rPr>
           <w:b/>
@@ -1943,12 +2241,9 @@
       </w:r>
     </w:p>
     <w:p>
-      <w:pPr>
-        <w:spacing w:before="120" w:after="120"/>
-        <w:pBdr>
-          <w:bottom w:val="single" w:sz="6" w:space="1" w:color="auto"/>
-        </w:pBdr>
-      </w:pPr>
+      <w:r>
+        <w:t>────────────────────────────────────────</w:t>
+      </w:r>
     </w:p>
     <w:p>
       <w:pPr>
@@ -2038,11 +2333,6 @@
               <w:rPr>
                 <w:b/>
               </w:rPr>
-            </w:r>
-            <w:r>
-              <w:rPr>
-                <w:b/>
-              </w:rPr>
               <w:t>순위</w:t>
             </w:r>
           </w:p>
@@ -2052,11 +2342,6 @@
             <w:tcW w:type="dxa" w:w="1440"/>
           </w:tcPr>
           <w:p>
-            <w:r>
-              <w:rPr>
-                <w:b/>
-              </w:rPr>
-            </w:r>
             <w:r>
               <w:rPr>
                 <w:b/>
@@ -2074,11 +2359,6 @@
               <w:rPr>
                 <w:b/>
               </w:rPr>
-            </w:r>
-            <w:r>
-              <w:rPr>
-                <w:b/>
-              </w:rPr>
               <w:t>제목</w:t>
             </w:r>
           </w:p>
@@ -2088,11 +2368,6 @@
             <w:tcW w:type="dxa" w:w="1440"/>
           </w:tcPr>
           <w:p>
-            <w:r>
-              <w:rPr>
-                <w:b/>
-              </w:rPr>
-            </w:r>
             <w:r>
               <w:rPr>
                 <w:b/>
@@ -2110,11 +2385,6 @@
               <w:rPr>
                 <w:b/>
               </w:rPr>
-            </w:r>
-            <w:r>
-              <w:rPr>
-                <w:b/>
-              </w:rPr>
               <w:t>인게이지먼트율</w:t>
             </w:r>
           </w:p>
@@ -2124,11 +2394,6 @@
             <w:tcW w:type="dxa" w:w="1440"/>
           </w:tcPr>
           <w:p>
-            <w:r>
-              <w:rPr>
-                <w:b/>
-              </w:rPr>
-            </w:r>
             <w:r>
               <w:rPr>
                 <w:b/>
@@ -2144,7 +2409,6 @@
             <w:tcW w:type="dxa" w:w="1440"/>
           </w:tcPr>
           <w:p>
-            <w:r/>
             <w:r>
               <w:t>1</w:t>
             </w:r>
@@ -2155,7 +2419,6 @@
             <w:tcW w:type="dxa" w:w="1440"/>
           </w:tcPr>
           <w:p>
-            <w:r/>
             <w:r>
               <w:t>C040</w:t>
             </w:r>
@@ -2166,7 +2429,6 @@
             <w:tcW w:type="dxa" w:w="1440"/>
           </w:tcPr>
           <w:p>
-            <w:r/>
             <w:r>
               <w:t>수강생 취업률 성과 인포그래픽</w:t>
             </w:r>
@@ -2177,7 +2439,6 @@
             <w:tcW w:type="dxa" w:w="1440"/>
           </w:tcPr>
           <w:p>
-            <w:r/>
             <w:r>
               <w:t>3.3%</w:t>
             </w:r>
@@ -2188,7 +2449,6 @@
             <w:tcW w:type="dxa" w:w="1440"/>
           </w:tcPr>
           <w:p>
-            <w:r/>
             <w:r>
               <w:t>5.6%</w:t>
             </w:r>
@@ -2199,7 +2459,6 @@
             <w:tcW w:type="dxa" w:w="1440"/>
           </w:tcPr>
           <w:p>
-            <w:r/>
             <w:r>
               <w:t>7/7</w:t>
             </w:r>
@@ -2212,7 +2471,6 @@
             <w:tcW w:type="dxa" w:w="1440"/>
           </w:tcPr>
           <w:p>
-            <w:r/>
             <w:r>
               <w:t>2</w:t>
             </w:r>
@@ -2223,7 +2481,6 @@
             <w:tcW w:type="dxa" w:w="1440"/>
           </w:tcPr>
           <w:p>
-            <w:r/>
             <w:r>
               <w:t>C065</w:t>
             </w:r>
@@ -2234,7 +2491,6 @@
             <w:tcW w:type="dxa" w:w="1440"/>
           </w:tcPr>
           <w:p>
-            <w:r/>
             <w:r>
               <w:t>수료생 인터뷰: 6개월의 변화</w:t>
             </w:r>
@@ -2245,7 +2501,6 @@
             <w:tcW w:type="dxa" w:w="1440"/>
           </w:tcPr>
           <w:p>
-            <w:r/>
             <w:r>
               <w:t>3.4%</w:t>
             </w:r>
@@ -2256,7 +2511,6 @@
             <w:tcW w:type="dxa" w:w="1440"/>
           </w:tcPr>
           <w:p>
-            <w:r/>
             <w:r>
               <w:t>5.8%</w:t>
             </w:r>
@@ -2267,7 +2521,6 @@
             <w:tcW w:type="dxa" w:w="1440"/>
           </w:tcPr>
           <w:p>
-            <w:r/>
             <w:r>
               <w:t>7/7</w:t>
             </w:r>
@@ -2280,7 +2533,6 @@
             <w:tcW w:type="dxa" w:w="1440"/>
           </w:tcPr>
           <w:p>
-            <w:r/>
             <w:r>
               <w:t>3</w:t>
             </w:r>
@@ -2291,7 +2543,6 @@
             <w:tcW w:type="dxa" w:w="1440"/>
           </w:tcPr>
           <w:p>
-            <w:r/>
             <w:r>
               <w:t>C037</w:t>
             </w:r>
@@ -2302,7 +2553,6 @@
             <w:tcW w:type="dxa" w:w="1440"/>
           </w:tcPr>
           <w:p>
-            <w:r/>
             <w:r>
               <w:t>연봉 인상률 데이터로 보는 직무별 비교</w:t>
             </w:r>
@@ -2313,7 +2563,6 @@
             <w:tcW w:type="dxa" w:w="1440"/>
           </w:tcPr>
           <w:p>
-            <w:r/>
             <w:r>
               <w:t>3.2%</w:t>
             </w:r>
@@ -2324,7 +2573,6 @@
             <w:tcW w:type="dxa" w:w="1440"/>
           </w:tcPr>
           <w:p>
-            <w:r/>
             <w:r>
               <w:t>5.0%</w:t>
             </w:r>
@@ -2335,7 +2583,6 @@
             <w:tcW w:type="dxa" w:w="1440"/>
           </w:tcPr>
           <w:p>
-            <w:r/>
             <w:r>
               <w:t>3/7</w:t>
             </w:r>
@@ -2367,7 +2614,7 @@
     </w:p>
     <w:p>
       <w:pPr>
-        <w:pStyle w:val="ListBullet2"/>
+        <w:pStyle w:val="ListBullet"/>
       </w:pPr>
       <w:r>
         <w:t>근거: 위 표에서 조건이 가장 유사했던 콘텐츠 3건의 실제 CTR 중 최솟값과 최댓값입니다.</w:t>
@@ -2382,9 +2629,9 @@
       </w:r>
     </w:p>
     <w:p>
-      <w:r>
-        <w:t xml:space="preserve">1. </w:t>
-      </w:r>
+      <w:pPr>
+        <w:pStyle w:val="ListNumber"/>
+      </w:pPr>
       <w:r>
         <w:rPr>
           <w:b/>
@@ -2396,26 +2643,23 @@
       </w:r>
     </w:p>
     <w:p>
-      <w:r>
-        <w:t xml:space="preserve">2. </w:t>
-      </w:r>
+      <w:pPr>
+        <w:pStyle w:val="ListNumber"/>
+      </w:pPr>
       <w:r>
         <w:rPr>
           <w:b/>
         </w:rPr>
-        <w:t>채널은 유지하고 포맷을 인포그래픽에서 숏폼으로 바꿔보세요.</w:t>
+        <w:t>[향후 기획 참고용] 채널은 유지하고 포맷을 인포그래픽에서 숏폼으로 바꿔보세요.</w:t>
       </w:r>
       <w:r>
-        <w:t xml:space="preserve"> 인스타그램 채널 내 숏폼 평균 CTR이 4.05%(n=8건)로 인포그래픽보다 +0.80%p 높습니다. (참고: 포맷·채널을 동시에 숏폼×유튜브로 바꾸면 평균 CTR 4.38%(n=13건)로 더 높지만, 두 요소를 동시에 바꾸는 변화라 우선순위는 낮습니다.)</w:t>
+        <w:t xml:space="preserve"> 이미 완성된 콘텐츠이므로 지금 이 콘텐츠의 포맷을 바꾸라는 의미가 아니라, 다음에 유사한 콘텐츠를 기획할 때 참고할 수치입니다. 인스타그램 채널 내 숏폼 평균 CTR이 4.05%(n=8건)로 인포그래픽보다 +0.80%p 높습니다. (참고: 포맷·채널을 동시에 숏폼×유튜브로 바꾸면 평균 CTR 4.38%(n=13건)로 더 높지만, 두 요소를 동시에 바꾸는 변화라 우선순위는 낮습니다.)</w:t>
       </w:r>
     </w:p>
     <w:p>
-      <w:pPr>
-        <w:spacing w:before="120" w:after="120"/>
-        <w:pBdr>
-          <w:bottom w:val="single" w:sz="6" w:space="1" w:color="auto"/>
-        </w:pBdr>
-      </w:pPr>
+      <w:r>
+        <w:t>────────────────────────────────────────</w:t>
+      </w:r>
     </w:p>
     <w:p>
       <w:pPr>
@@ -2505,11 +2749,6 @@
               <w:rPr>
                 <w:b/>
               </w:rPr>
-            </w:r>
-            <w:r>
-              <w:rPr>
-                <w:b/>
-              </w:rPr>
               <w:t>순위</w:t>
             </w:r>
           </w:p>
@@ -2519,11 +2758,6 @@
             <w:tcW w:type="dxa" w:w="1440"/>
           </w:tcPr>
           <w:p>
-            <w:r>
-              <w:rPr>
-                <w:b/>
-              </w:rPr>
-            </w:r>
             <w:r>
               <w:rPr>
                 <w:b/>
@@ -2541,11 +2775,6 @@
               <w:rPr>
                 <w:b/>
               </w:rPr>
-            </w:r>
-            <w:r>
-              <w:rPr>
-                <w:b/>
-              </w:rPr>
               <w:t>제목</w:t>
             </w:r>
           </w:p>
@@ -2555,11 +2784,6 @@
             <w:tcW w:type="dxa" w:w="1440"/>
           </w:tcPr>
           <w:p>
-            <w:r>
-              <w:rPr>
-                <w:b/>
-              </w:rPr>
-            </w:r>
             <w:r>
               <w:rPr>
                 <w:b/>
@@ -2577,11 +2801,6 @@
               <w:rPr>
                 <w:b/>
               </w:rPr>
-            </w:r>
-            <w:r>
-              <w:rPr>
-                <w:b/>
-              </w:rPr>
               <w:t>인게이지먼트율</w:t>
             </w:r>
           </w:p>
@@ -2591,11 +2810,6 @@
             <w:tcW w:type="dxa" w:w="1440"/>
           </w:tcPr>
           <w:p>
-            <w:r>
-              <w:rPr>
-                <w:b/>
-              </w:rPr>
-            </w:r>
             <w:r>
               <w:rPr>
                 <w:b/>
@@ -2611,7 +2825,6 @@
             <w:tcW w:type="dxa" w:w="1440"/>
           </w:tcPr>
           <w:p>
-            <w:r/>
             <w:r>
               <w:t>1</w:t>
             </w:r>
@@ -2622,7 +2835,6 @@
             <w:tcW w:type="dxa" w:w="1440"/>
           </w:tcPr>
           <w:p>
-            <w:r/>
             <w:r>
               <w:t>C007</w:t>
             </w:r>
@@ -2633,7 +2845,6 @@
             <w:tcW w:type="dxa" w:w="1440"/>
           </w:tcPr>
           <w:p>
-            <w:r/>
             <w:r>
               <w:t>AI 툴 3개로 업무 반토막</w:t>
             </w:r>
@@ -2644,7 +2855,6 @@
             <w:tcW w:type="dxa" w:w="1440"/>
           </w:tcPr>
           <w:p>
-            <w:r/>
             <w:r>
               <w:t>4.6%</w:t>
             </w:r>
@@ -2655,7 +2865,6 @@
             <w:tcW w:type="dxa" w:w="1440"/>
           </w:tcPr>
           <w:p>
-            <w:r/>
             <w:r>
               <w:t>7.5%</w:t>
             </w:r>
@@ -2666,7 +2875,6 @@
             <w:tcW w:type="dxa" w:w="1440"/>
           </w:tcPr>
           <w:p>
-            <w:r/>
             <w:r>
               <w:t>4/7</w:t>
             </w:r>
@@ -2679,7 +2887,6 @@
             <w:tcW w:type="dxa" w:w="1440"/>
           </w:tcPr>
           <w:p>
-            <w:r/>
             <w:r>
               <w:t>2</w:t>
             </w:r>
@@ -2690,7 +2897,6 @@
             <w:tcW w:type="dxa" w:w="1440"/>
           </w:tcPr>
           <w:p>
-            <w:r/>
             <w:r>
               <w:t>C021</w:t>
             </w:r>
@@ -2701,7 +2907,6 @@
             <w:tcW w:type="dxa" w:w="1440"/>
           </w:tcPr>
           <w:p>
-            <w:r/>
             <w:r>
               <w:t>커리어 전환 고민 상담 후기</w:t>
             </w:r>
@@ -2712,7 +2917,6 @@
             <w:tcW w:type="dxa" w:w="1440"/>
           </w:tcPr>
           <w:p>
-            <w:r/>
             <w:r>
               <w:t>3.2%</w:t>
             </w:r>
@@ -2723,7 +2927,6 @@
             <w:tcW w:type="dxa" w:w="1440"/>
           </w:tcPr>
           <w:p>
-            <w:r/>
             <w:r>
               <w:t>6.1%</w:t>
             </w:r>
@@ -2734,7 +2937,6 @@
             <w:tcW w:type="dxa" w:w="1440"/>
           </w:tcPr>
           <w:p>
-            <w:r/>
             <w:r>
               <w:t>1/7</w:t>
             </w:r>
@@ -2747,7 +2949,6 @@
             <w:tcW w:type="dxa" w:w="1440"/>
           </w:tcPr>
           <w:p>
-            <w:r/>
             <w:r>
               <w:t>3</w:t>
             </w:r>
@@ -2758,7 +2959,6 @@
             <w:tcW w:type="dxa" w:w="1440"/>
           </w:tcPr>
           <w:p>
-            <w:r/>
             <w:r>
               <w:t>C051</w:t>
             </w:r>
@@ -2769,7 +2969,6 @@
             <w:tcW w:type="dxa" w:w="1440"/>
           </w:tcPr>
           <w:p>
-            <w:r/>
             <w:r>
               <w:t>아침 루틴 30일 챌린지 후기</w:t>
             </w:r>
@@ -2780,7 +2979,6 @@
             <w:tcW w:type="dxa" w:w="1440"/>
           </w:tcPr>
           <w:p>
-            <w:r/>
             <w:r>
               <w:t>3.7%</w:t>
             </w:r>
@@ -2791,7 +2989,6 @@
             <w:tcW w:type="dxa" w:w="1440"/>
           </w:tcPr>
           <w:p>
-            <w:r/>
             <w:r>
               <w:t>7.1%</w:t>
             </w:r>
@@ -2802,7 +2999,6 @@
             <w:tcW w:type="dxa" w:w="1440"/>
           </w:tcPr>
           <w:p>
-            <w:r/>
             <w:r>
               <w:t>0/7</w:t>
             </w:r>
@@ -2818,25 +3014,18 @@
     </w:p>
     <w:p>
       <w:pPr>
-        <w:ind w:left="360"/>
+        <w:pStyle w:val="IntenseQuote"/>
       </w:pPr>
       <w:r>
-        <w:rPr>
-          <w:i/>
-        </w:rPr>
         <w:t xml:space="preserve">⚠️ </w:t>
       </w:r>
       <w:r>
         <w:rPr>
           <w:b/>
-          <w:i/>
         </w:rPr>
         <w:t>벤치마크 신뢰도 낮음</w:t>
       </w:r>
       <w:r>
-        <w:rPr>
-          <w:i/>
-        </w:rPr>
         <w:t>: 형식이 동일한 과거 콘텐츠 8건 중 조건까지 실제로 유사한 콘텐츠는 1건에 불과했습니다. 이에 따라 위 표에는 조건이 크게 다른 콘텐츠도 참고용으로 포함했습니다 — 이 신규 콘텐츠는 과거 데이터에서 뚜렷한 비교 대상을 찾기 어려운 경우에 해당합니다. 아래 범위는 참고용이며, 발행 후 실제 성과를 반드시 확인해야 합니다.</w:t>
       </w:r>
     </w:p>
@@ -2853,7 +3042,7 @@
     </w:p>
     <w:p>
       <w:pPr>
-        <w:pStyle w:val="ListBullet2"/>
+        <w:pStyle w:val="ListBullet"/>
       </w:pPr>
       <w:r>
         <w:t>근거: 위 표 3건의 실제 CTR 중 최솟값과 최댓값이나, 이 중 조건까지 실제로 유사한 콘텐츠는 1건에 불과해 참고용으로만 활용해야 합니다.</w:t>
@@ -2868,9 +3057,9 @@
       </w:r>
     </w:p>
     <w:p>
-      <w:r>
-        <w:t xml:space="preserve">1. </w:t>
-      </w:r>
+      <w:pPr>
+        <w:pStyle w:val="ListNumber"/>
+      </w:pPr>
       <w:r>
         <w:rPr>
           <w:b/>
@@ -2882,9 +3071,9 @@
       </w:r>
     </w:p>
     <w:p>
-      <w:r>
-        <w:t xml:space="preserve">2. </w:t>
-      </w:r>
+      <w:pPr>
+        <w:pStyle w:val="ListNumber"/>
+      </w:pPr>
       <w:r>
         <w:rPr>
           <w:b/>
@@ -2896,12 +3085,9 @@
       </w:r>
     </w:p>
     <w:p>
-      <w:pPr>
-        <w:spacing w:before="120" w:after="120"/>
-        <w:pBdr>
-          <w:bottom w:val="single" w:sz="6" w:space="1" w:color="auto"/>
-        </w:pBdr>
-      </w:pPr>
+      <w:r>
+        <w:t>────────────────────────────────────────</w:t>
+      </w:r>
     </w:p>
     <w:p>
       <w:pPr>
@@ -3317,7 +3503,6 @@
     <w:qFormat/>
     <w:rsid w:val="00FC693F"/>
     <w:rPr>
-      <w:rFonts w:ascii="맑은 고딕" w:hAnsi="맑은 고딕"/>
       <w:sz w:val="21"/>
     </w:rPr>
   </w:style>

--- a/output/content_prediction_report.docx
+++ b/output/content_prediction_report.docx
@@ -1390,6 +1390,9 @@
         <w:pStyle w:val="ListNumber"/>
       </w:pPr>
       <w:r>
+        <w:t xml:space="preserve">🟡 </w:t>
+      </w:r>
+      <w:r>
         <w:rPr>
           <w:b/>
         </w:rPr>
@@ -1403,6 +1406,9 @@
       <w:pPr>
         <w:pStyle w:val="ListNumber"/>
       </w:pPr>
+      <w:r>
+        <w:t xml:space="preserve">🟡 </w:t>
+      </w:r>
       <w:r>
         <w:rPr>
           <w:b/>
@@ -1806,19 +1812,25 @@
         <w:pStyle w:val="ListNumber"/>
       </w:pPr>
       <w:r>
+        <w:t xml:space="preserve">🟡 </w:t>
+      </w:r>
+      <w:r>
         <w:rPr>
           <w:b/>
         </w:rPr>
         <w:t>발행 시간을 18시에서 20시로 조정하세요.</w:t>
       </w:r>
       <w:r>
-        <w:t xml:space="preserve"> 인스타그램 채널 20시 평균 CTR이 4.19%(n=11건)로 18시 평균 3.71%(n=16건)보다 +0.48%p 높게 나타났습니다.</w:t>
+        <w:t xml:space="preserve"> 인스타그램 채널 20시 평균 CTR이 4.19%(n=11건)로 18시 평균 3.71%(n=16건)보다 +0.48%p 높게 나타났습니다. (이 패턴은 strategy_plan.md의 기획안1과 연결됩니다 — 개별 콘텐츠 조정이 아니라 전체 운영 규칙으로 표준화할 것을 제안합니다)</w:t>
       </w:r>
     </w:p>
     <w:p>
       <w:pPr>
         <w:pStyle w:val="ListNumber"/>
       </w:pPr>
+      <w:r>
+        <w:t xml:space="preserve">🟡 </w:t>
+      </w:r>
       <w:r>
         <w:rPr>
           <w:b/>
@@ -2217,19 +2229,25 @@
         <w:pStyle w:val="ListNumber"/>
       </w:pPr>
       <w:r>
+        <w:t xml:space="preserve">🟠 </w:t>
+      </w:r>
+      <w:r>
         <w:rPr>
           <w:b/>
         </w:rPr>
         <w:t>제목을 30자 미만으로 축약하세요.</w:t>
       </w:r>
       <w:r>
-        <w:t xml:space="preserve"> 블로그 짧은 제목 평균 CTR이 3.31%(n=15건)로 30자 이상 제목의 평균 1.57%(n=4건, 표본이 적어 참고용)보다 +1.74%p 높게 나타났습니다.</w:t>
+        <w:t xml:space="preserve"> 블로그 짧은 제목 평균 CTR이 3.31%(n=15건)로 30자 이상 제목의 평균 1.57%(n=4건)보다 +1.74%p 높게 나타났습니다.</w:t>
       </w:r>
     </w:p>
     <w:p>
       <w:pPr>
         <w:pStyle w:val="ListNumber"/>
       </w:pPr>
+      <w:r>
+        <w:t xml:space="preserve">🟡 </w:t>
+      </w:r>
       <w:r>
         <w:rPr>
           <w:b/>
@@ -2633,19 +2651,25 @@
         <w:pStyle w:val="ListNumber"/>
       </w:pPr>
       <w:r>
+        <w:t xml:space="preserve">🟡 </w:t>
+      </w:r>
+      <w:r>
         <w:rPr>
           <w:b/>
         </w:rPr>
         <w:t>발행 시간을 18시에서 20시로 조정하세요.</w:t>
       </w:r>
       <w:r>
-        <w:t xml:space="preserve"> 인스타그램 채널 20시 평균 CTR이 4.19%(n=11건)로 18시 평균 3.71%(n=16건)보다 +0.48%p 높게 나타났습니다.</w:t>
+        <w:t xml:space="preserve"> 인스타그램 채널 20시 평균 CTR이 4.19%(n=11건)로 18시 평균 3.71%(n=16건)보다 +0.48%p 높게 나타났습니다. (이 패턴은 strategy_plan.md의 기획안1과 연결됩니다 — 개별 콘텐츠 조정이 아니라 전체 운영 규칙으로 표준화할 것을 제안합니다)</w:t>
       </w:r>
     </w:p>
     <w:p>
       <w:pPr>
         <w:pStyle w:val="ListNumber"/>
       </w:pPr>
+      <w:r>
+        <w:t xml:space="preserve">🟡 </w:t>
+      </w:r>
       <w:r>
         <w:rPr>
           <w:b/>
@@ -3061,13 +3085,16 @@
         <w:pStyle w:val="ListNumber"/>
       </w:pPr>
       <w:r>
+        <w:t xml:space="preserve">🟠 </w:t>
+      </w:r>
+      <w:r>
         <w:rPr>
           <w:b/>
         </w:rPr>
         <w:t>발행 시간을 12시에서 20시로 조정하세요.</w:t>
       </w:r>
       <w:r>
-        <w:t xml:space="preserve"> 인스타그램 채널 20시 평균 CTR이 4.19%(n=11건)로 12시 평균 3.17%(n=7건)보다 +1.02%p 높게 나타났습니다.</w:t>
+        <w:t xml:space="preserve"> 인스타그램 채널 20시 평균 CTR이 4.19%(n=11건)로 12시 평균 3.17%(n=7건)보다 +1.02%p 높게 나타났습니다. (이 패턴은 strategy_plan.md의 기획안1과 연결됩니다 — 개별 콘텐츠 조정이 아니라 전체 운영 규칙으로 표준화할 것을 제안합니다)</w:t>
       </w:r>
     </w:p>
     <w:p>
@@ -3075,13 +3102,16 @@
         <w:pStyle w:val="ListNumber"/>
       </w:pPr>
       <w:r>
+        <w:t xml:space="preserve">🟠 </w:t>
+      </w:r>
+      <w:r>
         <w:rPr>
           <w:b/>
         </w:rPr>
         <w:t>제목에 이모지를 추가하세요.</w:t>
       </w:r>
       <w:r>
-        <w:t xml:space="preserve"> 인스타그램 채널 이모지 포함 평균 CTR이 3.81%(n=32건)로 미포함 평균 3.00%(n=4건, 표본이 적어 참고용)보다 +0.81%p 높게 나타났습니다.</w:t>
+        <w:t xml:space="preserve"> 인스타그램 채널 이모지 포함 평균 CTR이 3.81%(n=32건)로 미포함 평균 3.00%(n=4건)보다 +0.81%p 높게 나타났습니다. (이 패턴은 strategy_plan.md의 기획안1과 연결됩니다 — 개별 콘텐츠 조정이 아니라 전체 운영 규칙으로 표준화할 것을 제안합니다)</w:t>
       </w:r>
     </w:p>
     <w:p>

--- a/output/content_prediction_report.docx
+++ b/output/content_prediction_report.docx
@@ -308,7 +308,7 @@
           </w:tcPr>
           <w:p>
             <w:r>
-              <w:t>이미 최적 조합, 유지 권장</w:t>
+              <w:t>숏폼×유튜브 최고 조합(4.38%), 유지 권장</w:t>
             </w:r>
           </w:p>
         </w:tc>
@@ -350,7 +350,7 @@
           </w:tcPr>
           <w:p>
             <w:r>
-              <w:t>발행 시간 조정 시 개선 여지</w:t>
+              <w:t>20시 조정 시 +0.48%p 기대</w:t>
             </w:r>
           </w:p>
         </w:tc>
@@ -392,7 +392,7 @@
           </w:tcPr>
           <w:p>
             <w:r>
-              <w:t>제목 축약 시 큰 개선 여지</w:t>
+              <w:t>제목 30자 미만 축약 시 +1.74%p 기대</w:t>
             </w:r>
           </w:p>
         </w:tc>
@@ -434,7 +434,7 @@
           </w:tcPr>
           <w:p>
             <w:r>
-              <w:t>발행 시간 조정 시 개선 여지</w:t>
+              <w:t>20시 조정 시 +0.48%p 기대</w:t>
             </w:r>
           </w:p>
         </w:tc>
@@ -476,7 +476,7 @@
           </w:tcPr>
           <w:p>
             <w:r>
-              <w:t>벤치마크 부족, 모니터링 필요</w:t>
+              <w:t>저신뢰, 20시+이모지 조정 후 발행</w:t>
             </w:r>
           </w:p>
         </w:tc>
@@ -928,7 +928,7 @@
           </w:tcPr>
           <w:p>
             <w:r>
-              <w:t>조건부 발행 또는 보류</w:t>
+              <w:t>조건부 발행 (20시·이모지 조정 후)</w:t>
             </w:r>
           </w:p>
         </w:tc>

--- a/output/content_prediction_report.docx
+++ b/output/content_prediction_report.docx
@@ -513,6 +513,20 @@
       </w:r>
       <w:r>
         <w:t>: 하드필터(type×channel) 통과 후보 수와, TOP3 중 유사도 2점 이상인 후보의 비율로 판단합니다. 후보가 충분히 많고 TOP3 전원이 2점 이상이면 신뢰도가 높다고 봅니다.</w:t>
+      </w:r>
+    </w:p>
+    <w:p>
+      <w:pPr>
+        <w:pStyle w:val="ListBullet"/>
+      </w:pPr>
+      <w:r>
+        <w:rPr>
+          <w:b/>
+        </w:rPr>
+        <w:t>CTR 하단값 판단 기준</w:t>
+      </w:r>
+      <w:r>
+        <w:t>: CTR 하단값이 3.2%(전체 69건 데이터의 하위 25% 지점)보다 높으면 '양호', 3.2% 이하면 '개선 필요'로 판단합니다.</w:t>
       </w:r>
     </w:p>
     <w:p>
@@ -1835,10 +1849,10 @@
         <w:rPr>
           <w:b/>
         </w:rPr>
-        <w:t>[향후 기획 참고용] 채널은 유지하고 포맷을 카드뉴스에서 숏폼으로 바꿔보세요.</w:t>
+        <w:t>향후 유사 콘텐츠를 기획할 때는 카드뉴스보다 숏폼을 고려해보세요.</w:t>
       </w:r>
       <w:r>
-        <w:t xml:space="preserve"> 이미 완성된 콘텐츠이므로 지금 이 콘텐츠의 포맷을 바꾸라는 의미가 아니라, 다음에 유사한 콘텐츠를 기획할 때 참고할 수치입니다. 인스타그램 채널 내 숏폼 평균 CTR이 4.05%(n=8건)로 카드뉴스보다 +0.32%p 높습니다. (참고: 포맷·채널을 동시에 숏폼×유튜브로 바꾸면 평균 CTR 4.38%(n=13건)로 더 높지만, 두 요소를 동시에 바꾸는 변화라 우선순위는 낮습니다.)</w:t>
+        <w:t xml:space="preserve"> 인스타그램 채널 내 숏폼 평균 CTR이 4.05%(n=8건)로 카드뉴스보다 +0.32%p 높습니다. (참고: 포맷·채널을 동시에 숏폼×유튜브로 바꾸면 평균 CTR 4.38%(n=13건)로 더 높지만, 두 요소를 동시에 바꾸는 변화라 우선순위는 낮습니다.)</w:t>
       </w:r>
     </w:p>
     <w:p>
@@ -2284,7 +2298,7 @@
         <w:pStyle w:val="ListBullet"/>
       </w:pPr>
       <w:r>
-        <w:t>📌 상황: 이 콘텐츠와 형식(유형·채널)이 동일한 과거 콘텐츠는 6건으로, 다른 신규 콘텐츠들보다 비교 대상의 폭이 좁은 편이었습니다.</w:t>
+        <w:t>📌 상황: 비교 대상은 6건으로 적었지만, 그중 2건이 완전일치(7/7)라 신뢰도는 충분했습니다.</w:t>
       </w:r>
     </w:p>
     <w:p>
@@ -2292,7 +2306,7 @@
         <w:pStyle w:val="ListBullet"/>
       </w:pPr>
       <w:r>
-        <w:t>🔍 근거: 다만 6건 모두 조건이 유사했고, 그중 2건은 주제·이모지 유무·발행 시간까지 모든 조건이 일치해 판단 근거로 충분했습니다.</w:t>
+        <w:t>🔍 근거: 6건 모두 조건이 유사했고, 그중 2건은 주제·이모지 유무·발행 시간까지 모든 조건이 일치해 판단 근거로 충분했습니다.</w:t>
       </w:r>
     </w:p>
     <w:p>
@@ -2300,7 +2314,7 @@
         <w:pStyle w:val="ListBullet"/>
       </w:pPr>
       <w:r>
-        <w:t>📊 결론: 따라서 후보 수는 적었으나 후보의 유사도가 높아, 다른 콘텐츠와 동일한 방식으로 비교하는 데 문제가 없었습니다.</w:t>
+        <w:t>📊 결론: 따라서 다른 콘텐츠와 동일한 방식으로 비교했을 때도 신뢰할 수 있는 결과를 얻었습니다.</w:t>
       </w:r>
     </w:p>
     <w:p>
@@ -2674,10 +2688,10 @@
         <w:rPr>
           <w:b/>
         </w:rPr>
-        <w:t>[향후 기획 참고용] 채널은 유지하고 포맷을 인포그래픽에서 숏폼으로 바꿔보세요.</w:t>
+        <w:t>향후 유사 콘텐츠를 기획할 때는 인포그래픽보다 숏폼을 고려해보세요.</w:t>
       </w:r>
       <w:r>
-        <w:t xml:space="preserve"> 이미 완성된 콘텐츠이므로 지금 이 콘텐츠의 포맷을 바꾸라는 의미가 아니라, 다음에 유사한 콘텐츠를 기획할 때 참고할 수치입니다. 인스타그램 채널 내 숏폼 평균 CTR이 4.05%(n=8건)로 인포그래픽보다 +0.80%p 높습니다. (참고: 포맷·채널을 동시에 숏폼×유튜브로 바꾸면 평균 CTR 4.38%(n=13건)로 더 높지만, 두 요소를 동시에 바꾸는 변화라 우선순위는 낮습니다.)</w:t>
+        <w:t xml:space="preserve"> 인스타그램 채널 내 숏폼 평균 CTR이 4.05%(n=8건)로 인포그래픽보다 +0.80%p 높습니다. (참고: 포맷·채널을 동시에 숏폼×유튜브로 바꾸면 평균 CTR 4.38%(n=13건)로 더 높지만, 두 요소를 동시에 바꾸는 변화라 우선순위는 낮습니다.)</w:t>
       </w:r>
     </w:p>
     <w:p>

--- a/output/content_prediction_report.docx
+++ b/output/content_prediction_report.docx
@@ -1038,27 +1038,8 @@
       </w:r>
     </w:p>
     <w:p>
-      <w:pPr>
-        <w:pStyle w:val="ListBullet"/>
-      </w:pPr>
       <w:r>
-        <w:t>📌 상황: 이 콘텐츠는 숏폼×유튜브 형식이며, 이 조합은 과거 데이터 전체에서 CTR이 가장 높았던 조합입니다.</w:t>
-      </w:r>
-    </w:p>
-    <w:p>
-      <w:pPr>
-        <w:pStyle w:val="ListBullet"/>
-      </w:pPr>
-      <w:r>
-        <w:t>🔍 근거: 숏폼×유튜브 콘텐츠(n=13건)의 평균 CTR은 4.38%로, 다른 모든 형식·채널 조합보다 높았습니다.</w:t>
-      </w:r>
-    </w:p>
-    <w:p>
-      <w:pPr>
-        <w:pStyle w:val="ListBullet"/>
-      </w:pPr>
-      <w:r>
-        <w:t>📊 결론: 따라서 형식이나 채널 변경을 제안하기보다, 세부적인 조정에 초점을 맞췄습니다.</w:t>
+        <w:t>이 콘텐츠는 숏폼×유튜브 조합인데, 이 조합이 과거 데이터 전체에서 CTR이 가장 높았던 조합(n=13건, 평균 4.38%)입니다. 다른 어떤 형식·채널 조합보다도 앞서 있었기 때문에, 형식이나 채널을 바꾸라고 제안하기보다는 제목 길이처럼 더 세부적인 부분을 조정하는 쪽으로 방향을 잡았습니다.</w:t>
       </w:r>
     </w:p>
     <w:p>
@@ -1410,10 +1391,10 @@
         <w:rPr>
           <w:b/>
         </w:rPr>
-        <w:t>현재 포맷(숏폼×유튜브)을 그대로 유지하세요.</w:t>
+        <w:t>현재 포맷(숏폼×유튜브)은 그대로 가져가도 됩니다.</w:t>
       </w:r>
       <w:r>
-        <w:t xml:space="preserve"> 학습 데이터 내 최고 CTR 조합(4.38%, n=13건)으로 2위 조합(숏폼×인스타그램, 4.05%, n=8건)보다 +0.33%p 높으므로 포맷·채널 변경은 불필요합니다.</w:t>
+        <w:t xml:space="preserve"> 학습 데이터 전체에서 CTR이 가장 높았던 조합(4.38%, n=13건)이고, 2위인 숏폼×인스타그램(4.05%, n=8건)과도 +0.33%p 차이가 나기 때문에 포맷이나 채널을 바꿀 이유는 없어 보입니다.</w:t>
       </w:r>
     </w:p>
     <w:p>
@@ -1421,16 +1402,13 @@
         <w:pStyle w:val="ListNumber"/>
       </w:pPr>
       <w:r>
-        <w:t xml:space="preserve">🟡 </w:t>
+        <w:t xml:space="preserve">🟡 숏폼 콘텐츠만 놓고 보면 제목이 16자 이상일 때(n=11건) 평균 CTR이 4.45%로, 15자 이하(n=10건)의 4.05%보다 0.40%p 높았습니다. </w:t>
       </w:r>
       <w:r>
         <w:rPr>
           <w:b/>
         </w:rPr>
-        <w:t>제목을 16자 이상으로 늘려보세요.</w:t>
-      </w:r>
-      <w:r>
-        <w:t xml:space="preserve"> 숏폼 콘텐츠 내에서 제목 15자 이하(n=10건) 평균 CTR은 4.05%, 16자 이상(n=11건) 평균 CTR은 4.45%로 +0.40%p 높게 나타났습니다. 현재 제목(15자)보다 조금 더 길게 작성하면 개선 여지가 있습니다.</w:t>
+        <w:t>지금 제목이 15자라 조금 아쉬운 편이니, 한두 글자만 더 붙여보세요.</w:t>
       </w:r>
     </w:p>
     <w:p>
@@ -1455,27 +1433,8 @@
       </w:r>
     </w:p>
     <w:p>
-      <w:pPr>
-        <w:pStyle w:val="ListBullet"/>
-      </w:pPr>
       <w:r>
-        <w:t>📌 상황: 이 콘텐츠와 형식(유형·채널)이 동일한 과거 콘텐츠가 22건 있어, 비교 대상이 풍부한 편이었습니다.</w:t>
-      </w:r>
-    </w:p>
-    <w:p>
-      <w:pPr>
-        <w:pStyle w:val="ListBullet"/>
-      </w:pPr>
-      <w:r>
-        <w:t>🔍 근거: 그중 4건은 주제·이모지 유무·발행 시간까지 모든 조건이 일치해 유사도가 매우 높았습니다.</w:t>
-      </w:r>
-    </w:p>
-    <w:p>
-      <w:pPr>
-        <w:pStyle w:val="ListBullet"/>
-      </w:pPr>
-      <w:r>
-        <w:t>📊 결론: 따라서 별도의 예외 처리 없이 표준 방식으로 비교해도 신뢰할 수 있는 결과를 얻었습니다.</w:t>
+        <w:t>이 콘텐츠와 형식(유형·채널)이 같은 과거 콘텐츠는 22건으로 비교 대상이 풍부했고, 그중 4건은 주제·이모지 유무·발행 시간까지 모든 조건이 일치할 만큼 유사도가 높았습니다. 그래서 별도의 예외 처리 없이 표준 방식으로 비교했고, 결과도 충분히 신뢰할 만했습니다.</w:t>
       </w:r>
     </w:p>
     <w:p>
@@ -1832,10 +1791,10 @@
         <w:rPr>
           <w:b/>
         </w:rPr>
-        <w:t>발행 시간을 18시에서 20시로 조정하세요.</w:t>
+        <w:t>발행 시간을 18시에서 20시로 옮겨보세요.</w:t>
       </w:r>
       <w:r>
-        <w:t xml:space="preserve"> 인스타그램 채널 20시 평균 CTR이 4.19%(n=11건)로 18시 평균 3.71%(n=16건)보다 +0.48%p 높게 나타났습니다. (이 패턴은 strategy_plan.md의 기획안1과 연결됩니다 — 개별 콘텐츠 조정이 아니라 전체 운영 규칙으로 표준화할 것을 제안합니다)</w:t>
+        <w:t xml:space="preserve"> 인스타그램 채널 기준 20시 평균 CTR은 4.19%(n=11건)로 18시 3.71%(n=16건)보다 0.48%p 더 좋았습니다. (strategy_plan.md 기획안1과 같은 맥락이라, 이 콘텐츠 하나만이 아니라 운영 시간대 자체를 20시로 표준화하는 편을 제안합니다.)</w:t>
       </w:r>
     </w:p>
     <w:p>
@@ -1843,16 +1802,16 @@
         <w:pStyle w:val="ListNumber"/>
       </w:pPr>
       <w:r>
-        <w:t xml:space="preserve">🟡 </w:t>
+        <w:t xml:space="preserve">🟡 인스타그램 채널에서는 숏폼 평균 CTR이 4.05%(n=8건)로 카드뉴스보다 0.32%p 앞섭니다. </w:t>
       </w:r>
       <w:r>
         <w:rPr>
           <w:b/>
         </w:rPr>
-        <w:t>향후 유사 콘텐츠를 기획할 때는 카드뉴스보다 숏폼을 고려해보세요.</w:t>
+        <w:t>다음 콘텐츠를 기획할 때는 카드뉴스 대신 숏폼도 고려해보세요.</w:t>
       </w:r>
       <w:r>
-        <w:t xml:space="preserve"> 인스타그램 채널 내 숏폼 평균 CTR이 4.05%(n=8건)로 카드뉴스보다 +0.32%p 높습니다. (참고: 포맷·채널을 동시에 숏폼×유튜브로 바꾸면 평균 CTR 4.38%(n=13건)로 더 높지만, 두 요소를 동시에 바꾸는 변화라 우선순위는 낮습니다.)</w:t>
+        <w:t xml:space="preserve"> (포맷·채널을 한 번에 숏폼×유튜브로 바꾸면 4.38%(n=13건)까지 오르지만, 두 요소를 동시에 바꾸는 것이라 우선순위는 낮게 뒀습니다.)</w:t>
       </w:r>
     </w:p>
     <w:p>
@@ -1877,27 +1836,8 @@
       </w:r>
     </w:p>
     <w:p>
-      <w:pPr>
-        <w:pStyle w:val="ListBullet"/>
-      </w:pPr>
       <w:r>
-        <w:t>📌 상황: 이 콘텐츠는 블로그 제목이 34자로, 과거 데이터에서 CTR이 하락하기 시작하는 기준선(30자)을 이미 초과한 상태입니다.</w:t>
-      </w:r>
-    </w:p>
-    <w:p>
-      <w:pPr>
-        <w:pStyle w:val="ListBullet"/>
-      </w:pPr>
-      <w:r>
-        <w:t>🔍 근거: 다만 형식(유형·채널)이 동일한 과거 콘텐츠 17건 모두 조건이 유사해 비교 근거는 충분했습니다.</w:t>
-      </w:r>
-    </w:p>
-    <w:p>
-      <w:pPr>
-        <w:pStyle w:val="ListBullet"/>
-      </w:pPr>
-      <w:r>
-        <w:t>📊 결론: 따라서 유사 콘텐츠와의 비교 자체는 안정적으로 이루어졌으나, 제목 길이는 별도로 점검할 필요가 있었습니다.</w:t>
+        <w:t>이 콘텐츠는 제목이 34자로, 과거 데이터에서 CTR이 꺾이기 시작하는 기준선인 30자를 이미 넘어선 상태입니다. 다만 형식(유형·채널)이 같은 과거 콘텐츠 17건 모두 조건이 유사해 비교 근거 자체는 탄탄했습니다. 즉 비교는 안정적으로 이루어졌지만, 제목 길이만큼은 따로 짚고 넘어가야 하는 콘텐츠였습니다.</w:t>
       </w:r>
     </w:p>
     <w:p>
@@ -2249,10 +2189,10 @@
         <w:rPr>
           <w:b/>
         </w:rPr>
-        <w:t>제목을 30자 미만으로 축약하세요.</w:t>
+        <w:t>제목은 30자 밑으로 줄이는 걸 권합니다.</w:t>
       </w:r>
       <w:r>
-        <w:t xml:space="preserve"> 블로그 짧은 제목 평균 CTR이 3.31%(n=15건)로 30자 이상 제목의 평균 1.57%(n=4건)보다 +1.74%p 높게 나타났습니다.</w:t>
+        <w:t xml:space="preserve"> 블로그에서 짧은 제목(n=15건)은 평균 CTR 3.31%, 30자 이상(n=4건)은 1.57%로 차이가 꽤 컸습니다(+1.74%p).</w:t>
       </w:r>
     </w:p>
     <w:p>
@@ -2260,16 +2200,13 @@
         <w:pStyle w:val="ListNumber"/>
       </w:pPr>
       <w:r>
-        <w:t xml:space="preserve">🟡 </w:t>
+        <w:t xml:space="preserve">🟡 블로그 채널은 12시 발행(n=9건) 평균 CTR이 3.10%로 8시(n=10건)의 2.81%보다 0.29%p 앞섰습니다. </w:t>
       </w:r>
       <w:r>
         <w:rPr>
           <w:b/>
         </w:rPr>
-        <w:t>발행 시간을 8시에서 12시로 조정하세요.</w:t>
-      </w:r>
-      <w:r>
-        <w:t xml:space="preserve"> 블로그 채널 12시 평균 CTR이 3.10%(n=9건)로 8시 평균 2.81%(n=10건)보다 +0.29%p 높게 나타났습니다.</w:t>
+        <w:t>발행 시간을 8시보다는 12시 쪽으로 조정해보세요.</w:t>
       </w:r>
     </w:p>
     <w:p>
@@ -2294,27 +2231,8 @@
       </w:r>
     </w:p>
     <w:p>
-      <w:pPr>
-        <w:pStyle w:val="ListBullet"/>
-      </w:pPr>
       <w:r>
-        <w:t>📌 상황: 비교 대상은 6건으로 적었지만, 그중 2건이 완전일치(7/7)라 신뢰도는 충분했습니다.</w:t>
-      </w:r>
-    </w:p>
-    <w:p>
-      <w:pPr>
-        <w:pStyle w:val="ListBullet"/>
-      </w:pPr>
-      <w:r>
-        <w:t>🔍 근거: 6건 모두 조건이 유사했고, 그중 2건은 주제·이모지 유무·발행 시간까지 모든 조건이 일치해 판단 근거로 충분했습니다.</w:t>
-      </w:r>
-    </w:p>
-    <w:p>
-      <w:pPr>
-        <w:pStyle w:val="ListBullet"/>
-      </w:pPr>
-      <w:r>
-        <w:t>📊 결론: 따라서 다른 콘텐츠와 동일한 방식으로 비교했을 때도 신뢰할 수 있는 결과를 얻었습니다.</w:t>
+        <w:t>비교 대상은 6건뿐이라 다른 콘텐츠보다 적은 편이지만, 그중 2건이 완전일치(7/7)였고 나머지도 조건이 유사해 판단 근거로는 충분했습니다. 표본이 적다고 결과를 깎아서 볼 필요는 없었고, 다른 콘텐츠와 같은 방식으로 비교해도 신뢰할 수 있는 수준이었습니다.</w:t>
       </w:r>
     </w:p>
     <w:p>
@@ -2671,10 +2589,10 @@
         <w:rPr>
           <w:b/>
         </w:rPr>
-        <w:t>발행 시간을 18시에서 20시로 조정하세요.</w:t>
+        <w:t>이 콘텐츠도 20시 발행이 유리합니다.</w:t>
       </w:r>
       <w:r>
-        <w:t xml:space="preserve"> 인스타그램 채널 20시 평균 CTR이 4.19%(n=11건)로 18시 평균 3.71%(n=16건)보다 +0.48%p 높게 나타났습니다. (이 패턴은 strategy_plan.md의 기획안1과 연결됩니다 — 개별 콘텐츠 조정이 아니라 전체 운영 규칙으로 표준화할 것을 제안합니다)</w:t>
+        <w:t xml:space="preserve"> 인스타그램 채널의 20시 평균 CTR은 4.19%(n=11건)로 18시 3.71%(n=16건)보다 0.48%p 높습니다. (신규2와 같은 패턴으로, strategy_plan.md 기획안1처럼 개별 조정보다 운영 시간대 표준화로 접근하는 게 낫습니다.)</w:t>
       </w:r>
     </w:p>
     <w:p>
@@ -2682,16 +2600,16 @@
         <w:pStyle w:val="ListNumber"/>
       </w:pPr>
       <w:r>
-        <w:t xml:space="preserve">🟡 </w:t>
+        <w:t xml:space="preserve">🟡 인포그래픽보다는 숏폼 쪽이 유리해 보입니다. 인스타그램 채널 내 숏폼 평균 CTR이 4.05%(n=8건)로 인포그래픽보다 0.80%p 높았습니다. </w:t>
       </w:r>
       <w:r>
         <w:rPr>
           <w:b/>
         </w:rPr>
-        <w:t>향후 유사 콘텐츠를 기획할 때는 인포그래픽보다 숏폼을 고려해보세요.</w:t>
+        <w:t>다음 기획 시 참고하세요.</w:t>
       </w:r>
       <w:r>
-        <w:t xml:space="preserve"> 인스타그램 채널 내 숏폼 평균 CTR이 4.05%(n=8건)로 인포그래픽보다 +0.80%p 높습니다. (참고: 포맷·채널을 동시에 숏폼×유튜브로 바꾸면 평균 CTR 4.38%(n=13건)로 더 높지만, 두 요소를 동시에 바꾸는 변화라 우선순위는 낮습니다.)</w:t>
+        <w:t xml:space="preserve"> (숏폼×유튜브 조합까지 가면 4.38%(n=13건)로 더 오르지만, 포맷과 채널을 동시에 바꾸는 일이라 우선순위는 낮춰뒀습니다.)</w:t>
       </w:r>
     </w:p>
     <w:p>
@@ -2716,27 +2634,8 @@
       </w:r>
     </w:p>
     <w:p>
-      <w:pPr>
-        <w:pStyle w:val="ListBullet"/>
-      </w:pPr>
       <w:r>
-        <w:t>📌 상황: 형식이 유사한 과거 콘텐츠가 8건 있었으나, 그중 조건까지 실제로 유사하다고 볼 수 있는 콘텐츠는 1건에 불과했습니다.</w:t>
-      </w:r>
-    </w:p>
-    <w:p>
-      <w:pPr>
-        <w:pStyle w:val="ListBullet"/>
-      </w:pPr>
-      <w:r>
-        <w:t>🔍 근거: 가장 유사했던 콘텐츠(C007)조차 주제만 일치했으며, 나머지 후보는 해당 조건마저 일치하지 않았습니다.</w:t>
-      </w:r>
-    </w:p>
-    <w:p>
-      <w:pPr>
-        <w:pStyle w:val="ListBullet"/>
-      </w:pPr>
-      <w:r>
-        <w:t>📊 결론: 따라서 아래 예상 범위는 참고용으로 활용하고, 발행 후 실제 성과를 반드시 확인해야 합니다.</w:t>
+        <w:t>형식이 같은 과거 콘텐츠는 8건 있었지만, 조건까지 실제로 비슷하다고 할 수 있는 건 1건뿐이었습니다. 가장 유사하다는 C007조차 주제만 겹칠 뿐이었고, 나머지 후보는 그마저도 맞지 않았습니다. 그만큼 벤치마크 자체가 약하기 때문에, 아래 예상 범위는 참고용으로만 보고 발행 후 실제 성과를 꼭 확인해야 합니다.</w:t>
       </w:r>
     </w:p>
     <w:p>
@@ -3105,10 +3004,10 @@
         <w:rPr>
           <w:b/>
         </w:rPr>
-        <w:t>발행 시간을 12시에서 20시로 조정하세요.</w:t>
+        <w:t>발행 시간을 20시로 옮기세요.</w:t>
       </w:r>
       <w:r>
-        <w:t xml:space="preserve"> 인스타그램 채널 20시 평균 CTR이 4.19%(n=11건)로 12시 평균 3.17%(n=7건)보다 +1.02%p 높게 나타났습니다. (이 패턴은 strategy_plan.md의 기획안1과 연결됩니다 — 개별 콘텐츠 조정이 아니라 전체 운영 규칙으로 표준화할 것을 제안합니다)</w:t>
+        <w:t xml:space="preserve"> 인스타그램 채널 20시 평균 CTR(4.19%, n=11건)이 12시(3.17%, n=7건)보다 1.02%p나 높아 차이가 뚜렷했습니다. (신규2·4와 마찬가지로 strategy_plan.md 기획안1의 운영 시간대 표준화 제안과 연결됩니다.)</w:t>
       </w:r>
     </w:p>
     <w:p>
@@ -3116,16 +3015,7 @@
         <w:pStyle w:val="ListNumber"/>
       </w:pPr>
       <w:r>
-        <w:t xml:space="preserve">🟠 </w:t>
-      </w:r>
-      <w:r>
-        <w:rPr>
-          <w:b/>
-        </w:rPr>
-        <w:t>제목에 이모지를 추가하세요.</w:t>
-      </w:r>
-      <w:r>
-        <w:t xml:space="preserve"> 인스타그램 채널 이모지 포함 평균 CTR이 3.81%(n=32건)로 미포함 평균 3.00%(n=4건)보다 +0.81%p 높게 나타났습니다. (이 패턴은 strategy_plan.md의 기획안1과 연결됩니다 — 개별 콘텐츠 조정이 아니라 전체 운영 규칙으로 표준화할 것을 제안합니다)</w:t>
+        <w:t>🟠 제목에 이모지도 넣어보세요. 인스타그램 채널에서 이모지를 포함한 콘텐츠(n=32건)는 평균 CTR 3.81%, 없는 경우(n=4건)는 3.00%로 0.81%p 차이가 있었습니다. (역시 strategy_plan.md 기획안1과 연결되는 운영 규칙 표준화 제안입니다.)</w:t>
       </w:r>
     </w:p>
     <w:p>

--- a/output/content_prediction_report.docx
+++ b/output/content_prediction_report.docx
@@ -92,7 +92,7 @@
         <w:pStyle w:val="IntenseQuote"/>
       </w:pPr>
       <w:r>
-        <w:t>- 하드필터/가중점수: 유사 콘텐츠를 찾는 기준(아래 '유사도 기준' 참고)</w:t>
+        <w:t>- 하드필터(type×channel이 동일한 콘텐츠만 후보로 선별하는 1차 필터)/가중점수: 유사 콘텐츠를 찾는 기준(아래 '유사도 기준' 참고)</w:t>
       </w:r>
     </w:p>
     <w:p>
@@ -1794,7 +1794,7 @@
         <w:t>발행 시간을 18시에서 20시로 옮겨보세요.</w:t>
       </w:r>
       <w:r>
-        <w:t xml:space="preserve"> 인스타그램 채널 기준 20시 평균 CTR은 4.19%(n=11건)로 18시 3.71%(n=16건)보다 0.48%p 더 좋았습니다. (strategy_plan.md 기획안1과 같은 맥락이라, 이 콘텐츠 하나만이 아니라 운영 시간대 자체를 20시로 표준화하는 편을 제안합니다.)</w:t>
+        <w:t xml:space="preserve"> 인스타그램 채널 기준 20시 평균 CTR은 4.19%(n=11건)로 18시 3.71%(n=16건)보다 0.48%p 더 좋았습니다. (strategy_plan.md 기획안1과 같은 맥락이라, 이 콘텐츠 하나만이 아니라 운영 시간대 자체를 20시로 표준화하는 편을 제안합니다.) (기획안1: 인스타그램·유튜브 발행 시간 20시 고정 + 이모지 표준화 운영 규칙)</w:t>
       </w:r>
     </w:p>
     <w:p>
@@ -2592,7 +2592,7 @@
         <w:t>이 콘텐츠도 20시 발행이 유리합니다.</w:t>
       </w:r>
       <w:r>
-        <w:t xml:space="preserve"> 인스타그램 채널의 20시 평균 CTR은 4.19%(n=11건)로 18시 3.71%(n=16건)보다 0.48%p 높습니다. (신규2와 같은 패턴으로, strategy_plan.md 기획안1처럼 개별 조정보다 운영 시간대 표준화로 접근하는 게 낫습니다.)</w:t>
+        <w:t xml:space="preserve"> 인스타그램 채널의 20시 평균 CTR은 4.19%(n=11건)로 18시 3.71%(n=16건)보다 0.48%p 높습니다. (신규2와 같은 패턴으로, strategy_plan.md 기획안1처럼 개별 조정보다 운영 시간대 표준화로 접근하는 게 낫습니다.) (기획안1: 인스타그램·유튜브 발행 시간 20시 고정 + 이모지 표준화 운영 규칙)</w:t>
       </w:r>
     </w:p>
     <w:p>
@@ -3007,7 +3007,7 @@
         <w:t>발행 시간을 20시로 옮기세요.</w:t>
       </w:r>
       <w:r>
-        <w:t xml:space="preserve"> 인스타그램 채널 20시 평균 CTR(4.19%, n=11건)이 12시(3.17%, n=7건)보다 1.02%p나 높아 차이가 뚜렷했습니다. (신규2·4와 마찬가지로 strategy_plan.md 기획안1의 운영 시간대 표준화 제안과 연결됩니다.)</w:t>
+        <w:t xml:space="preserve"> 인스타그램 채널 20시 평균 CTR(4.19%, n=11건)이 12시(3.17%, n=7건)보다 1.02%p나 높아 차이가 뚜렷했습니다. (신규2·4와 마찬가지로 strategy_plan.md 기획안1의 운영 시간대 표준화 제안과 연결됩니다.) (기획안1: 인스타그램·유튜브 발행 시간 20시 고정 + 이모지 표준화 운영 규칙)</w:t>
       </w:r>
     </w:p>
     <w:p>
@@ -3015,7 +3015,7 @@
         <w:pStyle w:val="ListNumber"/>
       </w:pPr>
       <w:r>
-        <w:t>🟠 제목에 이모지도 넣어보세요. 인스타그램 채널에서 이모지를 포함한 콘텐츠(n=32건)는 평균 CTR 3.81%, 없는 경우(n=4건)는 3.00%로 0.81%p 차이가 있었습니다. (역시 strategy_plan.md 기획안1과 연결되는 운영 규칙 표준화 제안입니다.)</w:t>
+        <w:t>🟠 제목에 이모지도 넣어보세요. 인스타그램 채널에서 이모지를 포함한 콘텐츠(n=32건)는 평균 CTR 3.81%, 없는 경우(n=4건)는 3.00%로 0.81%p 차이가 있었습니다. (역시 strategy_plan.md 기획안1과 연결되는 운영 규칙 표준화 제안입니다.) (기획안1: 인스타그램·유튜브 발행 시간 20시 고정 + 이모지 표준화 운영 규칙)</w:t>
       </w:r>
     </w:p>
     <w:p>
@@ -3052,7 +3052,7 @@
         <w:pStyle w:val="ListBullet"/>
       </w:pPr>
       <w:r>
-        <w:t>더 자세한 수치와 판단 기준은 `decisions.md`에 정리해두었습니다(참고용 — 설계 근거를 더 자세히 알고 싶은 경우 확인).</w:t>
+        <w:t>더 자세한 수치와 판단 기준은 `decisions.md`에 정리해두었습니다(참고용 — 설계 근거를 더 자세히 알고 싶은 경우 확인). (유사도 기준 설계·결측 처리·개선 제안 선정 근거 등 주요 의사결정 로그)</w:t>
       </w:r>
     </w:p>
     <w:p>
@@ -3061,6 +3061,22 @@
       </w:pPr>
       <w:r>
         <w:t>이 진단 결과를 바탕으로 한 발행 전략 기획안은 `strategy_plan.md`에 별도로 정리되어 있습니다.</w:t>
+      </w:r>
+    </w:p>
+    <w:p>
+      <w:pPr>
+        <w:pStyle w:val="ListBullet"/>
+      </w:pPr>
+      <w:r>
+        <w:t>발행 전략 기획안 전체는 `strategy_plan.md`에 정리되어 있습니다. 기획안1(소셜 채널 20시 발행+이모지 표준화)과 기획안2(블로그 제목 30자 룰)를 참고하세요.</w:t>
+      </w:r>
+    </w:p>
+    <w:p>
+      <w:pPr>
+        <w:pStyle w:val="ListBullet"/>
+      </w:pPr>
+      <w:r>
+        <w:t>`predict_pipeline.py`를 사용하면 새로운 콘텐츠 CSV를 넣었을 때 동일한 진단 리포트를 자동으로 생성할 수 있습니다.</w:t>
       </w:r>
     </w:p>
     <w:sectPr>

--- a/output/content_prediction_report.docx
+++ b/output/content_prediction_report.docx
@@ -3060,14 +3060,6 @@
         <w:pStyle w:val="ListBullet"/>
       </w:pPr>
       <w:r>
-        <w:t>이 진단 결과를 바탕으로 한 발행 전략 기획안은 `strategy_plan.md`에 별도로 정리되어 있습니다.</w:t>
-      </w:r>
-    </w:p>
-    <w:p>
-      <w:pPr>
-        <w:pStyle w:val="ListBullet"/>
-      </w:pPr>
-      <w:r>
         <w:t>발행 전략 기획안 전체는 `strategy_plan.md`에 정리되어 있습니다. 기획안1(소셜 채널 20시 발행+이모지 표준화)과 기획안2(블로그 제목 30자 룰)를 참고하세요.</w:t>
       </w:r>
     </w:p>
